--- a/deliverables/Final Deliverables/SURIMI_D3.8_MSE_final.docx
+++ b/deliverables/Final Deliverables/SURIMI_D3.8_MSE_final.docx
@@ -27,7 +27,7 @@
             <w:pStyle w:val="Title"/>
           </w:pPr>
           <w:r>
-            <w:t xml:space="preserve">MSE policy model</w:t>
+            <w:t>MSE policy model</w:t>
           </w:r>
         </w:p>
         <w:p>
@@ -42,7 +42,7 @@
               <w:rFonts w:asciiTheme="minorHAnsi" w:hAnsiTheme="minorHAnsi" w:cstheme="minorHAnsi"/>
               <w:color w:val="FFFFFF" w:themeColor="background1"/>
             </w:rPr>
-            <w:t xml:space="preserve">D3.8</w:t>
+            <w:t>D3.8</w:t>
           </w:r>
         </w:p>
         <w:p>
@@ -57,7 +57,13 @@
             <w:pStyle w:val="Subtitle"/>
           </w:pPr>
           <w:r>
-            <w:t xml:space="preserve">31 October 2026 | Version 0</w:t>
+            <w:t xml:space="preserve">31 October 2026 | </w:t>
+          </w:r>
+          <w:r>
+            <w:t xml:space="preserve">Final </w:t>
+          </w:r>
+          <w:r>
+            <w:t>Version</w:t>
           </w:r>
         </w:p>
         <w:p>
@@ -71,7 +77,7 @@
             <w:rPr>
               <w:rStyle w:val="SubtleEmphasis"/>
             </w:rPr>
-            <w:t xml:space="preserve">Rik Kreeftenberg, Jeroen Steenbeek, Villy Christensen (EII)</w:t>
+            <w:t>Rik Kreeftenberg, Jeroen Steenbeek, Villy Christensen (EII)</w:t>
           </w:r>
         </w:p>
         <w:p>
@@ -87,7 +93,7 @@
               <w:b/>
               <w:bCs/>
             </w:rPr>
-            <w:t xml:space="preserve">Public</w:t>
+            <w:t>Public</w:t>
           </w:r>
         </w:p>
         <w:p>
@@ -101,12 +107,12 @@
       <w:pPr>
         <w:pStyle w:val="Heading1"/>
       </w:pPr>
-      <w:bookmarkStart xmlns:a="http://schemas.openxmlformats.org/drawingml/2006/main" xmlns:pic="http://schemas.openxmlformats.org/drawingml/2006/picture" w:id="501" w:name="_TocS000501"/>
+      <w:bookmarkStart w:id="0" w:name="_Toc244163046"/>
       <w:r>
         <w:lastRenderedPageBreak/>
         <w:t>Document information</w:t>
       </w:r>
-      <w:bookmarkEnd xmlns:a="http://schemas.openxmlformats.org/drawingml/2006/main" xmlns:pic="http://schemas.openxmlformats.org/drawingml/2006/picture" w:id="501"/>
+      <w:bookmarkEnd w:id="0"/>
     </w:p>
     <w:p/>
     <w:tbl>
@@ -248,7 +254,7 @@
               <w:cnfStyle w:val="000000100000" w:firstRow="0" w:lastRow="0" w:firstColumn="0" w:lastColumn="0" w:oddVBand="0" w:evenVBand="0" w:oddHBand="1" w:evenHBand="0" w:firstRowFirstColumn="0" w:firstRowLastColumn="0" w:lastRowFirstColumn="0" w:lastRowLastColumn="0"/>
             </w:pPr>
             <w:r>
-              <w:t xml:space="preserve">D3.8</w:t>
+              <w:t>D3.8</w:t>
             </w:r>
           </w:p>
         </w:tc>
@@ -279,7 +285,7 @@
               <w:cnfStyle w:val="000000000000" w:firstRow="0" w:lastRow="0" w:firstColumn="0" w:lastColumn="0" w:oddVBand="0" w:evenVBand="0" w:oddHBand="0" w:evenHBand="0" w:firstRowFirstColumn="0" w:firstRowLastColumn="0" w:lastRowFirstColumn="0" w:lastRowLastColumn="0"/>
             </w:pPr>
             <w:r>
-              <w:t xml:space="preserve">WP3</w:t>
+              <w:t>WP3</w:t>
             </w:r>
           </w:p>
         </w:tc>
@@ -311,7 +317,7 @@
               <w:cnfStyle w:val="000000100000" w:firstRow="0" w:lastRow="0" w:firstColumn="0" w:lastColumn="0" w:oddVBand="0" w:evenVBand="0" w:oddHBand="1" w:evenHBand="0" w:firstRowFirstColumn="0" w:firstRowLastColumn="0" w:lastRowFirstColumn="0" w:lastRowLastColumn="0"/>
             </w:pPr>
             <w:r>
-              <w:t xml:space="preserve">MSE policy model</w:t>
+              <w:t>MSE policy model</w:t>
             </w:r>
           </w:p>
         </w:tc>
@@ -342,7 +348,7 @@
               <w:cnfStyle w:val="000000000000" w:firstRow="0" w:lastRow="0" w:firstColumn="0" w:lastColumn="0" w:oddVBand="0" w:evenVBand="0" w:oddHBand="0" w:evenHBand="0" w:firstRowFirstColumn="0" w:firstRowLastColumn="0" w:lastRowFirstColumn="0" w:lastRowLastColumn="0"/>
             </w:pPr>
             <w:r>
-              <w:t xml:space="preserve">UOXF</w:t>
+              <w:t>UOXF</w:t>
             </w:r>
           </w:p>
         </w:tc>
@@ -374,7 +380,7 @@
               <w:cnfStyle w:val="000000100000" w:firstRow="0" w:lastRow="0" w:firstColumn="0" w:lastColumn="0" w:oddVBand="0" w:evenVBand="0" w:oddHBand="1" w:evenHBand="0" w:firstRowFirstColumn="0" w:firstRowLastColumn="0" w:lastRowFirstColumn="0" w:lastRowLastColumn="0"/>
             </w:pPr>
             <w:r>
-              <w:t xml:space="preserve">Rik Kreeftenberg, Jeroen Steenbeek, Villy Christensen (EII)</w:t>
+              <w:t>Rik Kreeftenberg, Jeroen Steenbeek, Villy Christensen (EII)</w:t>
             </w:r>
           </w:p>
         </w:tc>
@@ -405,7 +411,7 @@
               <w:cnfStyle w:val="000000000000" w:firstRow="0" w:lastRow="0" w:firstColumn="0" w:lastColumn="0" w:oddVBand="0" w:evenVBand="0" w:oddHBand="0" w:evenHBand="0" w:firstRowFirstColumn="0" w:firstRowLastColumn="0" w:lastRowFirstColumn="0" w:lastRowLastColumn="0"/>
             </w:pPr>
             <w:r>
-              <w:t xml:space="preserve">31 October 2026</w:t>
+              <w:t>31 October 2026</w:t>
             </w:r>
           </w:p>
         </w:tc>
@@ -436,9 +442,6 @@
             <w:pPr>
               <w:cnfStyle w:val="000000100000" w:firstRow="0" w:lastRow="0" w:firstColumn="0" w:lastColumn="0" w:oddVBand="0" w:evenVBand="0" w:oddHBand="1" w:evenHBand="0" w:firstRowFirstColumn="0" w:firstRowLastColumn="0" w:lastRowFirstColumn="0" w:lastRowLastColumn="0"/>
             </w:pPr>
-            <w:r>
-              <w:t xml:space="preserve"/>
-            </w:r>
           </w:p>
         </w:tc>
       </w:tr>
@@ -468,8 +471,7 @@
               <w:cnfStyle w:val="000000000000" w:firstRow="0" w:lastRow="0" w:firstColumn="0" w:lastColumn="0" w:oddVBand="0" w:evenVBand="0" w:oddHBand="0" w:evenHBand="0" w:firstRowFirstColumn="0" w:firstRowLastColumn="0" w:lastRowFirstColumn="0" w:lastRowLastColumn="0"/>
             </w:pPr>
             <w:r>
-              <w:rPr/>
-              <w:t xml:space="preserve">Public</w:t>
+              <w:t>Public</w:t>
             </w:r>
           </w:p>
         </w:tc>
@@ -501,8 +503,7 @@
               <w:cnfStyle w:val="000000100000" w:firstRow="0" w:lastRow="0" w:firstColumn="0" w:lastColumn="0" w:oddVBand="0" w:evenVBand="0" w:oddHBand="1" w:evenHBand="0" w:firstRowFirstColumn="0" w:firstRowLastColumn="0" w:lastRowFirstColumn="0" w:lastRowLastColumn="0"/>
             </w:pPr>
             <w:r>
-              <w:rPr/>
-              <w:t xml:space="preserve">Other</w:t>
+              <w:t>Other</w:t>
             </w:r>
           </w:p>
         </w:tc>
@@ -572,7 +573,7 @@
           </w:tcPr>
           <w:p>
             <w:r>
-              <w:t xml:space="preserve">Version 0</w:t>
+              <w:t>Version 0</w:t>
             </w:r>
           </w:p>
         </w:tc>
@@ -586,7 +587,82 @@
               <w:cnfStyle w:val="000000100000" w:firstRow="0" w:lastRow="0" w:firstColumn="0" w:lastColumn="0" w:oddVBand="0" w:evenVBand="0" w:oddHBand="1" w:evenHBand="0" w:firstRowFirstColumn="0" w:firstRowLastColumn="0" w:lastRowFirstColumn="0" w:lastRowLastColumn="0"/>
             </w:pPr>
             <w:r>
-              <w:t xml:space="preserve">Initial version</w:t>
+              <w:t>Initial version</w:t>
+            </w:r>
+          </w:p>
+        </w:tc>
+      </w:tr>
+      <w:tr>
+        <w:tblPrEx>
+          <w:tblCellMar>
+            <w:top w:w="0" w:type="dxa"/>
+            <w:left w:w="108" w:type="dxa"/>
+            <w:bottom w:w="0" w:type="dxa"/>
+            <w:right w:w="108" w:type="dxa"/>
+          </w:tblCellMar>
+        </w:tblPrEx>
+        <w:trPr>
+          <w:trHeight w:val="397"/>
+        </w:trPr>
+        <w:tc>
+          <w:tcPr>
+            <w:cnfStyle w:val="001000000000" w:firstRow="0" w:lastRow="0" w:firstColumn="1" w:lastColumn="0" w:oddVBand="0" w:evenVBand="0" w:oddHBand="0" w:evenHBand="0" w:firstRowFirstColumn="0" w:firstRowLastColumn="0" w:lastRowFirstColumn="0" w:lastRowLastColumn="0"/>
+            <w:tcW w:w="2405" w:type="dxa"/>
+          </w:tcPr>
+          <w:p>
+            <w:r>
+              <w:t>Version 1</w:t>
+            </w:r>
+          </w:p>
+        </w:tc>
+        <w:tc>
+          <w:tcPr>
+            <w:tcW w:w="6611" w:type="dxa"/>
+          </w:tcPr>
+          <w:p>
+            <w:pPr>
+              <w:cnfStyle w:val="000000000000" w:firstRow="0" w:lastRow="0" w:firstColumn="0" w:lastColumn="0" w:oddVBand="0" w:evenVBand="0" w:oddHBand="0" w:evenHBand="0" w:firstRowFirstColumn="0" w:firstRowLastColumn="0" w:lastRowFirstColumn="0" w:lastRowLastColumn="0"/>
+            </w:pPr>
+            <w:r>
+              <w:t>Addition of figures</w:t>
+            </w:r>
+          </w:p>
+        </w:tc>
+      </w:tr>
+      <w:tr>
+        <w:tblPrEx>
+          <w:tblCellMar>
+            <w:top w:w="0" w:type="dxa"/>
+            <w:left w:w="108" w:type="dxa"/>
+            <w:bottom w:w="0" w:type="dxa"/>
+            <w:right w:w="108" w:type="dxa"/>
+          </w:tblCellMar>
+        </w:tblPrEx>
+        <w:trPr>
+          <w:cnfStyle w:val="000000100000" w:firstRow="0" w:lastRow="0" w:firstColumn="0" w:lastColumn="0" w:oddVBand="0" w:evenVBand="0" w:oddHBand="1" w:evenHBand="0" w:firstRowFirstColumn="0" w:firstRowLastColumn="0" w:lastRowFirstColumn="0" w:lastRowLastColumn="0"/>
+          <w:trHeight w:val="397"/>
+        </w:trPr>
+        <w:tc>
+          <w:tcPr>
+            <w:cnfStyle w:val="001000000000" w:firstRow="0" w:lastRow="0" w:firstColumn="1" w:lastColumn="0" w:oddVBand="0" w:evenVBand="0" w:oddHBand="0" w:evenHBand="0" w:firstRowFirstColumn="0" w:firstRowLastColumn="0" w:lastRowFirstColumn="0" w:lastRowLastColumn="0"/>
+            <w:tcW w:w="2405" w:type="dxa"/>
+          </w:tcPr>
+          <w:p>
+            <w:r>
+              <w:t>Final Version</w:t>
+            </w:r>
+          </w:p>
+        </w:tc>
+        <w:tc>
+          <w:tcPr>
+            <w:tcW w:w="6611" w:type="dxa"/>
+          </w:tcPr>
+          <w:p>
+            <w:pPr>
+              <w:cnfStyle w:val="000000100000" w:firstRow="0" w:lastRow="0" w:firstColumn="0" w:lastColumn="0" w:oddVBand="0" w:evenVBand="0" w:oddHBand="1" w:evenHBand="0" w:firstRowFirstColumn="0" w:firstRowLastColumn="0" w:lastRowFirstColumn="0" w:lastRowLastColumn="0"/>
+            </w:pPr>
+            <w:r>
+              <w:t>Transferred to doc template</w:t>
             </w:r>
           </w:p>
         </w:tc>
@@ -605,15 +681,15 @@
       <w:pPr>
         <w:pStyle w:val="Heading1"/>
       </w:pPr>
-      <w:bookmarkStart xmlns:a="http://schemas.openxmlformats.org/drawingml/2006/main" xmlns:pic="http://schemas.openxmlformats.org/drawingml/2006/picture" w:id="502" w:name="_TocS000502"/>
+      <w:bookmarkStart w:id="1" w:name="_Toc244163047"/>
       <w:r>
         <w:lastRenderedPageBreak/>
         <w:t>SUMMARY</w:t>
       </w:r>
+      <w:bookmarkEnd w:id="1"/>
       <w:r>
         <w:t xml:space="preserve"> </w:t>
       </w:r>
-      <w:bookmarkEnd xmlns:a="http://schemas.openxmlformats.org/drawingml/2006/main" xmlns:pic="http://schemas.openxmlformats.org/drawingml/2006/picture" w:id="502"/>
     </w:p>
     <w:tbl>
       <w:tblPr>
@@ -634,20 +710,19 @@
       </w:tblGrid>
       <w:tr>
         <w:trPr>
+          <w:cnfStyle w:val="100000000000" w:firstRow="1" w:lastRow="0" w:firstColumn="0" w:lastColumn="0" w:oddVBand="0" w:evenVBand="0" w:oddHBand="0" w:evenHBand="0" w:firstRowFirstColumn="0" w:firstRowLastColumn="0" w:lastRowFirstColumn="0" w:lastRowLastColumn="0"/>
+          <w:trHeight w:val="397"/>
           <w:tblHeader/>
-          <w:trHeight w:val="397"/>
         </w:trPr>
         <w:tc>
           <w:tcPr>
+            <w:cnfStyle w:val="001000000000" w:firstRow="0" w:lastRow="0" w:firstColumn="1" w:lastColumn="0" w:oddVBand="0" w:evenVBand="0" w:oddHBand="0" w:evenHBand="0" w:firstRowFirstColumn="0" w:firstRowLastColumn="0" w:lastRowFirstColumn="0" w:lastRowLastColumn="0"/>
             <w:tcW w:w="2405" w:type="dxa"/>
             <w:vAlign w:val="center"/>
           </w:tcPr>
           <w:p>
-            <w:pPr>
-              <w:spacing w:after="0"/>
-            </w:pPr>
-            <w:r>
-              <w:t xml:space="preserve">Entry</w:t>
+            <w:r>
+              <w:t>Entry</w:t>
             </w:r>
           </w:p>
         </w:tc>
@@ -658,10 +733,43 @@
           </w:tcPr>
           <w:p>
             <w:pPr>
-              <w:spacing w:after="0"/>
-            </w:pPr>
-            <w:r>
-              <w:t xml:space="preserve">Detail</w:t>
+              <w:cnfStyle w:val="100000000000" w:firstRow="1" w:lastRow="0" w:firstColumn="0" w:lastColumn="0" w:oddVBand="0" w:evenVBand="0" w:oddHBand="0" w:evenHBand="0" w:firstRowFirstColumn="0" w:firstRowLastColumn="0" w:lastRowFirstColumn="0" w:lastRowLastColumn="0"/>
+            </w:pPr>
+            <w:r>
+              <w:t>Detail</w:t>
+            </w:r>
+          </w:p>
+        </w:tc>
+      </w:tr>
+      <w:tr>
+        <w:trPr>
+          <w:cnfStyle w:val="000000100000" w:firstRow="0" w:lastRow="0" w:firstColumn="0" w:lastColumn="0" w:oddVBand="0" w:evenVBand="0" w:oddHBand="1" w:evenHBand="0" w:firstRowFirstColumn="0" w:firstRowLastColumn="0" w:lastRowFirstColumn="0" w:lastRowLastColumn="0"/>
+          <w:cantSplit/>
+          <w:trHeight w:val="340"/>
+        </w:trPr>
+        <w:tc>
+          <w:tcPr>
+            <w:cnfStyle w:val="001000000000" w:firstRow="0" w:lastRow="0" w:firstColumn="1" w:lastColumn="0" w:oddVBand="0" w:evenVBand="0" w:oddHBand="0" w:evenHBand="0" w:firstRowFirstColumn="0" w:firstRowLastColumn="0" w:lastRowFirstColumn="0" w:lastRowLastColumn="0"/>
+            <w:tcW w:w="2405" w:type="dxa"/>
+            <w:vAlign w:val="center"/>
+          </w:tcPr>
+          <w:p>
+            <w:r>
+              <w:t>Programming language</w:t>
+            </w:r>
+          </w:p>
+        </w:tc>
+        <w:tc>
+          <w:tcPr>
+            <w:tcW w:w="6611" w:type="dxa"/>
+            <w:vAlign w:val="center"/>
+          </w:tcPr>
+          <w:p>
+            <w:pPr>
+              <w:cnfStyle w:val="000000100000" w:firstRow="0" w:lastRow="0" w:firstColumn="0" w:lastColumn="0" w:oddVBand="0" w:evenVBand="0" w:oddHBand="1" w:evenHBand="0" w:firstRowFirstColumn="0" w:firstRowLastColumn="0" w:lastRowFirstColumn="0" w:lastRowLastColumn="0"/>
+            </w:pPr>
+            <w:r>
+              <w:t>C# .Net</w:t>
             </w:r>
           </w:p>
         </w:tc>
@@ -673,15 +781,13 @@
         </w:trPr>
         <w:tc>
           <w:tcPr>
+            <w:cnfStyle w:val="001000000000" w:firstRow="0" w:lastRow="0" w:firstColumn="1" w:lastColumn="0" w:oddVBand="0" w:evenVBand="0" w:oddHBand="0" w:evenHBand="0" w:firstRowFirstColumn="0" w:firstRowLastColumn="0" w:lastRowFirstColumn="0" w:lastRowLastColumn="0"/>
             <w:tcW w:w="2405" w:type="dxa"/>
             <w:vAlign w:val="center"/>
           </w:tcPr>
           <w:p>
-            <w:pPr>
-              <w:spacing w:after="0"/>
-            </w:pPr>
-            <w:r>
-              <w:t xml:space="preserve">Programming language</w:t>
+            <w:r>
+              <w:t>Nr of kubernetes pods</w:t>
             </w:r>
           </w:p>
         </w:tc>
@@ -692,11 +798,49 @@
           </w:tcPr>
           <w:p>
             <w:pPr>
-              <w:spacing w:after="0"/>
-            </w:pPr>
-            <w:r>
-              <w:t xml:space="preserve">C# .Net</w:t>
-            </w:r>
+              <w:cnfStyle w:val="000000000000" w:firstRow="0" w:lastRow="0" w:firstColumn="0" w:lastColumn="0" w:oddVBand="0" w:evenVBand="0" w:oddHBand="0" w:evenHBand="0" w:firstRowFirstColumn="0" w:firstRowLastColumn="0" w:lastRowFirstColumn="0" w:lastRowLastColumn="0"/>
+            </w:pPr>
+            <w:r>
+              <w:t>1</w:t>
+            </w:r>
+          </w:p>
+        </w:tc>
+      </w:tr>
+      <w:tr>
+        <w:trPr>
+          <w:cnfStyle w:val="000000100000" w:firstRow="0" w:lastRow="0" w:firstColumn="0" w:lastColumn="0" w:oddVBand="0" w:evenVBand="0" w:oddHBand="1" w:evenHBand="0" w:firstRowFirstColumn="0" w:firstRowLastColumn="0" w:lastRowFirstColumn="0" w:lastRowLastColumn="0"/>
+          <w:cantSplit/>
+          <w:trHeight w:val="340"/>
+        </w:trPr>
+        <w:tc>
+          <w:tcPr>
+            <w:cnfStyle w:val="001000000000" w:firstRow="0" w:lastRow="0" w:firstColumn="1" w:lastColumn="0" w:oddVBand="0" w:evenVBand="0" w:oddHBand="0" w:evenHBand="0" w:firstRowFirstColumn="0" w:firstRowLastColumn="0" w:lastRowFirstColumn="0" w:lastRowLastColumn="0"/>
+            <w:tcW w:w="2405" w:type="dxa"/>
+            <w:vAlign w:val="center"/>
+          </w:tcPr>
+          <w:p>
+            <w:r>
+              <w:t>Github repo</w:t>
+            </w:r>
+          </w:p>
+        </w:tc>
+        <w:tc>
+          <w:tcPr>
+            <w:tcW w:w="6611" w:type="dxa"/>
+            <w:vAlign w:val="center"/>
+          </w:tcPr>
+          <w:p>
+            <w:pPr>
+              <w:cnfStyle w:val="000000100000" w:firstRow="0" w:lastRow="0" w:firstColumn="0" w:lastColumn="0" w:oddVBand="0" w:evenVBand="0" w:oddHBand="1" w:evenHBand="0" w:firstRowFirstColumn="0" w:firstRowLastColumn="0" w:lastRowFirstColumn="0" w:lastRowLastColumn="0"/>
+            </w:pPr>
+            <w:hyperlink r:id="rId11" w:history="1">
+              <w:r>
+                <w:rPr>
+                  <w:rStyle w:val="Hyperlink"/>
+                </w:rPr>
+                <w:t>https://github.com/SURIMI-project/SURIMI-fisheries-authority</w:t>
+              </w:r>
+            </w:hyperlink>
           </w:p>
         </w:tc>
       </w:tr>
@@ -707,15 +851,13 @@
         </w:trPr>
         <w:tc>
           <w:tcPr>
+            <w:cnfStyle w:val="001000000000" w:firstRow="0" w:lastRow="0" w:firstColumn="1" w:lastColumn="0" w:oddVBand="0" w:evenVBand="0" w:oddHBand="0" w:evenHBand="0" w:firstRowFirstColumn="0" w:firstRowLastColumn="0" w:lastRowFirstColumn="0" w:lastRowLastColumn="0"/>
             <w:tcW w:w="2405" w:type="dxa"/>
             <w:vAlign w:val="center"/>
           </w:tcPr>
           <w:p>
-            <w:pPr>
-              <w:spacing w:after="0"/>
-            </w:pPr>
-            <w:r>
-              <w:t xml:space="preserve">Nr of kubernetes pods</w:t>
+            <w:r>
+              <w:t>Licence</w:t>
             </w:r>
           </w:p>
         </w:tc>
@@ -726,83 +868,10 @@
           </w:tcPr>
           <w:p>
             <w:pPr>
-              <w:spacing w:after="0"/>
-            </w:pPr>
-            <w:r>
-              <w:t xml:space="preserve">1</w:t>
-            </w:r>
-          </w:p>
-        </w:tc>
-      </w:tr>
-      <w:tr>
-        <w:trPr>
-          <w:cantSplit/>
-          <w:trHeight w:val="340"/>
-        </w:trPr>
-        <w:tc>
-          <w:tcPr>
-            <w:tcW w:w="2405" w:type="dxa"/>
-            <w:vAlign w:val="center"/>
-          </w:tcPr>
-          <w:p>
-            <w:pPr>
-              <w:spacing w:after="0"/>
-            </w:pPr>
-            <w:r>
-              <w:t xml:space="preserve">Github repo</w:t>
-            </w:r>
-          </w:p>
-        </w:tc>
-        <w:tc>
-          <w:tcPr>
-            <w:tcW w:w="6611" w:type="dxa"/>
-            <w:vAlign w:val="center"/>
-          </w:tcPr>
-          <w:p>
-            <w:pPr>
-              <w:spacing w:after="0"/>
-            </w:pPr>
-            <w:hyperlink r:id="rIdX1001" w:history="1">
-              <w:r>
-                <w:rPr>
-                  <w:rStyle w:val="Hyperlink"/>
-                </w:rPr>
-                <w:t xml:space="preserve">https://github.com/SURIMI-project/SURIMI-fisheries-authority</w:t>
-              </w:r>
-            </w:hyperlink>
-          </w:p>
-        </w:tc>
-      </w:tr>
-      <w:tr>
-        <w:trPr>
-          <w:cantSplit/>
-          <w:trHeight w:val="340"/>
-        </w:trPr>
-        <w:tc>
-          <w:tcPr>
-            <w:tcW w:w="2405" w:type="dxa"/>
-            <w:vAlign w:val="center"/>
-          </w:tcPr>
-          <w:p>
-            <w:pPr>
-              <w:spacing w:after="0"/>
-            </w:pPr>
-            <w:r>
-              <w:t xml:space="preserve">Licence</w:t>
-            </w:r>
-          </w:p>
-        </w:tc>
-        <w:tc>
-          <w:tcPr>
-            <w:tcW w:w="6611" w:type="dxa"/>
-            <w:vAlign w:val="center"/>
-          </w:tcPr>
-          <w:p>
-            <w:pPr>
-              <w:spacing w:after="0"/>
-            </w:pPr>
-            <w:r>
-              <w:t xml:space="preserve">EUPL-1.2</w:t>
+              <w:cnfStyle w:val="000000000000" w:firstRow="0" w:lastRow="0" w:firstColumn="0" w:lastColumn="0" w:oddVBand="0" w:evenVBand="0" w:oddHBand="0" w:evenHBand="0" w:firstRowFirstColumn="0" w:firstRowLastColumn="0" w:lastRowFirstColumn="0" w:lastRowLastColumn="0"/>
+            </w:pPr>
+            <w:r>
+              <w:t>EUPL-1.2</w:t>
             </w:r>
           </w:p>
         </w:tc>
@@ -818,7 +887,6 @@
       <w:r>
         <w:br w:type="page"/>
       </w:r>
-      <w:bookmarkStart w:id="2" w:name="_Toc181227015"/>
     </w:p>
     <w:p>
       <w:pPr>
@@ -829,12 +897,9 @@
         <w:t>CONTENTS</w:t>
       </w:r>
     </w:p>
-    <w:p xmlns:a="http://schemas.openxmlformats.org/drawingml/2006/main" xmlns:pic="http://schemas.openxmlformats.org/drawingml/2006/picture">
+    <w:p>
       <w:pPr>
         <w:pStyle w:val="TOC1"/>
-        <w:tabs>
-          <w:tab w:val="right" w:leader="dot" w:pos="9174"/>
-        </w:tabs>
         <w:rPr>
           <w:rFonts w:asciiTheme="minorHAnsi" w:eastAsiaTheme="minorEastAsia" w:hAnsiTheme="minorHAnsi" w:cstheme="minorBidi"/>
           <w:b w:val="0"/>
@@ -842,7 +907,7 @@
           <w:kern w:val="2"/>
           <w:sz w:val="24"/>
           <w:szCs w:val="24"/>
-          <w:lang w:eastAsia="en-IE"/>
+          <w:lang w:val="en-US"/>
           <w14:ligatures w14:val="standardContextual"/>
         </w:rPr>
       </w:pPr>
@@ -855,13 +920,13 @@
       <w:r>
         <w:fldChar w:fldCharType="separate"/>
       </w:r>
-      <w:hyperlink w:anchor="_TocS000501" w:history="1">
+      <w:hyperlink w:anchor="_Toc244163046" w:history="1">
         <w:r>
           <w:rPr>
             <w:rStyle w:val="Hyperlink"/>
             <w:noProof/>
           </w:rPr>
-          <w:t xml:space="preserve">Document information</w:t>
+          <w:t>Document information</w:t>
         </w:r>
         <w:r>
           <w:rPr>
@@ -882,7 +947,13 @@
             <w:noProof/>
             <w:webHidden/>
           </w:rPr>
-          <w:instrText xml:space="preserve"> PAGEREF _TocS000501 \h </w:instrText>
+          <w:instrText xml:space="preserve"> PAGEREF _Toc244163046 \h </w:instrText>
+        </w:r>
+        <w:r>
+          <w:rPr>
+            <w:noProof/>
+            <w:webHidden/>
+          </w:rPr>
         </w:r>
         <w:r>
           <w:rPr>
@@ -907,12 +978,9 @@
         </w:r>
       </w:hyperlink>
     </w:p>
-    <w:p xmlns:a="http://schemas.openxmlformats.org/drawingml/2006/main" xmlns:pic="http://schemas.openxmlformats.org/drawingml/2006/picture">
+    <w:p>
       <w:pPr>
         <w:pStyle w:val="TOC1"/>
-        <w:tabs>
-          <w:tab w:val="right" w:leader="dot" w:pos="9174"/>
-        </w:tabs>
         <w:rPr>
           <w:rFonts w:asciiTheme="minorHAnsi" w:eastAsiaTheme="minorEastAsia" w:hAnsiTheme="minorHAnsi" w:cstheme="minorBidi"/>
           <w:b w:val="0"/>
@@ -920,17 +988,17 @@
           <w:kern w:val="2"/>
           <w:sz w:val="24"/>
           <w:szCs w:val="24"/>
-          <w:lang w:eastAsia="en-IE"/>
+          <w:lang w:val="en-US"/>
           <w14:ligatures w14:val="standardContextual"/>
         </w:rPr>
       </w:pPr>
-      <w:hyperlink w:anchor="_TocS000502" w:history="1">
+      <w:hyperlink w:anchor="_Toc244163047" w:history="1">
         <w:r>
           <w:rPr>
             <w:rStyle w:val="Hyperlink"/>
             <w:noProof/>
           </w:rPr>
-          <w:t xml:space="preserve">SUMMARY</w:t>
+          <w:t>SUMMARY</w:t>
         </w:r>
         <w:r>
           <w:rPr>
@@ -951,7 +1019,13 @@
             <w:noProof/>
             <w:webHidden/>
           </w:rPr>
-          <w:instrText xml:space="preserve"> PAGEREF _TocS000502 \h </w:instrText>
+          <w:instrText xml:space="preserve"> PAGEREF _Toc244163047 \h </w:instrText>
+        </w:r>
+        <w:r>
+          <w:rPr>
+            <w:noProof/>
+            <w:webHidden/>
+          </w:rPr>
         </w:r>
         <w:r>
           <w:rPr>
@@ -976,12 +1050,9 @@
         </w:r>
       </w:hyperlink>
     </w:p>
-    <w:p xmlns:a="http://schemas.openxmlformats.org/drawingml/2006/main" xmlns:pic="http://schemas.openxmlformats.org/drawingml/2006/picture">
+    <w:p>
       <w:pPr>
         <w:pStyle w:val="TOC1"/>
-        <w:tabs>
-          <w:tab w:val="right" w:leader="dot" w:pos="9174"/>
-        </w:tabs>
         <w:rPr>
           <w:rFonts w:asciiTheme="minorHAnsi" w:eastAsiaTheme="minorEastAsia" w:hAnsiTheme="minorHAnsi" w:cstheme="minorBidi"/>
           <w:b w:val="0"/>
@@ -989,17 +1060,17 @@
           <w:kern w:val="2"/>
           <w:sz w:val="24"/>
           <w:szCs w:val="24"/>
-          <w:lang w:eastAsia="en-IE"/>
+          <w:lang w:val="en-US"/>
           <w14:ligatures w14:val="standardContextual"/>
         </w:rPr>
       </w:pPr>
-      <w:hyperlink w:anchor="_TocS000503" w:history="1">
+      <w:hyperlink w:anchor="_Toc244163048" w:history="1">
         <w:r>
           <w:rPr>
             <w:rStyle w:val="Hyperlink"/>
             <w:noProof/>
           </w:rPr>
-          <w:t xml:space="preserve">1. Model purpose</w:t>
+          <w:t>1. Model purpose</w:t>
         </w:r>
         <w:r>
           <w:rPr>
@@ -1020,7 +1091,13 @@
             <w:noProof/>
             <w:webHidden/>
           </w:rPr>
-          <w:instrText xml:space="preserve"> PAGEREF _TocS000503 \h </w:instrText>
+          <w:instrText xml:space="preserve"> PAGEREF _Toc244163048 \h </w:instrText>
+        </w:r>
+        <w:r>
+          <w:rPr>
+            <w:noProof/>
+            <w:webHidden/>
+          </w:rPr>
         </w:r>
         <w:r>
           <w:rPr>
@@ -1045,12 +1122,9 @@
         </w:r>
       </w:hyperlink>
     </w:p>
-    <w:p xmlns:a="http://schemas.openxmlformats.org/drawingml/2006/main" xmlns:pic="http://schemas.openxmlformats.org/drawingml/2006/picture">
+    <w:p>
       <w:pPr>
         <w:pStyle w:val="TOC1"/>
-        <w:tabs>
-          <w:tab w:val="right" w:leader="dot" w:pos="9174"/>
-        </w:tabs>
         <w:rPr>
           <w:rFonts w:asciiTheme="minorHAnsi" w:eastAsiaTheme="minorEastAsia" w:hAnsiTheme="minorHAnsi" w:cstheme="minorBidi"/>
           <w:b w:val="0"/>
@@ -1058,17 +1132,17 @@
           <w:kern w:val="2"/>
           <w:sz w:val="24"/>
           <w:szCs w:val="24"/>
-          <w:lang w:eastAsia="en-IE"/>
+          <w:lang w:val="en-US"/>
           <w14:ligatures w14:val="standardContextual"/>
         </w:rPr>
       </w:pPr>
-      <w:hyperlink w:anchor="_TocS000504" w:history="1">
+      <w:hyperlink w:anchor="_Toc244163049" w:history="1">
         <w:r>
           <w:rPr>
             <w:rStyle w:val="Hyperlink"/>
             <w:noProof/>
           </w:rPr>
-          <w:t xml:space="preserve">2. Process overview and scheduling diagrams</w:t>
+          <w:t>2. Process overview and scheduling diagrams</w:t>
         </w:r>
         <w:r>
           <w:rPr>
@@ -1089,7 +1163,13 @@
             <w:noProof/>
             <w:webHidden/>
           </w:rPr>
-          <w:instrText xml:space="preserve"> PAGEREF _TocS000504 \h </w:instrText>
+          <w:instrText xml:space="preserve"> PAGEREF _Toc244163049 \h </w:instrText>
+        </w:r>
+        <w:r>
+          <w:rPr>
+            <w:noProof/>
+            <w:webHidden/>
+          </w:rPr>
         </w:r>
         <w:r>
           <w:rPr>
@@ -1114,12 +1194,9 @@
         </w:r>
       </w:hyperlink>
     </w:p>
-    <w:p xmlns:a="http://schemas.openxmlformats.org/drawingml/2006/main" xmlns:pic="http://schemas.openxmlformats.org/drawingml/2006/picture">
+    <w:p>
       <w:pPr>
         <w:pStyle w:val="TOC1"/>
-        <w:tabs>
-          <w:tab w:val="right" w:leader="dot" w:pos="9174"/>
-        </w:tabs>
         <w:rPr>
           <w:rFonts w:asciiTheme="minorHAnsi" w:eastAsiaTheme="minorEastAsia" w:hAnsiTheme="minorHAnsi" w:cstheme="minorBidi"/>
           <w:b w:val="0"/>
@@ -1127,17 +1204,17 @@
           <w:kern w:val="2"/>
           <w:sz w:val="24"/>
           <w:szCs w:val="24"/>
-          <w:lang w:eastAsia="en-IE"/>
+          <w:lang w:val="en-US"/>
           <w14:ligatures w14:val="standardContextual"/>
         </w:rPr>
       </w:pPr>
-      <w:hyperlink w:anchor="_TocS000505" w:history="1">
+      <w:hyperlink w:anchor="_Toc244163050" w:history="1">
         <w:r>
           <w:rPr>
             <w:rStyle w:val="Hyperlink"/>
             <w:noProof/>
           </w:rPr>
-          <w:t xml:space="preserve">3. Configuration</w:t>
+          <w:t>3. Configuration</w:t>
         </w:r>
         <w:r>
           <w:rPr>
@@ -1158,7 +1235,13 @@
             <w:noProof/>
             <w:webHidden/>
           </w:rPr>
-          <w:instrText xml:space="preserve"> PAGEREF _TocS000505 \h </w:instrText>
+          <w:instrText xml:space="preserve"> PAGEREF _Toc244163050 \h </w:instrText>
+        </w:r>
+        <w:r>
+          <w:rPr>
+            <w:noProof/>
+            <w:webHidden/>
+          </w:rPr>
         </w:r>
         <w:r>
           <w:rPr>
@@ -1183,7 +1266,7 @@
         </w:r>
       </w:hyperlink>
     </w:p>
-    <w:p xmlns:a="http://schemas.openxmlformats.org/drawingml/2006/main" xmlns:pic="http://schemas.openxmlformats.org/drawingml/2006/picture">
+    <w:p>
       <w:pPr>
         <w:pStyle w:val="TOC2"/>
         <w:tabs>
@@ -1196,17 +1279,17 @@
           <w:kern w:val="2"/>
           <w:sz w:val="24"/>
           <w:szCs w:val="24"/>
-          <w:lang w:eastAsia="en-IE"/>
+          <w:lang w:val="en-US"/>
           <w14:ligatures w14:val="standardContextual"/>
         </w:rPr>
       </w:pPr>
-      <w:hyperlink w:anchor="_TocS000506" w:history="1">
+      <w:hyperlink w:anchor="_Toc244163051" w:history="1">
         <w:r>
           <w:rPr>
             <w:rStyle w:val="Hyperlink"/>
             <w:noProof/>
           </w:rPr>
-          <w:t xml:space="preserve">3.1 Recruitment</w:t>
+          <w:t>3.1 Recruitment</w:t>
         </w:r>
         <w:r>
           <w:rPr>
@@ -1227,7 +1310,13 @@
             <w:noProof/>
             <w:webHidden/>
           </w:rPr>
-          <w:instrText xml:space="preserve"> PAGEREF _TocS000506 \h </w:instrText>
+          <w:instrText xml:space="preserve"> PAGEREF _Toc244163051 \h </w:instrText>
+        </w:r>
+        <w:r>
+          <w:rPr>
+            <w:noProof/>
+            <w:webHidden/>
+          </w:rPr>
         </w:r>
         <w:r>
           <w:rPr>
@@ -1252,7 +1341,7 @@
         </w:r>
       </w:hyperlink>
     </w:p>
-    <w:p xmlns:a="http://schemas.openxmlformats.org/drawingml/2006/main" xmlns:pic="http://schemas.openxmlformats.org/drawingml/2006/picture">
+    <w:p>
       <w:pPr>
         <w:pStyle w:val="TOC2"/>
         <w:tabs>
@@ -1265,17 +1354,17 @@
           <w:kern w:val="2"/>
           <w:sz w:val="24"/>
           <w:szCs w:val="24"/>
-          <w:lang w:eastAsia="en-IE"/>
+          <w:lang w:val="en-US"/>
           <w14:ligatures w14:val="standardContextual"/>
         </w:rPr>
       </w:pPr>
-      <w:hyperlink w:anchor="_TocS000507" w:history="1">
+      <w:hyperlink w:anchor="_Toc244163052" w:history="1">
         <w:r>
           <w:rPr>
             <w:rStyle w:val="Hyperlink"/>
             <w:noProof/>
           </w:rPr>
-          <w:t xml:space="preserve">3.2 QuotaShare</w:t>
+          <w:t>3.2 Quota Share</w:t>
         </w:r>
         <w:r>
           <w:rPr>
@@ -1296,7 +1385,13 @@
             <w:noProof/>
             <w:webHidden/>
           </w:rPr>
-          <w:instrText xml:space="preserve"> PAGEREF _TocS000507 \h </w:instrText>
+          <w:instrText xml:space="preserve"> PAGEREF _Toc244163052 \h </w:instrText>
+        </w:r>
+        <w:r>
+          <w:rPr>
+            <w:noProof/>
+            <w:webHidden/>
+          </w:rPr>
         </w:r>
         <w:r>
           <w:rPr>
@@ -1321,7 +1416,7 @@
         </w:r>
       </w:hyperlink>
     </w:p>
-    <w:p xmlns:a="http://schemas.openxmlformats.org/drawingml/2006/main" xmlns:pic="http://schemas.openxmlformats.org/drawingml/2006/picture">
+    <w:p>
       <w:pPr>
         <w:pStyle w:val="TOC2"/>
         <w:tabs>
@@ -1334,17 +1429,17 @@
           <w:kern w:val="2"/>
           <w:sz w:val="24"/>
           <w:szCs w:val="24"/>
-          <w:lang w:eastAsia="en-IE"/>
+          <w:lang w:val="en-US"/>
           <w14:ligatures w14:val="standardContextual"/>
         </w:rPr>
       </w:pPr>
-      <w:hyperlink w:anchor="_TocS000508" w:history="1">
+      <w:hyperlink w:anchor="_Toc244163053" w:history="1">
         <w:r>
           <w:rPr>
             <w:rStyle w:val="Hyperlink"/>
             <w:noProof/>
           </w:rPr>
-          <w:t xml:space="preserve">3.3 Initial Quota</w:t>
+          <w:t>3.3 Initial Quota</w:t>
         </w:r>
         <w:r>
           <w:rPr>
@@ -1365,7 +1460,13 @@
             <w:noProof/>
             <w:webHidden/>
           </w:rPr>
-          <w:instrText xml:space="preserve"> PAGEREF _TocS000508 \h </w:instrText>
+          <w:instrText xml:space="preserve"> PAGEREF _Toc244163053 \h </w:instrText>
+        </w:r>
+        <w:r>
+          <w:rPr>
+            <w:noProof/>
+            <w:webHidden/>
+          </w:rPr>
         </w:r>
         <w:r>
           <w:rPr>
@@ -1390,12 +1491,9 @@
         </w:r>
       </w:hyperlink>
     </w:p>
-    <w:p xmlns:a="http://schemas.openxmlformats.org/drawingml/2006/main" xmlns:pic="http://schemas.openxmlformats.org/drawingml/2006/picture">
+    <w:p>
       <w:pPr>
         <w:pStyle w:val="TOC1"/>
-        <w:tabs>
-          <w:tab w:val="right" w:leader="dot" w:pos="9174"/>
-        </w:tabs>
         <w:rPr>
           <w:rFonts w:asciiTheme="minorHAnsi" w:eastAsiaTheme="minorEastAsia" w:hAnsiTheme="minorHAnsi" w:cstheme="minorBidi"/>
           <w:b w:val="0"/>
@@ -1403,17 +1501,17 @@
           <w:kern w:val="2"/>
           <w:sz w:val="24"/>
           <w:szCs w:val="24"/>
-          <w:lang w:eastAsia="en-IE"/>
+          <w:lang w:val="en-US"/>
           <w14:ligatures w14:val="standardContextual"/>
         </w:rPr>
       </w:pPr>
-      <w:hyperlink w:anchor="_TocS000509" w:history="1">
+      <w:hyperlink w:anchor="_Toc244163054" w:history="1">
         <w:r>
           <w:rPr>
             <w:rStyle w:val="Hyperlink"/>
             <w:noProof/>
           </w:rPr>
-          <w:t xml:space="preserve">4. Inputs</w:t>
+          <w:t>4. Inputs</w:t>
         </w:r>
         <w:r>
           <w:rPr>
@@ -1434,7 +1532,13 @@
             <w:noProof/>
             <w:webHidden/>
           </w:rPr>
-          <w:instrText xml:space="preserve"> PAGEREF _TocS000509 \h </w:instrText>
+          <w:instrText xml:space="preserve"> PAGEREF _Toc244163054 \h </w:instrText>
+        </w:r>
+        <w:r>
+          <w:rPr>
+            <w:noProof/>
+            <w:webHidden/>
+          </w:rPr>
         </w:r>
         <w:r>
           <w:rPr>
@@ -1459,7 +1563,7 @@
         </w:r>
       </w:hyperlink>
     </w:p>
-    <w:p xmlns:a="http://schemas.openxmlformats.org/drawingml/2006/main" xmlns:pic="http://schemas.openxmlformats.org/drawingml/2006/picture">
+    <w:p>
       <w:pPr>
         <w:pStyle w:val="TOC2"/>
         <w:tabs>
@@ -1472,17 +1576,17 @@
           <w:kern w:val="2"/>
           <w:sz w:val="24"/>
           <w:szCs w:val="24"/>
-          <w:lang w:eastAsia="en-IE"/>
+          <w:lang w:val="en-US"/>
           <w14:ligatures w14:val="standardContextual"/>
         </w:rPr>
       </w:pPr>
-      <w:hyperlink w:anchor="_TocS000510" w:history="1">
+      <w:hyperlink w:anchor="_Toc244163055" w:history="1">
         <w:r>
           <w:rPr>
             <w:rStyle w:val="Hyperlink"/>
             <w:noProof/>
           </w:rPr>
-          <w:t xml:space="preserve">4.1 InitialiseSimulation</w:t>
+          <w:t>4.1 Initialise Simulation</w:t>
         </w:r>
         <w:r>
           <w:rPr>
@@ -1503,7 +1607,13 @@
             <w:noProof/>
             <w:webHidden/>
           </w:rPr>
-          <w:instrText xml:space="preserve"> PAGEREF _TocS000510 \h </w:instrText>
+          <w:instrText xml:space="preserve"> PAGEREF _Toc244163055 \h </w:instrText>
+        </w:r>
+        <w:r>
+          <w:rPr>
+            <w:noProof/>
+            <w:webHidden/>
+          </w:rPr>
         </w:r>
         <w:r>
           <w:rPr>
@@ -1528,7 +1638,7 @@
         </w:r>
       </w:hyperlink>
     </w:p>
-    <w:p xmlns:a="http://schemas.openxmlformats.org/drawingml/2006/main" xmlns:pic="http://schemas.openxmlformats.org/drawingml/2006/picture">
+    <w:p>
       <w:pPr>
         <w:pStyle w:val="TOC2"/>
         <w:tabs>
@@ -1541,17 +1651,17 @@
           <w:kern w:val="2"/>
           <w:sz w:val="24"/>
           <w:szCs w:val="24"/>
-          <w:lang w:eastAsia="en-IE"/>
+          <w:lang w:val="en-US"/>
           <w14:ligatures w14:val="standardContextual"/>
         </w:rPr>
       </w:pPr>
-      <w:hyperlink w:anchor="_TocS000511" w:history="1">
+      <w:hyperlink w:anchor="_Toc244163056" w:history="1">
         <w:r>
           <w:rPr>
             <w:rStyle w:val="Hyperlink"/>
             <w:noProof/>
           </w:rPr>
-          <w:t xml:space="preserve">4.2 CreateRegulations</w:t>
+          <w:t>4.2 Create Regulations</w:t>
         </w:r>
         <w:r>
           <w:rPr>
@@ -1572,7 +1682,13 @@
             <w:noProof/>
             <w:webHidden/>
           </w:rPr>
-          <w:instrText xml:space="preserve"> PAGEREF _TocS000511 \h </w:instrText>
+          <w:instrText xml:space="preserve"> PAGEREF _Toc244163056 \h </w:instrText>
+        </w:r>
+        <w:r>
+          <w:rPr>
+            <w:noProof/>
+            <w:webHidden/>
+          </w:rPr>
         </w:r>
         <w:r>
           <w:rPr>
@@ -1597,7 +1713,7 @@
         </w:r>
       </w:hyperlink>
     </w:p>
-    <w:p xmlns:a="http://schemas.openxmlformats.org/drawingml/2006/main" xmlns:pic="http://schemas.openxmlformats.org/drawingml/2006/picture">
+    <w:p>
       <w:pPr>
         <w:pStyle w:val="TOC2"/>
         <w:tabs>
@@ -1610,17 +1726,17 @@
           <w:kern w:val="2"/>
           <w:sz w:val="24"/>
           <w:szCs w:val="24"/>
-          <w:lang w:eastAsia="en-IE"/>
+          <w:lang w:val="en-US"/>
           <w14:ligatures w14:val="standardContextual"/>
         </w:rPr>
       </w:pPr>
-      <w:hyperlink w:anchor="_TocS000512" w:history="1">
+      <w:hyperlink w:anchor="_Toc244163057" w:history="1">
         <w:r>
           <w:rPr>
             <w:rStyle w:val="Hyperlink"/>
             <w:noProof/>
           </w:rPr>
-          <w:t xml:space="preserve">4.3 UpdateBiomass</w:t>
+          <w:t>4.3 Update Biomass</w:t>
         </w:r>
         <w:r>
           <w:rPr>
@@ -1641,7 +1757,13 @@
             <w:noProof/>
             <w:webHidden/>
           </w:rPr>
-          <w:instrText xml:space="preserve"> PAGEREF _TocS000512 \h </w:instrText>
+          <w:instrText xml:space="preserve"> PAGEREF _Toc244163057 \h </w:instrText>
+        </w:r>
+        <w:r>
+          <w:rPr>
+            <w:noProof/>
+            <w:webHidden/>
+          </w:rPr>
         </w:r>
         <w:r>
           <w:rPr>
@@ -1666,7 +1788,7 @@
         </w:r>
       </w:hyperlink>
     </w:p>
-    <w:p xmlns:a="http://schemas.openxmlformats.org/drawingml/2006/main" xmlns:pic="http://schemas.openxmlformats.org/drawingml/2006/picture">
+    <w:p>
       <w:pPr>
         <w:pStyle w:val="TOC2"/>
         <w:tabs>
@@ -1679,17 +1801,17 @@
           <w:kern w:val="2"/>
           <w:sz w:val="24"/>
           <w:szCs w:val="24"/>
-          <w:lang w:eastAsia="en-IE"/>
+          <w:lang w:val="en-US"/>
           <w14:ligatures w14:val="standardContextual"/>
         </w:rPr>
       </w:pPr>
-      <w:hyperlink w:anchor="_TocS000513" w:history="1">
+      <w:hyperlink w:anchor="_Toc244163058" w:history="1">
         <w:r>
           <w:rPr>
             <w:rStyle w:val="Hyperlink"/>
             <w:noProof/>
           </w:rPr>
-          <w:t xml:space="preserve">4.4 Update CatchDisposition (total)</w:t>
+          <w:t>4.4 Update Catch Disposition (total)</w:t>
         </w:r>
         <w:r>
           <w:rPr>
@@ -1710,7 +1832,13 @@
             <w:noProof/>
             <w:webHidden/>
           </w:rPr>
-          <w:instrText xml:space="preserve"> PAGEREF _TocS000513 \h </w:instrText>
+          <w:instrText xml:space="preserve"> PAGEREF _Toc244163058 \h </w:instrText>
+        </w:r>
+        <w:r>
+          <w:rPr>
+            <w:noProof/>
+            <w:webHidden/>
+          </w:rPr>
         </w:r>
         <w:r>
           <w:rPr>
@@ -1735,12 +1863,9 @@
         </w:r>
       </w:hyperlink>
     </w:p>
-    <w:p xmlns:a="http://schemas.openxmlformats.org/drawingml/2006/main" xmlns:pic="http://schemas.openxmlformats.org/drawingml/2006/picture">
+    <w:p>
       <w:pPr>
         <w:pStyle w:val="TOC1"/>
-        <w:tabs>
-          <w:tab w:val="right" w:leader="dot" w:pos="9174"/>
-        </w:tabs>
         <w:rPr>
           <w:rFonts w:asciiTheme="minorHAnsi" w:eastAsiaTheme="minorEastAsia" w:hAnsiTheme="minorHAnsi" w:cstheme="minorBidi"/>
           <w:b w:val="0"/>
@@ -1748,17 +1873,17 @@
           <w:kern w:val="2"/>
           <w:sz w:val="24"/>
           <w:szCs w:val="24"/>
-          <w:lang w:eastAsia="en-IE"/>
+          <w:lang w:val="en-US"/>
           <w14:ligatures w14:val="standardContextual"/>
         </w:rPr>
       </w:pPr>
-      <w:hyperlink w:anchor="_TocS000514" w:history="1">
+      <w:hyperlink w:anchor="_Toc244163059" w:history="1">
         <w:r>
           <w:rPr>
             <w:rStyle w:val="Hyperlink"/>
             <w:noProof/>
           </w:rPr>
-          <w:t xml:space="preserve">5. Outputs</w:t>
+          <w:t>5. Outputs</w:t>
         </w:r>
         <w:r>
           <w:rPr>
@@ -1779,7 +1904,13 @@
             <w:noProof/>
             <w:webHidden/>
           </w:rPr>
-          <w:instrText xml:space="preserve"> PAGEREF _TocS000514 \h </w:instrText>
+          <w:instrText xml:space="preserve"> PAGEREF _Toc244163059 \h </w:instrText>
+        </w:r>
+        <w:r>
+          <w:rPr>
+            <w:noProof/>
+            <w:webHidden/>
+          </w:rPr>
         </w:r>
         <w:r>
           <w:rPr>
@@ -1804,7 +1935,7 @@
         </w:r>
       </w:hyperlink>
     </w:p>
-    <w:p xmlns:a="http://schemas.openxmlformats.org/drawingml/2006/main" xmlns:pic="http://schemas.openxmlformats.org/drawingml/2006/picture">
+    <w:p>
       <w:pPr>
         <w:pStyle w:val="TOC2"/>
         <w:tabs>
@@ -1817,17 +1948,17 @@
           <w:kern w:val="2"/>
           <w:sz w:val="24"/>
           <w:szCs w:val="24"/>
-          <w:lang w:eastAsia="en-IE"/>
+          <w:lang w:val="en-US"/>
           <w14:ligatures w14:val="standardContextual"/>
         </w:rPr>
       </w:pPr>
-      <w:hyperlink w:anchor="_TocS000515" w:history="1">
+      <w:hyperlink w:anchor="_Toc244163060" w:history="1">
         <w:r>
           <w:rPr>
             <w:rStyle w:val="Hyperlink"/>
             <w:noProof/>
           </w:rPr>
-          <w:t xml:space="preserve">5.1 GetRegulations</w:t>
+          <w:t>5.1 Get Regulations</w:t>
         </w:r>
         <w:r>
           <w:rPr>
@@ -1848,7 +1979,13 @@
             <w:noProof/>
             <w:webHidden/>
           </w:rPr>
-          <w:instrText xml:space="preserve"> PAGEREF _TocS000515 \h </w:instrText>
+          <w:instrText xml:space="preserve"> PAGEREF _Toc244163060 \h </w:instrText>
+        </w:r>
+        <w:r>
+          <w:rPr>
+            <w:noProof/>
+            <w:webHidden/>
+          </w:rPr>
         </w:r>
         <w:r>
           <w:rPr>
@@ -1873,7 +2010,7 @@
         </w:r>
       </w:hyperlink>
     </w:p>
-    <w:p xmlns:a="http://schemas.openxmlformats.org/drawingml/2006/main" xmlns:pic="http://schemas.openxmlformats.org/drawingml/2006/picture">
+    <w:p>
       <w:pPr>
         <w:pStyle w:val="TOC3"/>
         <w:tabs>
@@ -1886,17 +2023,17 @@
           <w:kern w:val="2"/>
           <w:sz w:val="24"/>
           <w:szCs w:val="24"/>
-          <w:lang w:eastAsia="en-IE"/>
+          <w:lang w:val="en-US"/>
           <w14:ligatures w14:val="standardContextual"/>
         </w:rPr>
       </w:pPr>
-      <w:hyperlink w:anchor="_TocS000516" w:history="1">
+      <w:hyperlink w:anchor="_Toc244163061" w:history="1">
         <w:r>
           <w:rPr>
             <w:rStyle w:val="Hyperlink"/>
             <w:noProof/>
           </w:rPr>
-          <w:t xml:space="preserve">5.1.1 Assessment</w:t>
+          <w:t>5.1.1 Assessment</w:t>
         </w:r>
         <w:r>
           <w:rPr>
@@ -1917,7 +2054,13 @@
             <w:noProof/>
             <w:webHidden/>
           </w:rPr>
-          <w:instrText xml:space="preserve"> PAGEREF _TocS000516 \h </w:instrText>
+          <w:instrText xml:space="preserve"> PAGEREF _Toc244163061 \h </w:instrText>
+        </w:r>
+        <w:r>
+          <w:rPr>
+            <w:noProof/>
+            <w:webHidden/>
+          </w:rPr>
         </w:r>
         <w:r>
           <w:rPr>
@@ -1942,7 +2085,7 @@
         </w:r>
       </w:hyperlink>
     </w:p>
-    <w:p xmlns:a="http://schemas.openxmlformats.org/drawingml/2006/main" xmlns:pic="http://schemas.openxmlformats.org/drawingml/2006/picture">
+    <w:p>
       <w:pPr>
         <w:pStyle w:val="TOC3"/>
         <w:tabs>
@@ -1955,17 +2098,17 @@
           <w:kern w:val="2"/>
           <w:sz w:val="24"/>
           <w:szCs w:val="24"/>
-          <w:lang w:eastAsia="en-IE"/>
+          <w:lang w:val="en-US"/>
           <w14:ligatures w14:val="standardContextual"/>
         </w:rPr>
       </w:pPr>
-      <w:hyperlink w:anchor="_TocS000517" w:history="1">
+      <w:hyperlink w:anchor="_Toc244163062" w:history="1">
         <w:r>
           <w:rPr>
             <w:rStyle w:val="Hyperlink"/>
             <w:noProof/>
           </w:rPr>
-          <w:t xml:space="preserve">5.1.2 Update Quotas and First year</w:t>
+          <w:t>5.1.2 Update Quotas and First year</w:t>
         </w:r>
         <w:r>
           <w:rPr>
@@ -1986,7 +2129,13 @@
             <w:noProof/>
             <w:webHidden/>
           </w:rPr>
-          <w:instrText xml:space="preserve"> PAGEREF _TocS000517 \h </w:instrText>
+          <w:instrText xml:space="preserve"> PAGEREF _Toc244163062 \h </w:instrText>
+        </w:r>
+        <w:r>
+          <w:rPr>
+            <w:noProof/>
+            <w:webHidden/>
+          </w:rPr>
         </w:r>
         <w:r>
           <w:rPr>
@@ -2011,7 +2160,7 @@
         </w:r>
       </w:hyperlink>
     </w:p>
-    <w:p xmlns:a="http://schemas.openxmlformats.org/drawingml/2006/main" xmlns:pic="http://schemas.openxmlformats.org/drawingml/2006/picture">
+    <w:p>
       <w:pPr>
         <w:pStyle w:val="TOC3"/>
         <w:tabs>
@@ -2024,17 +2173,17 @@
           <w:kern w:val="2"/>
           <w:sz w:val="24"/>
           <w:szCs w:val="24"/>
-          <w:lang w:eastAsia="en-IE"/>
+          <w:lang w:val="en-US"/>
           <w14:ligatures w14:val="standardContextual"/>
         </w:rPr>
       </w:pPr>
-      <w:hyperlink w:anchor="_TocS000518" w:history="1">
+      <w:hyperlink w:anchor="_Toc244163063" w:history="1">
         <w:r>
           <w:rPr>
             <w:rStyle w:val="Hyperlink"/>
             <w:noProof/>
           </w:rPr>
-          <w:t xml:space="preserve">5.1.3 Shared EwE calculation library</w:t>
+          <w:t>5.1.3 Shared EwE calculation library</w:t>
         </w:r>
         <w:r>
           <w:rPr>
@@ -2055,7 +2204,13 @@
             <w:noProof/>
             <w:webHidden/>
           </w:rPr>
-          <w:instrText xml:space="preserve"> PAGEREF _TocS000518 \h </w:instrText>
+          <w:instrText xml:space="preserve"> PAGEREF _Toc244163063 \h </w:instrText>
+        </w:r>
+        <w:r>
+          <w:rPr>
+            <w:noProof/>
+            <w:webHidden/>
+          </w:rPr>
         </w:r>
         <w:r>
           <w:rPr>
@@ -2106,28 +2261,29 @@
         <w:keepNext/>
         <w:keepLines/>
       </w:pPr>
-      <w:bookmarkStart w:id="503" w:name="_TocS000503"/>
-      <w:r>
-        <w:t xml:space="preserve">1. Model purpose</w:t>
-      </w:r>
-      <w:bookmarkEnd w:id="503"/>
+      <w:bookmarkStart w:id="2" w:name="_Toc244163048"/>
+      <w:r>
+        <w:lastRenderedPageBreak/>
+        <w:t>1. Model purpose</w:t>
+      </w:r>
+      <w:bookmarkEnd w:id="2"/>
     </w:p>
     <w:p>
       <w:pPr>
         <w:jc w:val="both"/>
       </w:pPr>
       <w:r>
-        <w:t xml:space="preserve">Management Strategy Evaluation (</w:t>
+        <w:t>Management Strategy Evaluation (</w:t>
       </w:r>
       <w:r>
         <w:rPr>
           <w:b/>
           <w:bCs/>
         </w:rPr>
-        <w:t xml:space="preserve">MSE</w:t>
-      </w:r>
-      <w:r>
-        <w:t xml:space="preserve">) is a simulation-based approach used in fisheries management to test and compare alternative management strategies under uncertainty. In SURIMI it runs many simulations with varying assumptions about stock biomass, recruitment, catches, quotas, observation errors, and environmental conditions to evaluate which strategies are most likely to achieve objectives such as sustainable harvests and stock conservation.</w:t>
+        <w:t>MSE</w:t>
+      </w:r>
+      <w:r>
+        <w:t>) is a simulation-based approach used in fisheries management to test and compare alternative management strategies under uncertainty. In SURIMI it runs many simulations with varying assumptions about stock biomass, recruitment, catches, quotas, observation errors, and environmental conditions to evaluate which strategies are most likely to achieve objectives such as sustainable harvests and stock conservation.</w:t>
       </w:r>
     </w:p>
     <w:p>
@@ -2142,7 +2298,7 @@
           <w:b/>
           <w:bCs/>
         </w:rPr>
-        <w:t xml:space="preserve">MSE Policy model</w:t>
+        <w:t>MSE Policy model</w:t>
       </w:r>
       <w:r>
         <w:t xml:space="preserve"> is implemented by the </w:t>
@@ -2152,7 +2308,7 @@
           <w:b/>
           <w:bCs/>
         </w:rPr>
-        <w:t xml:space="preserve">Fisheries Authority</w:t>
+        <w:t>Fisheries Authority</w:t>
       </w:r>
       <w:r>
         <w:t xml:space="preserve"> service that is a component of the </w:t>
@@ -2162,7 +2318,7 @@
           <w:b/>
           <w:bCs/>
         </w:rPr>
-        <w:t xml:space="preserve">SURIMI</w:t>
+        <w:t>SURIMI</w:t>
       </w:r>
       <w:r>
         <w:t xml:space="preserve"> simulation framework. SURIMI is a multi-model system that simulates marine fisheries ecosystems. All models — including this one — communicate exclusively with the </w:t>
@@ -2172,7 +2328,7 @@
           <w:b/>
           <w:bCs/>
         </w:rPr>
-        <w:t xml:space="preserve">SURIMI Controller</w:t>
+        <w:t>SURIMI Controller</w:t>
       </w:r>
       <w:r>
         <w:t xml:space="preserve"> over </w:t>
@@ -2182,10 +2338,10 @@
           <w:b/>
           <w:bCs/>
         </w:rPr>
-        <w:t xml:space="preserve">gRPC</w:t>
-      </w:r>
-      <w:r>
-        <w:t xml:space="preserve">, using a shared Protobuf-based protocol (</w:t>
+        <w:t>gRPC</w:t>
+      </w:r>
+      <w:r>
+        <w:t>, using a shared Protobuf-based protocol (</w:t>
       </w:r>
       <w:r>
         <w:rPr>
@@ -2194,10 +2350,10 @@
           <w:szCs w:val="20"/>
           <w:shd w:val="clear" w:color="auto" w:fill="F2F2F2"/>
         </w:rPr>
-        <w:t xml:space="preserve">BSR.Surimi.Surimi-Protocol</w:t>
-      </w:r>
-      <w:r>
-        <w:t xml:space="preserve">).</w:t>
+        <w:t>BSR.Surimi.Surimi-Protocol</w:t>
+      </w:r>
+      <w:r>
+        <w:t>).</w:t>
       </w:r>
     </w:p>
     <w:p>
@@ -2205,7 +2361,7 @@
         <w:jc w:val="both"/>
       </w:pPr>
       <w:r>
-        <w:t xml:space="preserve">The Fisheries Authority model represents the regulatory authority in the simulation. It provides fishing regulations (Total Allowable Catches) to other models and receives updates on biomass and catch dispositions from the Controller, which aggregates data from the ecology and fleet models.</w:t>
+        <w:t>The Fisheries Authority model represents the regulatory authority in the simulation. It provides fishing regulations (Total Allowable Catches) to other models and receives updates on biomass and catch dispositions from the Controller, which aggregates data from the ecology and fleet models.</w:t>
       </w:r>
     </w:p>
     <w:p/>
@@ -2215,11 +2371,11 @@
         <w:keepNext/>
         <w:keepLines/>
       </w:pPr>
-      <w:bookmarkStart w:id="504" w:name="_TocS000504"/>
-      <w:r>
-        <w:t xml:space="preserve">2. Process overview and scheduling diagrams</w:t>
-      </w:r>
-      <w:bookmarkEnd w:id="504"/>
+      <w:bookmarkStart w:id="3" w:name="_Toc244163049"/>
+      <w:r>
+        <w:t>2. Process overview and scheduling diagrams</w:t>
+      </w:r>
+      <w:bookmarkEnd w:id="3"/>
     </w:p>
     <w:p>
       <w:pPr>
@@ -2233,35 +2389,39 @@
           <w:b/>
           <w:bCs/>
         </w:rPr>
-        <w:t xml:space="preserve">Fisheries Authority</w:t>
+        <w:t>Fisheries Authority</w:t>
       </w:r>
       <w:r>
         <w:t xml:space="preserve"> service in the SURIMI model ensemble is shown in the context diagram below. It shows the data flows within the system and the place of the MSE Policy model among the other models.</w:t>
       </w:r>
     </w:p>
-    <w:p xmlns:a="http://schemas.openxmlformats.org/drawingml/2006/main" xmlns:pic="http://schemas.openxmlformats.org/drawingml/2006/picture">
+    <w:p>
       <w:pPr>
         <w:keepNext/>
         <w:spacing w:before="120" w:after="60"/>
         <w:jc w:val="center"/>
       </w:pPr>
       <w:r>
+        <w:rPr>
+          <w:noProof/>
+        </w:rPr>
         <w:drawing>
-          <wp:inline distT="0" distB="0" distL="0" distR="0">
+          <wp:inline distT="0" distB="0" distL="0" distR="0" wp14:anchorId="3E632C04" wp14:editId="7D9C5F2E">
             <wp:extent cx="4320000" cy="2333289"/>
+            <wp:effectExtent l="0" t="0" r="0" b="0"/>
             <wp:docPr id="3001" name="Picture 3001"/>
             <wp:cNvGraphicFramePr>
-              <a:graphicFrameLocks noChangeAspect="1"/>
+              <a:graphicFrameLocks xmlns:a="http://schemas.openxmlformats.org/drawingml/2006/main" noChangeAspect="1"/>
             </wp:cNvGraphicFramePr>
-            <a:graphic>
+            <a:graphic xmlns:a="http://schemas.openxmlformats.org/drawingml/2006/main">
               <a:graphicData uri="http://schemas.openxmlformats.org/drawingml/2006/picture">
-                <pic:pic>
+                <pic:pic xmlns:pic="http://schemas.openxmlformats.org/drawingml/2006/picture">
                   <pic:nvPicPr>
                     <pic:cNvPr id="3001" name="md_image1.png"/>
                     <pic:cNvPicPr/>
                   </pic:nvPicPr>
                   <pic:blipFill>
-                    <a:blip r:embed="rIdX1002"/>
+                    <a:blip r:embed="rId12"/>
                     <a:stretch>
                       <a:fillRect/>
                     </a:stretch>
@@ -2295,7 +2455,7 @@
           <w:sz w:val="20"/>
           <w:szCs w:val="20"/>
         </w:rPr>
-        <w:t xml:space="preserve">Figure 1. The position of the Fisheries Authority in the SURIMI context</w:t>
+        <w:t>Figure 1. The position of the Fisheries Authority in the SURIMI context</w:t>
       </w:r>
     </w:p>
     <w:p>
@@ -2303,7 +2463,7 @@
         <w:jc w:val="both"/>
       </w:pPr>
       <w:r>
-        <w:t xml:space="preserve">The sequence diagram below focusses on the communication with the Fisheries Authority service. It only communicates with the Controller.</w:t>
+        <w:t>The sequence diagram below focusses on the communication with the Fisheries Authority service. It only communicates with the Controller.</w:t>
       </w:r>
     </w:p>
     <w:p>
@@ -2311,32 +2471,37 @@
         <w:jc w:val="both"/>
       </w:pPr>
       <w:r>
-        <w:t xml:space="preserve">An MSE experiment runs multiple simulations in parallel, with stochastic variation in stock assessment and quota calculation, to explore the range of possible management outcomes. At the end of the experiment, the mean, P05 and P95 are calculated and stored as output of the experiment.</w:t>
-      </w:r>
-    </w:p>
-    <w:p xmlns:a="http://schemas.openxmlformats.org/drawingml/2006/main" xmlns:pic="http://schemas.openxmlformats.org/drawingml/2006/picture">
+        <w:t>An MSE experiment runs multiple simulations in parallel, with stochastic variation in stock assessment and quota calculation, to explore the range of possible management outcomes. At the end of the experiment, the mean, P05 and P95 are calculated and stored as output of the experiment.</w:t>
+      </w:r>
+    </w:p>
+    <w:p>
       <w:pPr>
         <w:keepNext/>
         <w:spacing w:before="120" w:after="60"/>
         <w:jc w:val="center"/>
       </w:pPr>
       <w:r>
+        <w:rPr>
+          <w:noProof/>
+        </w:rPr>
+        <w:lastRenderedPageBreak/>
         <w:drawing>
-          <wp:inline distT="0" distB="0" distL="0" distR="0">
+          <wp:inline distT="0" distB="0" distL="0" distR="0" wp14:anchorId="72FC5DB8" wp14:editId="56A45F58">
             <wp:extent cx="3825000" cy="3600000"/>
+            <wp:effectExtent l="0" t="0" r="0" b="0"/>
             <wp:docPr id="3002" name="Picture 3002"/>
             <wp:cNvGraphicFramePr>
-              <a:graphicFrameLocks noChangeAspect="1"/>
+              <a:graphicFrameLocks xmlns:a="http://schemas.openxmlformats.org/drawingml/2006/main" noChangeAspect="1"/>
             </wp:cNvGraphicFramePr>
-            <a:graphic>
+            <a:graphic xmlns:a="http://schemas.openxmlformats.org/drawingml/2006/main">
               <a:graphicData uri="http://schemas.openxmlformats.org/drawingml/2006/picture">
-                <pic:pic>
+                <pic:pic xmlns:pic="http://schemas.openxmlformats.org/drawingml/2006/picture">
                   <pic:nvPicPr>
                     <pic:cNvPr id="3002" name="md_image2.png"/>
                     <pic:cNvPicPr/>
                   </pic:nvPicPr>
                   <pic:blipFill>
-                    <a:blip r:embed="rIdX1003"/>
+                    <a:blip r:embed="rId13"/>
                     <a:stretch>
                       <a:fillRect/>
                     </a:stretch>
@@ -2370,7 +2535,7 @@
           <w:sz w:val="20"/>
           <w:szCs w:val="20"/>
         </w:rPr>
-        <w:t xml:space="preserve">Figure 2. The SURIMI sequence diagram and the communication with the Fisheries Authority</w:t>
+        <w:t>Figure 2. The SURIMI sequence diagram and the communication with the Fisheries Authority</w:t>
       </w:r>
     </w:p>
     <w:p/>
@@ -2380,18 +2545,18 @@
         <w:keepNext/>
         <w:keepLines/>
       </w:pPr>
-      <w:bookmarkStart w:id="505" w:name="_TocS000505"/>
-      <w:r>
-        <w:t xml:space="preserve">3. Configuration</w:t>
-      </w:r>
-      <w:bookmarkEnd w:id="505"/>
+      <w:bookmarkStart w:id="4" w:name="_Toc244163050"/>
+      <w:r>
+        <w:t>3. Configuration</w:t>
+      </w:r>
+      <w:bookmarkEnd w:id="4"/>
     </w:p>
     <w:p>
       <w:pPr>
         <w:jc w:val="both"/>
       </w:pPr>
       <w:r>
-        <w:t xml:space="preserve">The Fisheries Authority service needs to be configured to be able to do its calculations. The configuration depends on the scenario (northwestern_med, anchovy_bay or aegean_sea) which is passed at the beginning of the simulation. At that moment, the configuration files are downloaded from the corresponding directory in the S3 bucket, into the Kubernetes pod. And from there they are used by the Fisheries Authority service. The following configuration files are necessary:</w:t>
+        <w:t>The Fisheries Authority service needs to be configured to be able to do its calculations. The configuration depends on the scenario (northwestern_med, anchovy_bay or aegean_sea) which is passed at the beginning of the simulation. At that moment, the configuration files are downloaded from the corresponding directory in the S3 bucket, into the Kubernetes pod. And from there they are used by the Fisheries Authority service. The following configuration files are necessary:</w:t>
       </w:r>
     </w:p>
     <w:p/>
@@ -2401,18 +2566,18 @@
         <w:keepNext/>
         <w:keepLines/>
       </w:pPr>
-      <w:bookmarkStart w:id="506" w:name="_TocS000506"/>
-      <w:r>
-        <w:t xml:space="preserve">3.1 Recruitment</w:t>
-      </w:r>
-      <w:bookmarkEnd w:id="506"/>
+      <w:bookmarkStart w:id="5" w:name="_Toc244163051"/>
+      <w:r>
+        <w:t>3.1 Recruitment</w:t>
+      </w:r>
+      <w:bookmarkEnd w:id="5"/>
     </w:p>
     <w:p>
       <w:pPr>
         <w:jc w:val="both"/>
       </w:pPr>
       <w:r>
-        <w:t xml:space="preserve">The estimated growth of the biomass is calculated using a simple stock–recruitment curve. These species-specific curves are configured via three parameters:</w:t>
+        <w:t>The estimated growth of the biomass is calculated using a simple stock–recruitment curve. These species-specific curves are configured via three parameters:</w:t>
       </w:r>
     </w:p>
     <w:p>
@@ -2425,7 +2590,7 @@
         <w:spacing w:after="80"/>
       </w:pPr>
       <w:r>
-        <w:t xml:space="preserve">RstockRatio: Determines the overall height (maximum recruitment level) of the curve.</w:t>
+        <w:t>RstockRatio: Determines the overall height (maximum recruitment level) of the curve.</w:t>
       </w:r>
     </w:p>
     <w:p>
@@ -2438,7 +2603,7 @@
         <w:spacing w:after="80"/>
       </w:pPr>
       <w:r>
-        <w:t xml:space="preserve">RHalfB0Ratio: Determines the position of the half-recruitment point (orange vertical line).</w:t>
+        <w:t>RHalfB0Ratio: Determines the position of the half-recruitment point (orange vertical line).</w:t>
       </w:r>
     </w:p>
     <w:p>
@@ -2451,7 +2616,7 @@
         <w:spacing w:after="80"/>
       </w:pPr>
       <w:r>
-        <w:t xml:space="preserve">cvRec: The recruitment coefficient of variation represents uncertainty in predicted recruitment and affects how predicted and observed biomass are weighted during stock assessment.</w:t>
+        <w:t>cvRec: The recruitment coefficient of variation represents uncertainty in predicted recruitment and affects how predicted and observed biomass are weighted during stock assessment.</w:t>
       </w:r>
     </w:p>
     <w:p>
@@ -2466,41 +2631,46 @@
       <w:r>
         <w:t xml:space="preserve">The MSE recruitment logic was lifted from the Ecopath with Ecosim (EwE) software, where the graph and table below are used to configure the recruitment dynamics. For a description of the underlying calculations see </w:t>
       </w:r>
-      <w:hyperlink r:id="rIdX1004" w:history="1">
+      <w:hyperlink r:id="rId14" w:history="1">
         <w:r>
           <w:rPr>
             <w:rStyle w:val="Hyperlink"/>
           </w:rPr>
-          <w:t xml:space="preserve">Surma et al. (2018)</w:t>
+          <w:t>Surma et al. (2018)</w:t>
         </w:r>
       </w:hyperlink>
       <w:r>
-        <w:t xml:space="preserve">.</w:t>
-      </w:r>
-    </w:p>
-    <w:p xmlns:a="http://schemas.openxmlformats.org/drawingml/2006/main" xmlns:pic="http://schemas.openxmlformats.org/drawingml/2006/picture">
+        <w:t>.</w:t>
+      </w:r>
+    </w:p>
+    <w:p>
       <w:pPr>
         <w:keepNext/>
         <w:spacing w:before="120" w:after="60"/>
         <w:jc w:val="center"/>
       </w:pPr>
       <w:r>
+        <w:rPr>
+          <w:noProof/>
+        </w:rPr>
+        <w:lastRenderedPageBreak/>
         <w:drawing>
-          <wp:inline distT="0" distB="0" distL="0" distR="0">
+          <wp:inline distT="0" distB="0" distL="0" distR="0" wp14:anchorId="7AEA846A" wp14:editId="11E6C15C">
             <wp:extent cx="4320000" cy="1788169"/>
+            <wp:effectExtent l="0" t="0" r="0" b="0"/>
             <wp:docPr id="3003" name="Picture 3003"/>
             <wp:cNvGraphicFramePr>
-              <a:graphicFrameLocks noChangeAspect="1"/>
+              <a:graphicFrameLocks xmlns:a="http://schemas.openxmlformats.org/drawingml/2006/main" noChangeAspect="1"/>
             </wp:cNvGraphicFramePr>
-            <a:graphic>
+            <a:graphic xmlns:a="http://schemas.openxmlformats.org/drawingml/2006/main">
               <a:graphicData uri="http://schemas.openxmlformats.org/drawingml/2006/picture">
-                <pic:pic>
+                <pic:pic xmlns:pic="http://schemas.openxmlformats.org/drawingml/2006/picture">
                   <pic:nvPicPr>
                     <pic:cNvPr id="3003" name="md_image3.png"/>
                     <pic:cNvPicPr/>
                   </pic:nvPicPr>
                   <pic:blipFill>
-                    <a:blip r:embed="rIdX1005"/>
+                    <a:blip r:embed="rId15"/>
                     <a:stretch>
                       <a:fillRect/>
                     </a:stretch>
@@ -2534,7 +2704,7 @@
           <w:sz w:val="20"/>
           <w:szCs w:val="20"/>
         </w:rPr>
-        <w:t xml:space="preserve">Figure 3. Recruitment, as shown in Ecopath</w:t>
+        <w:t>Figure 3. Recruitment, as shown in Ecopath</w:t>
       </w:r>
     </w:p>
     <w:p>
@@ -2551,7 +2721,7 @@
           <w:szCs w:val="20"/>
           <w:shd w:val="clear" w:color="auto" w:fill="F2F2F2"/>
         </w:rPr>
-        <w:t xml:space="preserve">recruitment.csv</w:t>
+        <w:t>recruitment.csv</w:t>
       </w:r>
       <w:r>
         <w:t xml:space="preserve"> file is shown below. The species_code and life_stage columns are used to identify the species and life stage for which the parameters are defined.</w:t>
@@ -2568,7 +2738,7 @@
           <w:bottom w:w="28" w:type="dxa"/>
           <w:right w:w="85" w:type="dxa"/>
         </w:tblCellMar>
-        <w:tblLook w:val="04A0" w:firstRow="1" w:lastRow="0" w:firstColumn="0" w:lastColumn="0" w:noHBand="0" w:noVBand="1"/>
+        <w:tblLook w:val="0420" w:firstRow="1" w:lastRow="0" w:firstColumn="0" w:lastColumn="0" w:noHBand="0" w:noVBand="1"/>
       </w:tblPr>
       <w:tblGrid>
         <w:gridCol w:w="1940"/>
@@ -2579,8 +2749,9 @@
       </w:tblGrid>
       <w:tr>
         <w:trPr>
+          <w:cnfStyle w:val="100000000000" w:firstRow="1" w:lastRow="0" w:firstColumn="0" w:lastColumn="0" w:oddVBand="0" w:evenVBand="0" w:oddHBand="0" w:evenHBand="0" w:firstRowFirstColumn="0" w:firstRowLastColumn="0" w:lastRowFirstColumn="0" w:lastRowLastColumn="0"/>
+          <w:trHeight w:val="397"/>
           <w:tblHeader/>
-          <w:trHeight w:val="397"/>
         </w:trPr>
         <w:tc>
           <w:tcPr>
@@ -2588,11 +2759,8 @@
             <w:vAlign w:val="center"/>
           </w:tcPr>
           <w:p>
-            <w:pPr>
-              <w:spacing w:after="0"/>
-            </w:pPr>
-            <w:r>
-              <w:t xml:space="preserve">species_code</w:t>
+            <w:r>
+              <w:t>species_code</w:t>
             </w:r>
           </w:p>
         </w:tc>
@@ -2602,11 +2770,8 @@
             <w:vAlign w:val="center"/>
           </w:tcPr>
           <w:p>
-            <w:pPr>
-              <w:spacing w:after="0"/>
-            </w:pPr>
-            <w:r>
-              <w:t xml:space="preserve">life_stage</w:t>
+            <w:r>
+              <w:t>life_stage</w:t>
             </w:r>
           </w:p>
         </w:tc>
@@ -2617,11 +2782,10 @@
           </w:tcPr>
           <w:p>
             <w:pPr>
-              <w:spacing w:after="0"/>
               <w:jc w:val="right"/>
             </w:pPr>
             <w:r>
-              <w:t xml:space="preserve">RstockRatio</w:t>
+              <w:t>RstockRatio</w:t>
             </w:r>
           </w:p>
         </w:tc>
@@ -2632,11 +2796,10 @@
           </w:tcPr>
           <w:p>
             <w:pPr>
-              <w:spacing w:after="0"/>
               <w:jc w:val="right"/>
             </w:pPr>
             <w:r>
-              <w:t xml:space="preserve">RHalfB0Ratio</w:t>
+              <w:t>RHalfB0Ratio</w:t>
             </w:r>
           </w:p>
         </w:tc>
@@ -2647,11 +2810,77 @@
           </w:tcPr>
           <w:p>
             <w:pPr>
-              <w:spacing w:after="0"/>
               <w:jc w:val="right"/>
             </w:pPr>
             <w:r>
-              <w:t xml:space="preserve">cvRec</w:t>
+              <w:t>cvRec</w:t>
+            </w:r>
+          </w:p>
+        </w:tc>
+      </w:tr>
+      <w:tr>
+        <w:trPr>
+          <w:cnfStyle w:val="000000100000" w:firstRow="0" w:lastRow="0" w:firstColumn="0" w:lastColumn="0" w:oddVBand="0" w:evenVBand="0" w:oddHBand="1" w:evenHBand="0" w:firstRowFirstColumn="0" w:firstRowLastColumn="0" w:lastRowFirstColumn="0" w:lastRowLastColumn="0"/>
+          <w:cantSplit/>
+          <w:trHeight w:val="340"/>
+        </w:trPr>
+        <w:tc>
+          <w:tcPr>
+            <w:tcW w:w="1940" w:type="dxa"/>
+            <w:vAlign w:val="center"/>
+          </w:tcPr>
+          <w:p>
+            <w:r>
+              <w:t>BOG</w:t>
+            </w:r>
+          </w:p>
+        </w:tc>
+        <w:tc>
+          <w:tcPr>
+            <w:tcW w:w="1670" w:type="dxa"/>
+            <w:vAlign w:val="center"/>
+          </w:tcPr>
+          <w:p/>
+        </w:tc>
+        <w:tc>
+          <w:tcPr>
+            <w:tcW w:w="1805" w:type="dxa"/>
+            <w:vAlign w:val="center"/>
+          </w:tcPr>
+          <w:p>
+            <w:pPr>
+              <w:jc w:val="right"/>
+            </w:pPr>
+            <w:r>
+              <w:t>0.893</w:t>
+            </w:r>
+          </w:p>
+        </w:tc>
+        <w:tc>
+          <w:tcPr>
+            <w:tcW w:w="1940" w:type="dxa"/>
+            <w:vAlign w:val="center"/>
+          </w:tcPr>
+          <w:p>
+            <w:pPr>
+              <w:jc w:val="right"/>
+            </w:pPr>
+            <w:r>
+              <w:t>0.2</w:t>
+            </w:r>
+          </w:p>
+        </w:tc>
+        <w:tc>
+          <w:tcPr>
+            <w:tcW w:w="1661" w:type="dxa"/>
+            <w:vAlign w:val="center"/>
+          </w:tcPr>
+          <w:p>
+            <w:pPr>
+              <w:jc w:val="right"/>
+            </w:pPr>
+            <w:r>
+              <w:t>0.8</w:t>
             </w:r>
           </w:p>
         </w:tc>
@@ -2667,11 +2896,8 @@
             <w:vAlign w:val="center"/>
           </w:tcPr>
           <w:p>
-            <w:pPr>
-              <w:spacing w:after="0"/>
-            </w:pPr>
-            <w:r>
-              <w:t xml:space="preserve">BOG</w:t>
+            <w:r>
+              <w:t>HKE</w:t>
             </w:r>
           </w:p>
         </w:tc>
@@ -2681,9 +2907,9 @@
             <w:vAlign w:val="center"/>
           </w:tcPr>
           <w:p>
-            <w:pPr>
-              <w:spacing w:after="0"/>
-            </w:pPr>
+            <w:r>
+              <w:t>ADULT</w:t>
+            </w:r>
           </w:p>
         </w:tc>
         <w:tc>
@@ -2693,11 +2919,10 @@
           </w:tcPr>
           <w:p>
             <w:pPr>
-              <w:spacing w:after="0"/>
               <w:jc w:val="right"/>
             </w:pPr>
             <w:r>
-              <w:t xml:space="preserve">0.893</w:t>
+              <w:t>0.7134952</w:t>
             </w:r>
           </w:p>
         </w:tc>
@@ -2708,11 +2933,10 @@
           </w:tcPr>
           <w:p>
             <w:pPr>
-              <w:spacing w:after="0"/>
               <w:jc w:val="right"/>
             </w:pPr>
             <w:r>
-              <w:t xml:space="preserve">0.2</w:t>
+              <w:t>0.200000003</w:t>
             </w:r>
           </w:p>
         </w:tc>
@@ -2723,11 +2947,81 @@
           </w:tcPr>
           <w:p>
             <w:pPr>
-              <w:spacing w:after="0"/>
               <w:jc w:val="right"/>
             </w:pPr>
             <w:r>
-              <w:t xml:space="preserve">0.8</w:t>
+              <w:t>0.800000012</w:t>
+            </w:r>
+          </w:p>
+        </w:tc>
+      </w:tr>
+      <w:tr>
+        <w:trPr>
+          <w:cnfStyle w:val="000000100000" w:firstRow="0" w:lastRow="0" w:firstColumn="0" w:lastColumn="0" w:oddVBand="0" w:evenVBand="0" w:oddHBand="1" w:evenHBand="0" w:firstRowFirstColumn="0" w:firstRowLastColumn="0" w:lastRowFirstColumn="0" w:lastRowLastColumn="0"/>
+          <w:cantSplit/>
+          <w:trHeight w:val="340"/>
+        </w:trPr>
+        <w:tc>
+          <w:tcPr>
+            <w:tcW w:w="1940" w:type="dxa"/>
+            <w:vAlign w:val="center"/>
+          </w:tcPr>
+          <w:p>
+            <w:r>
+              <w:t>HKE</w:t>
+            </w:r>
+          </w:p>
+        </w:tc>
+        <w:tc>
+          <w:tcPr>
+            <w:tcW w:w="1670" w:type="dxa"/>
+            <w:vAlign w:val="center"/>
+          </w:tcPr>
+          <w:p>
+            <w:r>
+              <w:t>JUVENILE</w:t>
+            </w:r>
+          </w:p>
+        </w:tc>
+        <w:tc>
+          <w:tcPr>
+            <w:tcW w:w="1805" w:type="dxa"/>
+            <w:vAlign w:val="center"/>
+          </w:tcPr>
+          <w:p>
+            <w:pPr>
+              <w:jc w:val="right"/>
+            </w:pPr>
+            <w:r>
+              <w:t>0.7677637</w:t>
+            </w:r>
+          </w:p>
+        </w:tc>
+        <w:tc>
+          <w:tcPr>
+            <w:tcW w:w="1940" w:type="dxa"/>
+            <w:vAlign w:val="center"/>
+          </w:tcPr>
+          <w:p>
+            <w:pPr>
+              <w:jc w:val="right"/>
+            </w:pPr>
+            <w:r>
+              <w:t>0.200000003</w:t>
+            </w:r>
+          </w:p>
+        </w:tc>
+        <w:tc>
+          <w:tcPr>
+            <w:tcW w:w="1661" w:type="dxa"/>
+            <w:vAlign w:val="center"/>
+          </w:tcPr>
+          <w:p>
+            <w:pPr>
+              <w:jc w:val="right"/>
+            </w:pPr>
+            <w:r>
+              <w:t>0.800000012</w:t>
             </w:r>
           </w:p>
         </w:tc>
@@ -2743,11 +3037,8 @@
             <w:vAlign w:val="center"/>
           </w:tcPr>
           <w:p>
-            <w:pPr>
-              <w:spacing w:after="0"/>
-            </w:pPr>
-            <w:r>
-              <w:t xml:space="preserve">HKE</w:t>
+            <w:r>
+              <w:t>PIL</w:t>
             </w:r>
           </w:p>
         </w:tc>
@@ -2757,11 +3048,8 @@
             <w:vAlign w:val="center"/>
           </w:tcPr>
           <w:p>
-            <w:pPr>
-              <w:spacing w:after="0"/>
-            </w:pPr>
-            <w:r>
-              <w:t xml:space="preserve">ADULT</w:t>
+            <w:r>
+              <w:t>ADULT</w:t>
             </w:r>
           </w:p>
         </w:tc>
@@ -2772,11 +3060,10 @@
           </w:tcPr>
           <w:p>
             <w:pPr>
-              <w:spacing w:after="0"/>
               <w:jc w:val="right"/>
             </w:pPr>
             <w:r>
-              <w:t xml:space="preserve">0.7134952</w:t>
+              <w:t>0.760691</w:t>
             </w:r>
           </w:p>
         </w:tc>
@@ -2787,11 +3074,10 @@
           </w:tcPr>
           <w:p>
             <w:pPr>
-              <w:spacing w:after="0"/>
               <w:jc w:val="right"/>
             </w:pPr>
             <w:r>
-              <w:t xml:space="preserve">0.200000003</w:t>
+              <w:t>0.200000003</w:t>
             </w:r>
           </w:p>
         </w:tc>
@@ -2802,11 +3088,81 @@
           </w:tcPr>
           <w:p>
             <w:pPr>
-              <w:spacing w:after="0"/>
               <w:jc w:val="right"/>
             </w:pPr>
             <w:r>
-              <w:t xml:space="preserve">0.800000012</w:t>
+              <w:t>0.800000012</w:t>
+            </w:r>
+          </w:p>
+        </w:tc>
+      </w:tr>
+      <w:tr>
+        <w:trPr>
+          <w:cnfStyle w:val="000000100000" w:firstRow="0" w:lastRow="0" w:firstColumn="0" w:lastColumn="0" w:oddVBand="0" w:evenVBand="0" w:oddHBand="1" w:evenHBand="0" w:firstRowFirstColumn="0" w:firstRowLastColumn="0" w:lastRowFirstColumn="0" w:lastRowLastColumn="0"/>
+          <w:cantSplit/>
+          <w:trHeight w:val="340"/>
+        </w:trPr>
+        <w:tc>
+          <w:tcPr>
+            <w:tcW w:w="1940" w:type="dxa"/>
+            <w:vAlign w:val="center"/>
+          </w:tcPr>
+          <w:p>
+            <w:r>
+              <w:t>MUT</w:t>
+            </w:r>
+          </w:p>
+        </w:tc>
+        <w:tc>
+          <w:tcPr>
+            <w:tcW w:w="1670" w:type="dxa"/>
+            <w:vAlign w:val="center"/>
+          </w:tcPr>
+          <w:p>
+            <w:r>
+              <w:t>ADULT</w:t>
+            </w:r>
+          </w:p>
+        </w:tc>
+        <w:tc>
+          <w:tcPr>
+            <w:tcW w:w="1805" w:type="dxa"/>
+            <w:vAlign w:val="center"/>
+          </w:tcPr>
+          <w:p>
+            <w:pPr>
+              <w:jc w:val="right"/>
+            </w:pPr>
+            <w:r>
+              <w:t>0.700308</w:t>
+            </w:r>
+          </w:p>
+        </w:tc>
+        <w:tc>
+          <w:tcPr>
+            <w:tcW w:w="1940" w:type="dxa"/>
+            <w:vAlign w:val="center"/>
+          </w:tcPr>
+          <w:p>
+            <w:pPr>
+              <w:jc w:val="right"/>
+            </w:pPr>
+            <w:r>
+              <w:t>0.200000003</w:t>
+            </w:r>
+          </w:p>
+        </w:tc>
+        <w:tc>
+          <w:tcPr>
+            <w:tcW w:w="1661" w:type="dxa"/>
+            <w:vAlign w:val="center"/>
+          </w:tcPr>
+          <w:p>
+            <w:pPr>
+              <w:jc w:val="right"/>
+            </w:pPr>
+            <w:r>
+              <w:t>0.800000012</w:t>
             </w:r>
           </w:p>
         </w:tc>
@@ -2822,11 +3178,8 @@
             <w:vAlign w:val="center"/>
           </w:tcPr>
           <w:p>
-            <w:pPr>
-              <w:spacing w:after="0"/>
-            </w:pPr>
-            <w:r>
-              <w:t xml:space="preserve">HKE</w:t>
+            <w:r>
+              <w:t>BFT</w:t>
             </w:r>
           </w:p>
         </w:tc>
@@ -2835,14 +3188,7 @@
             <w:tcW w:w="1670" w:type="dxa"/>
             <w:vAlign w:val="center"/>
           </w:tcPr>
-          <w:p>
-            <w:pPr>
-              <w:spacing w:after="0"/>
-            </w:pPr>
-            <w:r>
-              <w:t xml:space="preserve">JUVENILE</w:t>
-            </w:r>
-          </w:p>
+          <w:p/>
         </w:tc>
         <w:tc>
           <w:tcPr>
@@ -2851,11 +3197,10 @@
           </w:tcPr>
           <w:p>
             <w:pPr>
-              <w:spacing w:after="0"/>
               <w:jc w:val="right"/>
             </w:pPr>
             <w:r>
-              <w:t xml:space="preserve">0.7677637</w:t>
+              <w:t>0.4779542</w:t>
             </w:r>
           </w:p>
         </w:tc>
@@ -2866,11 +3211,10 @@
           </w:tcPr>
           <w:p>
             <w:pPr>
-              <w:spacing w:after="0"/>
               <w:jc w:val="right"/>
             </w:pPr>
             <w:r>
-              <w:t xml:space="preserve">0.200000003</w:t>
+              <w:t>0.200000003</w:t>
             </w:r>
           </w:p>
         </w:tc>
@@ -2881,245 +3225,10 @@
           </w:tcPr>
           <w:p>
             <w:pPr>
-              <w:spacing w:after="0"/>
               <w:jc w:val="right"/>
             </w:pPr>
             <w:r>
-              <w:t xml:space="preserve">0.800000012</w:t>
-            </w:r>
-          </w:p>
-        </w:tc>
-      </w:tr>
-      <w:tr>
-        <w:trPr>
-          <w:cantSplit/>
-          <w:trHeight w:val="340"/>
-        </w:trPr>
-        <w:tc>
-          <w:tcPr>
-            <w:tcW w:w="1940" w:type="dxa"/>
-            <w:vAlign w:val="center"/>
-          </w:tcPr>
-          <w:p>
-            <w:pPr>
-              <w:spacing w:after="0"/>
-            </w:pPr>
-            <w:r>
-              <w:t xml:space="preserve">PIL</w:t>
-            </w:r>
-          </w:p>
-        </w:tc>
-        <w:tc>
-          <w:tcPr>
-            <w:tcW w:w="1670" w:type="dxa"/>
-            <w:vAlign w:val="center"/>
-          </w:tcPr>
-          <w:p>
-            <w:pPr>
-              <w:spacing w:after="0"/>
-            </w:pPr>
-            <w:r>
-              <w:t xml:space="preserve">ADULT</w:t>
-            </w:r>
-          </w:p>
-        </w:tc>
-        <w:tc>
-          <w:tcPr>
-            <w:tcW w:w="1805" w:type="dxa"/>
-            <w:vAlign w:val="center"/>
-          </w:tcPr>
-          <w:p>
-            <w:pPr>
-              <w:spacing w:after="0"/>
-              <w:jc w:val="right"/>
-            </w:pPr>
-            <w:r>
-              <w:t xml:space="preserve">0.760691</w:t>
-            </w:r>
-          </w:p>
-        </w:tc>
-        <w:tc>
-          <w:tcPr>
-            <w:tcW w:w="1940" w:type="dxa"/>
-            <w:vAlign w:val="center"/>
-          </w:tcPr>
-          <w:p>
-            <w:pPr>
-              <w:spacing w:after="0"/>
-              <w:jc w:val="right"/>
-            </w:pPr>
-            <w:r>
-              <w:t xml:space="preserve">0.200000003</w:t>
-            </w:r>
-          </w:p>
-        </w:tc>
-        <w:tc>
-          <w:tcPr>
-            <w:tcW w:w="1661" w:type="dxa"/>
-            <w:vAlign w:val="center"/>
-          </w:tcPr>
-          <w:p>
-            <w:pPr>
-              <w:spacing w:after="0"/>
-              <w:jc w:val="right"/>
-            </w:pPr>
-            <w:r>
-              <w:t xml:space="preserve">0.800000012</w:t>
-            </w:r>
-          </w:p>
-        </w:tc>
-      </w:tr>
-      <w:tr>
-        <w:trPr>
-          <w:cantSplit/>
-          <w:trHeight w:val="340"/>
-        </w:trPr>
-        <w:tc>
-          <w:tcPr>
-            <w:tcW w:w="1940" w:type="dxa"/>
-            <w:vAlign w:val="center"/>
-          </w:tcPr>
-          <w:p>
-            <w:pPr>
-              <w:spacing w:after="0"/>
-            </w:pPr>
-            <w:r>
-              <w:t xml:space="preserve">MUT</w:t>
-            </w:r>
-          </w:p>
-        </w:tc>
-        <w:tc>
-          <w:tcPr>
-            <w:tcW w:w="1670" w:type="dxa"/>
-            <w:vAlign w:val="center"/>
-          </w:tcPr>
-          <w:p>
-            <w:pPr>
-              <w:spacing w:after="0"/>
-            </w:pPr>
-            <w:r>
-              <w:t xml:space="preserve">ADULT</w:t>
-            </w:r>
-          </w:p>
-        </w:tc>
-        <w:tc>
-          <w:tcPr>
-            <w:tcW w:w="1805" w:type="dxa"/>
-            <w:vAlign w:val="center"/>
-          </w:tcPr>
-          <w:p>
-            <w:pPr>
-              <w:spacing w:after="0"/>
-              <w:jc w:val="right"/>
-            </w:pPr>
-            <w:r>
-              <w:t xml:space="preserve">0.700308</w:t>
-            </w:r>
-          </w:p>
-        </w:tc>
-        <w:tc>
-          <w:tcPr>
-            <w:tcW w:w="1940" w:type="dxa"/>
-            <w:vAlign w:val="center"/>
-          </w:tcPr>
-          <w:p>
-            <w:pPr>
-              <w:spacing w:after="0"/>
-              <w:jc w:val="right"/>
-            </w:pPr>
-            <w:r>
-              <w:t xml:space="preserve">0.200000003</w:t>
-            </w:r>
-          </w:p>
-        </w:tc>
-        <w:tc>
-          <w:tcPr>
-            <w:tcW w:w="1661" w:type="dxa"/>
-            <w:vAlign w:val="center"/>
-          </w:tcPr>
-          <w:p>
-            <w:pPr>
-              <w:spacing w:after="0"/>
-              <w:jc w:val="right"/>
-            </w:pPr>
-            <w:r>
-              <w:t xml:space="preserve">0.800000012</w:t>
-            </w:r>
-          </w:p>
-        </w:tc>
-      </w:tr>
-      <w:tr>
-        <w:trPr>
-          <w:cantSplit/>
-          <w:trHeight w:val="340"/>
-        </w:trPr>
-        <w:tc>
-          <w:tcPr>
-            <w:tcW w:w="1940" w:type="dxa"/>
-            <w:vAlign w:val="center"/>
-          </w:tcPr>
-          <w:p>
-            <w:pPr>
-              <w:spacing w:after="0"/>
-            </w:pPr>
-            <w:r>
-              <w:t xml:space="preserve">BFT</w:t>
-            </w:r>
-          </w:p>
-        </w:tc>
-        <w:tc>
-          <w:tcPr>
-            <w:tcW w:w="1670" w:type="dxa"/>
-            <w:vAlign w:val="center"/>
-          </w:tcPr>
-          <w:p>
-            <w:pPr>
-              <w:spacing w:after="0"/>
-            </w:pPr>
-          </w:p>
-        </w:tc>
-        <w:tc>
-          <w:tcPr>
-            <w:tcW w:w="1805" w:type="dxa"/>
-            <w:vAlign w:val="center"/>
-          </w:tcPr>
-          <w:p>
-            <w:pPr>
-              <w:spacing w:after="0"/>
-              <w:jc w:val="right"/>
-            </w:pPr>
-            <w:r>
-              <w:t xml:space="preserve">0.4779542</w:t>
-            </w:r>
-          </w:p>
-        </w:tc>
-        <w:tc>
-          <w:tcPr>
-            <w:tcW w:w="1940" w:type="dxa"/>
-            <w:vAlign w:val="center"/>
-          </w:tcPr>
-          <w:p>
-            <w:pPr>
-              <w:spacing w:after="0"/>
-              <w:jc w:val="right"/>
-            </w:pPr>
-            <w:r>
-              <w:t xml:space="preserve">0.200000003</w:t>
-            </w:r>
-          </w:p>
-        </w:tc>
-        <w:tc>
-          <w:tcPr>
-            <w:tcW w:w="1661" w:type="dxa"/>
-            <w:vAlign w:val="center"/>
-          </w:tcPr>
-          <w:p>
-            <w:pPr>
-              <w:spacing w:after="0"/>
-              <w:jc w:val="right"/>
-            </w:pPr>
-            <w:r>
-              <w:t xml:space="preserve">0.800000012</w:t>
+              <w:t>0.800000012</w:t>
             </w:r>
           </w:p>
         </w:tc>
@@ -3133,11 +3242,11 @@
     <w:p>
       <w:pPr>
         <w:sectPr>
-          <w:headerReference w:type="default" r:id="rId11"/>
-          <w:footerReference w:type="even" r:id="rId12"/>
-          <w:footerReference w:type="default" r:id="rId13"/>
-          <w:headerReference w:type="first" r:id="rId14"/>
-          <w:footerReference w:type="first" r:id="rId15"/>
+          <w:headerReference w:type="default" r:id="rId16"/>
+          <w:footerReference w:type="even" r:id="rId17"/>
+          <w:footerReference w:type="default" r:id="rId18"/>
+          <w:headerReference w:type="first" r:id="rId19"/>
+          <w:footerReference w:type="first" r:id="rId20"/>
           <w:pgSz w:w="11906" w:h="16838"/>
           <w:pgMar w:top="1361" w:right="1361" w:bottom="1361" w:left="1361" w:header="709" w:footer="709" w:gutter="0"/>
           <w:pgNumType w:start="0"/>
@@ -3153,11 +3262,18 @@
         <w:keepNext/>
         <w:keepLines/>
       </w:pPr>
-      <w:bookmarkStart w:id="507" w:name="_TocS000507"/>
-      <w:r>
-        <w:t xml:space="preserve">3.2 QuotaShare</w:t>
-      </w:r>
-      <w:bookmarkEnd w:id="507"/>
+      <w:bookmarkStart w:id="6" w:name="_Toc244163052"/>
+      <w:r>
+        <w:lastRenderedPageBreak/>
+        <w:t>3.2 Quota</w:t>
+      </w:r>
+      <w:r>
+        <w:t xml:space="preserve"> </w:t>
+      </w:r>
+      <w:r>
+        <w:t>Share</w:t>
+      </w:r>
+      <w:bookmarkEnd w:id="6"/>
     </w:p>
     <w:p>
       <w:pPr>
@@ -3173,7 +3289,7 @@
           <w:szCs w:val="20"/>
           <w:shd w:val="clear" w:color="auto" w:fill="F2F2F2"/>
         </w:rPr>
-        <w:t xml:space="preserve">quotashare.csv</w:t>
+        <w:t>quotashare.csv</w:t>
       </w:r>
       <w:r>
         <w:t xml:space="preserve"> file. Each fleet (a combination of gear_code and country_code) has its own column, giving its quota share for each species and life stage (a combination of species_code and life_stage). When this file is loaded, it is validated that the sum of all fractions should be 1.</w:t>
@@ -3190,7 +3306,7 @@
           <w:bottom w:w="28" w:type="dxa"/>
           <w:right w:w="60" w:type="dxa"/>
         </w:tblCellMar>
-        <w:tblLook w:val="04A0" w:firstRow="1" w:lastRow="0" w:firstColumn="0" w:lastColumn="0" w:noHBand="0" w:noVBand="1"/>
+        <w:tblLook w:val="0420" w:firstRow="1" w:lastRow="0" w:firstColumn="0" w:lastColumn="0" w:noHBand="0" w:noVBand="1"/>
       </w:tblPr>
       <w:tblGrid>
         <w:gridCol w:w="1373"/>
@@ -3207,8 +3323,9 @@
       </w:tblGrid>
       <w:tr>
         <w:trPr>
+          <w:cnfStyle w:val="100000000000" w:firstRow="1" w:lastRow="0" w:firstColumn="0" w:lastColumn="0" w:oddVBand="0" w:evenVBand="0" w:oddHBand="0" w:evenHBand="0" w:firstRowFirstColumn="0" w:firstRowLastColumn="0" w:lastRowFirstColumn="0" w:lastRowLastColumn="0"/>
+          <w:trHeight w:val="397"/>
           <w:tblHeader/>
-          <w:trHeight w:val="397"/>
         </w:trPr>
         <w:tc>
           <w:tcPr>
@@ -3216,15 +3333,12 @@
             <w:vAlign w:val="center"/>
           </w:tcPr>
           <w:p>
-            <w:pPr>
-              <w:spacing w:after="0"/>
-            </w:pPr>
             <w:r>
               <w:rPr>
                 <w:sz w:val="16"/>
                 <w:szCs w:val="16"/>
               </w:rPr>
-              <w:t xml:space="preserve">species_code</w:t>
+              <w:t>species_code</w:t>
             </w:r>
           </w:p>
         </w:tc>
@@ -3234,15 +3348,12 @@
             <w:vAlign w:val="center"/>
           </w:tcPr>
           <w:p>
-            <w:pPr>
-              <w:spacing w:after="0"/>
-            </w:pPr>
             <w:r>
               <w:rPr>
                 <w:sz w:val="16"/>
                 <w:szCs w:val="16"/>
               </w:rPr>
-              <w:t xml:space="preserve">life_stage</w:t>
+              <w:t>life_stage</w:t>
             </w:r>
           </w:p>
         </w:tc>
@@ -3253,7 +3364,6 @@
           </w:tcPr>
           <w:p>
             <w:pPr>
-              <w:spacing w:after="0"/>
               <w:jc w:val="right"/>
             </w:pPr>
             <w:r>
@@ -3261,7 +3371,7 @@
                 <w:sz w:val="16"/>
                 <w:szCs w:val="16"/>
               </w:rPr>
-              <w:t xml:space="preserve">ART|ESP</w:t>
+              <w:t>ART|ESP</w:t>
             </w:r>
           </w:p>
         </w:tc>
@@ -3272,7 +3382,6 @@
           </w:tcPr>
           <w:p>
             <w:pPr>
-              <w:spacing w:after="0"/>
               <w:jc w:val="right"/>
             </w:pPr>
             <w:r>
@@ -3280,7 +3389,7 @@
                 <w:sz w:val="16"/>
                 <w:szCs w:val="16"/>
               </w:rPr>
-              <w:t xml:space="preserve">ART|FRA</w:t>
+              <w:t>ART|FRA</w:t>
             </w:r>
           </w:p>
         </w:tc>
@@ -3291,7 +3400,6 @@
           </w:tcPr>
           <w:p>
             <w:pPr>
-              <w:spacing w:after="0"/>
               <w:jc w:val="right"/>
             </w:pPr>
             <w:r>
@@ -3299,7 +3407,7 @@
                 <w:sz w:val="16"/>
                 <w:szCs w:val="16"/>
               </w:rPr>
-              <w:t xml:space="preserve">RECT|ESP</w:t>
+              <w:t>RECT|ESP</w:t>
             </w:r>
           </w:p>
         </w:tc>
@@ -3310,7 +3418,6 @@
           </w:tcPr>
           <w:p>
             <w:pPr>
-              <w:spacing w:after="0"/>
               <w:jc w:val="right"/>
             </w:pPr>
             <w:r>
@@ -3318,7 +3425,7 @@
                 <w:sz w:val="16"/>
                 <w:szCs w:val="16"/>
               </w:rPr>
-              <w:t xml:space="preserve">LLS|ESP</w:t>
+              <w:t>LLS|ESP</w:t>
             </w:r>
           </w:p>
         </w:tc>
@@ -3329,7 +3436,6 @@
           </w:tcPr>
           <w:p>
             <w:pPr>
-              <w:spacing w:after="0"/>
               <w:jc w:val="right"/>
             </w:pPr>
             <w:r>
@@ -3337,7 +3443,7 @@
                 <w:sz w:val="16"/>
                 <w:szCs w:val="16"/>
               </w:rPr>
-              <w:t xml:space="preserve">OTB|ESP</w:t>
+              <w:t>OTB|ESP</w:t>
             </w:r>
           </w:p>
         </w:tc>
@@ -3348,7 +3454,6 @@
           </w:tcPr>
           <w:p>
             <w:pPr>
-              <w:spacing w:after="0"/>
               <w:jc w:val="right"/>
             </w:pPr>
             <w:r>
@@ -3356,7 +3461,7 @@
                 <w:sz w:val="16"/>
                 <w:szCs w:val="16"/>
               </w:rPr>
-              <w:t xml:space="preserve">OTB|FRA</w:t>
+              <w:t>OTB|FRA</w:t>
             </w:r>
           </w:p>
         </w:tc>
@@ -3367,7 +3472,6 @@
           </w:tcPr>
           <w:p>
             <w:pPr>
-              <w:spacing w:after="0"/>
               <w:jc w:val="right"/>
             </w:pPr>
             <w:r>
@@ -3375,7 +3479,7 @@
                 <w:sz w:val="16"/>
                 <w:szCs w:val="16"/>
               </w:rPr>
-              <w:t xml:space="preserve">PS|ESP</w:t>
+              <w:t>PS|ESP</w:t>
             </w:r>
           </w:p>
         </w:tc>
@@ -3386,7 +3490,6 @@
           </w:tcPr>
           <w:p>
             <w:pPr>
-              <w:spacing w:after="0"/>
               <w:jc w:val="right"/>
             </w:pPr>
             <w:r>
@@ -3394,7 +3497,7 @@
                 <w:sz w:val="16"/>
                 <w:szCs w:val="16"/>
               </w:rPr>
-              <w:t xml:space="preserve">PS|FRA</w:t>
+              <w:t>PS|FRA</w:t>
             </w:r>
           </w:p>
         </w:tc>
@@ -3405,7 +3508,6 @@
           </w:tcPr>
           <w:p>
             <w:pPr>
-              <w:spacing w:after="0"/>
               <w:jc w:val="right"/>
             </w:pPr>
             <w:r>
@@ -3413,7 +3515,198 @@
                 <w:sz w:val="16"/>
                 <w:szCs w:val="16"/>
               </w:rPr>
-              <w:t xml:space="preserve">TM|FRA</w:t>
+              <w:t>TM|FRA</w:t>
+            </w:r>
+          </w:p>
+        </w:tc>
+      </w:tr>
+      <w:tr>
+        <w:trPr>
+          <w:cnfStyle w:val="000000100000" w:firstRow="0" w:lastRow="0" w:firstColumn="0" w:lastColumn="0" w:oddVBand="0" w:evenVBand="0" w:oddHBand="1" w:evenHBand="0" w:firstRowFirstColumn="0" w:firstRowLastColumn="0" w:lastRowFirstColumn="0" w:lastRowLastColumn="0"/>
+          <w:cantSplit/>
+          <w:trHeight w:val="340"/>
+        </w:trPr>
+        <w:tc>
+          <w:tcPr>
+            <w:tcW w:w="1373" w:type="dxa"/>
+            <w:vAlign w:val="center"/>
+          </w:tcPr>
+          <w:p>
+            <w:r>
+              <w:rPr>
+                <w:sz w:val="16"/>
+                <w:szCs w:val="16"/>
+              </w:rPr>
+              <w:t>BOG</w:t>
+            </w:r>
+          </w:p>
+        </w:tc>
+        <w:tc>
+          <w:tcPr>
+            <w:tcW w:w="1174" w:type="dxa"/>
+            <w:vAlign w:val="center"/>
+          </w:tcPr>
+          <w:p/>
+        </w:tc>
+        <w:tc>
+          <w:tcPr>
+            <w:tcW w:w="1274" w:type="dxa"/>
+            <w:vAlign w:val="center"/>
+          </w:tcPr>
+          <w:p>
+            <w:pPr>
+              <w:jc w:val="right"/>
+            </w:pPr>
+            <w:r>
+              <w:rPr>
+                <w:sz w:val="16"/>
+                <w:szCs w:val="16"/>
+              </w:rPr>
+              <w:t>0.893</w:t>
+            </w:r>
+          </w:p>
+        </w:tc>
+        <w:tc>
+          <w:tcPr>
+            <w:tcW w:w="1274" w:type="dxa"/>
+            <w:vAlign w:val="center"/>
+          </w:tcPr>
+          <w:p>
+            <w:pPr>
+              <w:jc w:val="right"/>
+            </w:pPr>
+            <w:r>
+              <w:rPr>
+                <w:sz w:val="16"/>
+                <w:szCs w:val="16"/>
+              </w:rPr>
+              <w:t>0.000902</w:t>
+            </w:r>
+          </w:p>
+        </w:tc>
+        <w:tc>
+          <w:tcPr>
+            <w:tcW w:w="1274" w:type="dxa"/>
+            <w:vAlign w:val="center"/>
+          </w:tcPr>
+          <w:p>
+            <w:pPr>
+              <w:jc w:val="right"/>
+            </w:pPr>
+            <w:r>
+              <w:rPr>
+                <w:sz w:val="16"/>
+                <w:szCs w:val="16"/>
+              </w:rPr>
+              <w:t>0.00191</w:t>
+            </w:r>
+          </w:p>
+        </w:tc>
+        <w:tc>
+          <w:tcPr>
+            <w:tcW w:w="1274" w:type="dxa"/>
+            <w:vAlign w:val="center"/>
+          </w:tcPr>
+          <w:p>
+            <w:pPr>
+              <w:jc w:val="right"/>
+            </w:pPr>
+            <w:r>
+              <w:rPr>
+                <w:sz w:val="16"/>
+                <w:szCs w:val="16"/>
+              </w:rPr>
+              <w:t>0.102</w:t>
+            </w:r>
+          </w:p>
+        </w:tc>
+        <w:tc>
+          <w:tcPr>
+            <w:tcW w:w="1274" w:type="dxa"/>
+            <w:vAlign w:val="center"/>
+          </w:tcPr>
+          <w:p>
+            <w:pPr>
+              <w:jc w:val="right"/>
+            </w:pPr>
+            <w:r>
+              <w:rPr>
+                <w:sz w:val="16"/>
+                <w:szCs w:val="16"/>
+              </w:rPr>
+              <w:t>0.002188</w:t>
+            </w:r>
+          </w:p>
+        </w:tc>
+        <w:tc>
+          <w:tcPr>
+            <w:tcW w:w="1274" w:type="dxa"/>
+            <w:vAlign w:val="center"/>
+          </w:tcPr>
+          <w:p>
+            <w:pPr>
+              <w:jc w:val="right"/>
+            </w:pPr>
+            <w:r>
+              <w:rPr>
+                <w:sz w:val="16"/>
+                <w:szCs w:val="16"/>
+              </w:rPr>
+              <w:t>0</w:t>
+            </w:r>
+          </w:p>
+        </w:tc>
+        <w:tc>
+          <w:tcPr>
+            <w:tcW w:w="1373" w:type="dxa"/>
+            <w:vAlign w:val="center"/>
+          </w:tcPr>
+          <w:p>
+            <w:pPr>
+              <w:jc w:val="right"/>
+            </w:pPr>
+            <w:r>
+              <w:rPr>
+                <w:sz w:val="16"/>
+                <w:szCs w:val="16"/>
+              </w:rPr>
+              <w:t>0</w:t>
+            </w:r>
+          </w:p>
+        </w:tc>
+        <w:tc>
+          <w:tcPr>
+            <w:tcW w:w="1274" w:type="dxa"/>
+            <w:vAlign w:val="center"/>
+          </w:tcPr>
+          <w:p>
+            <w:pPr>
+              <w:jc w:val="right"/>
+            </w:pPr>
+            <w:r>
+              <w:rPr>
+                <w:sz w:val="16"/>
+                <w:szCs w:val="16"/>
+              </w:rPr>
+              <w:t>0</w:t>
+            </w:r>
+          </w:p>
+        </w:tc>
+        <w:tc>
+          <w:tcPr>
+            <w:tcW w:w="1278" w:type="dxa"/>
+            <w:vAlign w:val="center"/>
+          </w:tcPr>
+          <w:p>
+            <w:pPr>
+              <w:jc w:val="right"/>
+            </w:pPr>
+            <w:r>
+              <w:rPr>
+                <w:sz w:val="16"/>
+                <w:szCs w:val="16"/>
+              </w:rPr>
+              <w:t>0</w:t>
             </w:r>
           </w:p>
         </w:tc>
@@ -3429,15 +3722,12 @@
             <w:vAlign w:val="center"/>
           </w:tcPr>
           <w:p>
-            <w:pPr>
-              <w:spacing w:after="0"/>
-            </w:pPr>
             <w:r>
               <w:rPr>
                 <w:sz w:val="16"/>
                 <w:szCs w:val="16"/>
               </w:rPr>
-              <w:t xml:space="preserve">BOG</w:t>
+              <w:t>HKE</w:t>
             </w:r>
           </w:p>
         </w:tc>
@@ -3447,27 +3737,12 @@
             <w:vAlign w:val="center"/>
           </w:tcPr>
           <w:p>
-            <w:pPr>
-              <w:spacing w:after="0"/>
-            </w:pPr>
-          </w:p>
-        </w:tc>
-        <w:tc>
-          <w:tcPr>
-            <w:tcW w:w="1274" w:type="dxa"/>
-            <w:vAlign w:val="center"/>
-          </w:tcPr>
-          <w:p>
-            <w:pPr>
-              <w:spacing w:after="0"/>
-              <w:jc w:val="right"/>
-            </w:pPr>
             <w:r>
               <w:rPr>
                 <w:sz w:val="16"/>
                 <w:szCs w:val="16"/>
               </w:rPr>
-              <w:t xml:space="preserve">0.893</w:t>
+              <w:t>ADULT</w:t>
             </w:r>
           </w:p>
         </w:tc>
@@ -3478,7 +3753,6 @@
           </w:tcPr>
           <w:p>
             <w:pPr>
-              <w:spacing w:after="0"/>
               <w:jc w:val="right"/>
             </w:pPr>
             <w:r>
@@ -3486,7 +3760,7 @@
                 <w:sz w:val="16"/>
                 <w:szCs w:val="16"/>
               </w:rPr>
-              <w:t xml:space="preserve">0.000902</w:t>
+              <w:t>0.288042551</w:t>
             </w:r>
           </w:p>
         </w:tc>
@@ -3497,7 +3771,6 @@
           </w:tcPr>
           <w:p>
             <w:pPr>
-              <w:spacing w:after="0"/>
               <w:jc w:val="right"/>
             </w:pPr>
             <w:r>
@@ -3505,7 +3778,7 @@
                 <w:sz w:val="16"/>
                 <w:szCs w:val="16"/>
               </w:rPr>
-              <w:t xml:space="preserve">0.00191</w:t>
+              <w:t>0.175846451</w:t>
             </w:r>
           </w:p>
         </w:tc>
@@ -3516,7 +3789,6 @@
           </w:tcPr>
           <w:p>
             <w:pPr>
-              <w:spacing w:after="0"/>
               <w:jc w:val="right"/>
             </w:pPr>
             <w:r>
@@ -3524,7 +3796,7 @@
                 <w:sz w:val="16"/>
                 <w:szCs w:val="16"/>
               </w:rPr>
-              <w:t xml:space="preserve">0.102</w:t>
+              <w:t>0.000185151</w:t>
             </w:r>
           </w:p>
         </w:tc>
@@ -3535,7 +3807,6 @@
           </w:tcPr>
           <w:p>
             <w:pPr>
-              <w:spacing w:after="0"/>
               <w:jc w:val="right"/>
             </w:pPr>
             <w:r>
@@ -3543,7 +3814,7 @@
                 <w:sz w:val="16"/>
                 <w:szCs w:val="16"/>
               </w:rPr>
-              <w:t xml:space="preserve">0.002188</w:t>
+              <w:t>0.138019551</w:t>
             </w:r>
           </w:p>
         </w:tc>
@@ -3554,7 +3825,6 @@
           </w:tcPr>
           <w:p>
             <w:pPr>
-              <w:spacing w:after="0"/>
               <w:jc w:val="right"/>
             </w:pPr>
             <w:r>
@@ -3562,18 +3832,17 @@
                 <w:sz w:val="16"/>
                 <w:szCs w:val="16"/>
               </w:rPr>
-              <w:t xml:space="preserve">0</w:t>
-            </w:r>
-          </w:p>
-        </w:tc>
-        <w:tc>
-          <w:tcPr>
-            <w:tcW w:w="1373" w:type="dxa"/>
-            <w:vAlign w:val="center"/>
-          </w:tcPr>
-          <w:p>
-            <w:pPr>
-              <w:spacing w:after="0"/>
+              <w:t>0.204072351</w:t>
+            </w:r>
+          </w:p>
+        </w:tc>
+        <w:tc>
+          <w:tcPr>
+            <w:tcW w:w="1274" w:type="dxa"/>
+            <w:vAlign w:val="center"/>
+          </w:tcPr>
+          <w:p>
+            <w:pPr>
               <w:jc w:val="right"/>
             </w:pPr>
             <w:r>
@@ -3581,18 +3850,17 @@
                 <w:sz w:val="16"/>
                 <w:szCs w:val="16"/>
               </w:rPr>
-              <w:t xml:space="preserve">0</w:t>
-            </w:r>
-          </w:p>
-        </w:tc>
-        <w:tc>
-          <w:tcPr>
-            <w:tcW w:w="1274" w:type="dxa"/>
-            <w:vAlign w:val="center"/>
-          </w:tcPr>
-          <w:p>
-            <w:pPr>
-              <w:spacing w:after="0"/>
+              <w:t>0.191925651</w:t>
+            </w:r>
+          </w:p>
+        </w:tc>
+        <w:tc>
+          <w:tcPr>
+            <w:tcW w:w="1373" w:type="dxa"/>
+            <w:vAlign w:val="center"/>
+          </w:tcPr>
+          <w:p>
+            <w:pPr>
               <w:jc w:val="right"/>
             </w:pPr>
             <w:r>
@@ -3600,18 +3868,17 @@
                 <w:sz w:val="16"/>
                 <w:szCs w:val="16"/>
               </w:rPr>
-              <w:t xml:space="preserve">0</w:t>
-            </w:r>
-          </w:p>
-        </w:tc>
-        <w:tc>
-          <w:tcPr>
-            <w:tcW w:w="1278" w:type="dxa"/>
-            <w:vAlign w:val="center"/>
-          </w:tcPr>
-          <w:p>
-            <w:pPr>
-              <w:spacing w:after="0"/>
+              <w:t>0.001908294</w:t>
+            </w:r>
+          </w:p>
+        </w:tc>
+        <w:tc>
+          <w:tcPr>
+            <w:tcW w:w="1274" w:type="dxa"/>
+            <w:vAlign w:val="center"/>
+          </w:tcPr>
+          <w:p>
+            <w:pPr>
               <w:jc w:val="right"/>
             </w:pPr>
             <w:r>
@@ -3619,7 +3886,224 @@
                 <w:sz w:val="16"/>
                 <w:szCs w:val="16"/>
               </w:rPr>
-              <w:t xml:space="preserve">0</w:t>
+              <w:t>0</w:t>
+            </w:r>
+          </w:p>
+        </w:tc>
+        <w:tc>
+          <w:tcPr>
+            <w:tcW w:w="1278" w:type="dxa"/>
+            <w:vAlign w:val="center"/>
+          </w:tcPr>
+          <w:p>
+            <w:pPr>
+              <w:jc w:val="right"/>
+            </w:pPr>
+            <w:r>
+              <w:rPr>
+                <w:sz w:val="16"/>
+                <w:szCs w:val="16"/>
+              </w:rPr>
+              <w:t>0</w:t>
+            </w:r>
+          </w:p>
+        </w:tc>
+      </w:tr>
+      <w:tr>
+        <w:trPr>
+          <w:cnfStyle w:val="000000100000" w:firstRow="0" w:lastRow="0" w:firstColumn="0" w:lastColumn="0" w:oddVBand="0" w:evenVBand="0" w:oddHBand="1" w:evenHBand="0" w:firstRowFirstColumn="0" w:firstRowLastColumn="0" w:lastRowFirstColumn="0" w:lastRowLastColumn="0"/>
+          <w:cantSplit/>
+          <w:trHeight w:val="340"/>
+        </w:trPr>
+        <w:tc>
+          <w:tcPr>
+            <w:tcW w:w="1373" w:type="dxa"/>
+            <w:vAlign w:val="center"/>
+          </w:tcPr>
+          <w:p>
+            <w:r>
+              <w:rPr>
+                <w:sz w:val="16"/>
+                <w:szCs w:val="16"/>
+              </w:rPr>
+              <w:t>HKE</w:t>
+            </w:r>
+          </w:p>
+        </w:tc>
+        <w:tc>
+          <w:tcPr>
+            <w:tcW w:w="1174" w:type="dxa"/>
+            <w:vAlign w:val="center"/>
+          </w:tcPr>
+          <w:p>
+            <w:r>
+              <w:rPr>
+                <w:sz w:val="16"/>
+                <w:szCs w:val="16"/>
+              </w:rPr>
+              <w:t>JUVENILE</w:t>
+            </w:r>
+          </w:p>
+        </w:tc>
+        <w:tc>
+          <w:tcPr>
+            <w:tcW w:w="1274" w:type="dxa"/>
+            <w:vAlign w:val="center"/>
+          </w:tcPr>
+          <w:p>
+            <w:pPr>
+              <w:jc w:val="right"/>
+            </w:pPr>
+            <w:r>
+              <w:rPr>
+                <w:sz w:val="16"/>
+                <w:szCs w:val="16"/>
+              </w:rPr>
+              <w:t>0</w:t>
+            </w:r>
+          </w:p>
+        </w:tc>
+        <w:tc>
+          <w:tcPr>
+            <w:tcW w:w="1274" w:type="dxa"/>
+            <w:vAlign w:val="center"/>
+          </w:tcPr>
+          <w:p>
+            <w:pPr>
+              <w:jc w:val="right"/>
+            </w:pPr>
+            <w:r>
+              <w:rPr>
+                <w:sz w:val="16"/>
+                <w:szCs w:val="16"/>
+              </w:rPr>
+              <w:t>0</w:t>
+            </w:r>
+          </w:p>
+        </w:tc>
+        <w:tc>
+          <w:tcPr>
+            <w:tcW w:w="1274" w:type="dxa"/>
+            <w:vAlign w:val="center"/>
+          </w:tcPr>
+          <w:p>
+            <w:pPr>
+              <w:jc w:val="right"/>
+            </w:pPr>
+            <w:r>
+              <w:rPr>
+                <w:sz w:val="16"/>
+                <w:szCs w:val="16"/>
+              </w:rPr>
+              <w:t>0</w:t>
+            </w:r>
+          </w:p>
+        </w:tc>
+        <w:tc>
+          <w:tcPr>
+            <w:tcW w:w="1274" w:type="dxa"/>
+            <w:vAlign w:val="center"/>
+          </w:tcPr>
+          <w:p>
+            <w:pPr>
+              <w:jc w:val="right"/>
+            </w:pPr>
+            <w:r>
+              <w:rPr>
+                <w:sz w:val="16"/>
+                <w:szCs w:val="16"/>
+              </w:rPr>
+              <w:t>0</w:t>
+            </w:r>
+          </w:p>
+        </w:tc>
+        <w:tc>
+          <w:tcPr>
+            <w:tcW w:w="1274" w:type="dxa"/>
+            <w:vAlign w:val="center"/>
+          </w:tcPr>
+          <w:p>
+            <w:pPr>
+              <w:jc w:val="right"/>
+            </w:pPr>
+            <w:r>
+              <w:rPr>
+                <w:sz w:val="16"/>
+                <w:szCs w:val="16"/>
+              </w:rPr>
+              <w:t>0.5593836</w:t>
+            </w:r>
+          </w:p>
+        </w:tc>
+        <w:tc>
+          <w:tcPr>
+            <w:tcW w:w="1274" w:type="dxa"/>
+            <w:vAlign w:val="center"/>
+          </w:tcPr>
+          <w:p>
+            <w:pPr>
+              <w:jc w:val="right"/>
+            </w:pPr>
+            <w:r>
+              <w:rPr>
+                <w:sz w:val="16"/>
+                <w:szCs w:val="16"/>
+              </w:rPr>
+              <w:t>0.4406164</w:t>
+            </w:r>
+          </w:p>
+        </w:tc>
+        <w:tc>
+          <w:tcPr>
+            <w:tcW w:w="1373" w:type="dxa"/>
+            <w:vAlign w:val="center"/>
+          </w:tcPr>
+          <w:p>
+            <w:pPr>
+              <w:jc w:val="right"/>
+            </w:pPr>
+            <w:r>
+              <w:rPr>
+                <w:sz w:val="16"/>
+                <w:szCs w:val="16"/>
+              </w:rPr>
+              <w:t>0</w:t>
+            </w:r>
+          </w:p>
+        </w:tc>
+        <w:tc>
+          <w:tcPr>
+            <w:tcW w:w="1274" w:type="dxa"/>
+            <w:vAlign w:val="center"/>
+          </w:tcPr>
+          <w:p>
+            <w:pPr>
+              <w:jc w:val="right"/>
+            </w:pPr>
+            <w:r>
+              <w:rPr>
+                <w:sz w:val="16"/>
+                <w:szCs w:val="16"/>
+              </w:rPr>
+              <w:t>0</w:t>
+            </w:r>
+          </w:p>
+        </w:tc>
+        <w:tc>
+          <w:tcPr>
+            <w:tcW w:w="1278" w:type="dxa"/>
+            <w:vAlign w:val="center"/>
+          </w:tcPr>
+          <w:p>
+            <w:pPr>
+              <w:jc w:val="right"/>
+            </w:pPr>
+            <w:r>
+              <w:rPr>
+                <w:sz w:val="16"/>
+                <w:szCs w:val="16"/>
+              </w:rPr>
+              <w:t>0</w:t>
             </w:r>
           </w:p>
         </w:tc>
@@ -3635,15 +4119,12 @@
             <w:vAlign w:val="center"/>
           </w:tcPr>
           <w:p>
-            <w:pPr>
-              <w:spacing w:after="0"/>
-            </w:pPr>
             <w:r>
               <w:rPr>
                 <w:sz w:val="16"/>
                 <w:szCs w:val="16"/>
               </w:rPr>
-              <w:t xml:space="preserve">HKE</w:t>
+              <w:t>PIL</w:t>
             </w:r>
           </w:p>
         </w:tc>
@@ -3653,15 +4134,12 @@
             <w:vAlign w:val="center"/>
           </w:tcPr>
           <w:p>
-            <w:pPr>
-              <w:spacing w:after="0"/>
-            </w:pPr>
             <w:r>
               <w:rPr>
                 <w:sz w:val="16"/>
                 <w:szCs w:val="16"/>
               </w:rPr>
-              <w:t xml:space="preserve">ADULT</w:t>
+              <w:t>ADULT</w:t>
             </w:r>
           </w:p>
         </w:tc>
@@ -3672,7 +4150,6 @@
           </w:tcPr>
           <w:p>
             <w:pPr>
-              <w:spacing w:after="0"/>
               <w:jc w:val="right"/>
             </w:pPr>
             <w:r>
@@ -3680,7 +4157,7 @@
                 <w:sz w:val="16"/>
                 <w:szCs w:val="16"/>
               </w:rPr>
-              <w:t xml:space="preserve">0.288042551</w:t>
+              <w:t>0.001531402</w:t>
             </w:r>
           </w:p>
         </w:tc>
@@ -3691,7 +4168,6 @@
           </w:tcPr>
           <w:p>
             <w:pPr>
-              <w:spacing w:after="0"/>
               <w:jc w:val="right"/>
             </w:pPr>
             <w:r>
@@ -3699,7 +4175,7 @@
                 <w:sz w:val="16"/>
                 <w:szCs w:val="16"/>
               </w:rPr>
-              <w:t xml:space="preserve">0.175846451</w:t>
+              <w:t>0.001792785</w:t>
             </w:r>
           </w:p>
         </w:tc>
@@ -3710,7 +4186,6 @@
           </w:tcPr>
           <w:p>
             <w:pPr>
-              <w:spacing w:after="0"/>
               <w:jc w:val="right"/>
             </w:pPr>
             <w:r>
@@ -3718,7 +4193,7 @@
                 <w:sz w:val="16"/>
                 <w:szCs w:val="16"/>
               </w:rPr>
-              <w:t xml:space="preserve">0.000185151</w:t>
+              <w:t>0</w:t>
             </w:r>
           </w:p>
         </w:tc>
@@ -3729,7 +4204,6 @@
           </w:tcPr>
           <w:p>
             <w:pPr>
-              <w:spacing w:after="0"/>
               <w:jc w:val="right"/>
             </w:pPr>
             <w:r>
@@ -3737,7 +4211,7 @@
                 <w:sz w:val="16"/>
                 <w:szCs w:val="16"/>
               </w:rPr>
-              <w:t xml:space="preserve">0.138019551</w:t>
+              <w:t>0.00042525</w:t>
             </w:r>
           </w:p>
         </w:tc>
@@ -3748,7 +4222,6 @@
           </w:tcPr>
           <w:p>
             <w:pPr>
-              <w:spacing w:after="0"/>
               <w:jc w:val="right"/>
             </w:pPr>
             <w:r>
@@ -3756,7 +4229,7 @@
                 <w:sz w:val="16"/>
                 <w:szCs w:val="16"/>
               </w:rPr>
-              <w:t xml:space="preserve">0.204072351</w:t>
+              <w:t>0.008162616</w:t>
             </w:r>
           </w:p>
         </w:tc>
@@ -3767,7 +4240,6 @@
           </w:tcPr>
           <w:p>
             <w:pPr>
-              <w:spacing w:after="0"/>
               <w:jc w:val="right"/>
             </w:pPr>
             <w:r>
@@ -3775,7 +4247,7 @@
                 <w:sz w:val="16"/>
                 <w:szCs w:val="16"/>
               </w:rPr>
-              <w:t xml:space="preserve">0.191925651</w:t>
+              <w:t>0</w:t>
             </w:r>
           </w:p>
         </w:tc>
@@ -3786,7 +4258,6 @@
           </w:tcPr>
           <w:p>
             <w:pPr>
-              <w:spacing w:after="0"/>
               <w:jc w:val="right"/>
             </w:pPr>
             <w:r>
@@ -3794,7 +4265,7 @@
                 <w:sz w:val="16"/>
                 <w:szCs w:val="16"/>
               </w:rPr>
-              <w:t xml:space="preserve">0.001908294</w:t>
+              <w:t>0.446605249</w:t>
             </w:r>
           </w:p>
         </w:tc>
@@ -3805,7 +4276,6 @@
           </w:tcPr>
           <w:p>
             <w:pPr>
-              <w:spacing w:after="0"/>
               <w:jc w:val="right"/>
             </w:pPr>
             <w:r>
@@ -3813,7 +4283,7 @@
                 <w:sz w:val="16"/>
                 <w:szCs w:val="16"/>
               </w:rPr>
-              <w:t xml:space="preserve">0</w:t>
+              <w:t>0.302094849</w:t>
             </w:r>
           </w:p>
         </w:tc>
@@ -3824,7 +4294,6 @@
           </w:tcPr>
           <w:p>
             <w:pPr>
-              <w:spacing w:after="0"/>
               <w:jc w:val="right"/>
             </w:pPr>
             <w:r>
@@ -3832,7 +4301,206 @@
                 <w:sz w:val="16"/>
                 <w:szCs w:val="16"/>
               </w:rPr>
-              <w:t xml:space="preserve">0</w:t>
+              <w:t>0.239387849</w:t>
+            </w:r>
+          </w:p>
+        </w:tc>
+      </w:tr>
+      <w:tr>
+        <w:trPr>
+          <w:cnfStyle w:val="000000100000" w:firstRow="0" w:lastRow="0" w:firstColumn="0" w:lastColumn="0" w:oddVBand="0" w:evenVBand="0" w:oddHBand="1" w:evenHBand="0" w:firstRowFirstColumn="0" w:firstRowLastColumn="0" w:lastRowFirstColumn="0" w:lastRowLastColumn="0"/>
+          <w:cantSplit/>
+          <w:trHeight w:val="340"/>
+        </w:trPr>
+        <w:tc>
+          <w:tcPr>
+            <w:tcW w:w="1373" w:type="dxa"/>
+            <w:vAlign w:val="center"/>
+          </w:tcPr>
+          <w:p>
+            <w:r>
+              <w:rPr>
+                <w:sz w:val="16"/>
+                <w:szCs w:val="16"/>
+              </w:rPr>
+              <w:t>MUT</w:t>
+            </w:r>
+          </w:p>
+        </w:tc>
+        <w:tc>
+          <w:tcPr>
+            <w:tcW w:w="1174" w:type="dxa"/>
+            <w:vAlign w:val="center"/>
+          </w:tcPr>
+          <w:p>
+            <w:r>
+              <w:rPr>
+                <w:sz w:val="16"/>
+                <w:szCs w:val="16"/>
+              </w:rPr>
+              <w:t>ADULT</w:t>
+            </w:r>
+          </w:p>
+        </w:tc>
+        <w:tc>
+          <w:tcPr>
+            <w:tcW w:w="1274" w:type="dxa"/>
+            <w:vAlign w:val="center"/>
+          </w:tcPr>
+          <w:p>
+            <w:pPr>
+              <w:jc w:val="right"/>
+            </w:pPr>
+            <w:r>
+              <w:rPr>
+                <w:sz w:val="16"/>
+                <w:szCs w:val="16"/>
+              </w:rPr>
+              <w:t>0.04309707</w:t>
+            </w:r>
+          </w:p>
+        </w:tc>
+        <w:tc>
+          <w:tcPr>
+            <w:tcW w:w="1274" w:type="dxa"/>
+            <w:vAlign w:val="center"/>
+          </w:tcPr>
+          <w:p>
+            <w:pPr>
+              <w:jc w:val="right"/>
+            </w:pPr>
+            <w:r>
+              <w:rPr>
+                <w:sz w:val="16"/>
+                <w:szCs w:val="16"/>
+              </w:rPr>
+              <w:t>0.001818013</w:t>
+            </w:r>
+          </w:p>
+        </w:tc>
+        <w:tc>
+          <w:tcPr>
+            <w:tcW w:w="1274" w:type="dxa"/>
+            <w:vAlign w:val="center"/>
+          </w:tcPr>
+          <w:p>
+            <w:pPr>
+              <w:jc w:val="right"/>
+            </w:pPr>
+            <w:r>
+              <w:rPr>
+                <w:sz w:val="16"/>
+                <w:szCs w:val="16"/>
+              </w:rPr>
+              <w:t>0</w:t>
+            </w:r>
+          </w:p>
+        </w:tc>
+        <w:tc>
+          <w:tcPr>
+            <w:tcW w:w="1274" w:type="dxa"/>
+            <w:vAlign w:val="center"/>
+          </w:tcPr>
+          <w:p>
+            <w:pPr>
+              <w:jc w:val="right"/>
+            </w:pPr>
+            <w:r>
+              <w:rPr>
+                <w:sz w:val="16"/>
+                <w:szCs w:val="16"/>
+              </w:rPr>
+              <w:t>0.002574048</w:t>
+            </w:r>
+          </w:p>
+        </w:tc>
+        <w:tc>
+          <w:tcPr>
+            <w:tcW w:w="1274" w:type="dxa"/>
+            <w:vAlign w:val="center"/>
+          </w:tcPr>
+          <w:p>
+            <w:pPr>
+              <w:jc w:val="right"/>
+            </w:pPr>
+            <w:r>
+              <w:rPr>
+                <w:sz w:val="16"/>
+                <w:szCs w:val="16"/>
+              </w:rPr>
+              <w:t>0.8295135</w:t>
+            </w:r>
+          </w:p>
+        </w:tc>
+        <w:tc>
+          <w:tcPr>
+            <w:tcW w:w="1274" w:type="dxa"/>
+            <w:vAlign w:val="center"/>
+          </w:tcPr>
+          <w:p>
+            <w:pPr>
+              <w:jc w:val="right"/>
+            </w:pPr>
+            <w:r>
+              <w:rPr>
+                <w:sz w:val="16"/>
+                <w:szCs w:val="16"/>
+              </w:rPr>
+              <w:t>0.122493</w:t>
+            </w:r>
+          </w:p>
+        </w:tc>
+        <w:tc>
+          <w:tcPr>
+            <w:tcW w:w="1373" w:type="dxa"/>
+            <w:vAlign w:val="center"/>
+          </w:tcPr>
+          <w:p>
+            <w:pPr>
+              <w:jc w:val="right"/>
+            </w:pPr>
+            <w:r>
+              <w:rPr>
+                <w:sz w:val="16"/>
+                <w:szCs w:val="16"/>
+              </w:rPr>
+              <w:t>0.0005043912</w:t>
+            </w:r>
+          </w:p>
+        </w:tc>
+        <w:tc>
+          <w:tcPr>
+            <w:tcW w:w="1274" w:type="dxa"/>
+            <w:vAlign w:val="center"/>
+          </w:tcPr>
+          <w:p>
+            <w:pPr>
+              <w:jc w:val="right"/>
+            </w:pPr>
+            <w:r>
+              <w:rPr>
+                <w:sz w:val="16"/>
+                <w:szCs w:val="16"/>
+              </w:rPr>
+              <w:t>0</w:t>
+            </w:r>
+          </w:p>
+        </w:tc>
+        <w:tc>
+          <w:tcPr>
+            <w:tcW w:w="1278" w:type="dxa"/>
+            <w:vAlign w:val="center"/>
+          </w:tcPr>
+          <w:p>
+            <w:pPr>
+              <w:jc w:val="right"/>
+            </w:pPr>
+            <w:r>
+              <w:rPr>
+                <w:sz w:val="16"/>
+                <w:szCs w:val="16"/>
+              </w:rPr>
+              <w:t>0</w:t>
             </w:r>
           </w:p>
         </w:tc>
@@ -3848,15 +4516,12 @@
             <w:vAlign w:val="center"/>
           </w:tcPr>
           <w:p>
-            <w:pPr>
-              <w:spacing w:after="0"/>
-            </w:pPr>
             <w:r>
               <w:rPr>
                 <w:sz w:val="16"/>
                 <w:szCs w:val="16"/>
               </w:rPr>
-              <w:t xml:space="preserve">HKE</w:t>
+              <w:t>BFT</w:t>
             </w:r>
           </w:p>
         </w:tc>
@@ -3865,16 +4530,23 @@
             <w:tcW w:w="1174" w:type="dxa"/>
             <w:vAlign w:val="center"/>
           </w:tcPr>
-          <w:p>
-            <w:pPr>
-              <w:spacing w:after="0"/>
+          <w:p/>
+        </w:tc>
+        <w:tc>
+          <w:tcPr>
+            <w:tcW w:w="1274" w:type="dxa"/>
+            <w:vAlign w:val="center"/>
+          </w:tcPr>
+          <w:p>
+            <w:pPr>
+              <w:jc w:val="right"/>
             </w:pPr>
             <w:r>
               <w:rPr>
                 <w:sz w:val="16"/>
                 <w:szCs w:val="16"/>
               </w:rPr>
-              <w:t xml:space="preserve">JUVENILE</w:t>
+              <w:t>0.06074393</w:t>
             </w:r>
           </w:p>
         </w:tc>
@@ -3885,7 +4557,6 @@
           </w:tcPr>
           <w:p>
             <w:pPr>
-              <w:spacing w:after="0"/>
               <w:jc w:val="right"/>
             </w:pPr>
             <w:r>
@@ -3893,7 +4564,7 @@
                 <w:sz w:val="16"/>
                 <w:szCs w:val="16"/>
               </w:rPr>
-              <w:t xml:space="preserve">0</w:t>
+              <w:t>0.2440297</w:t>
             </w:r>
           </w:p>
         </w:tc>
@@ -3904,7 +4575,6 @@
           </w:tcPr>
           <w:p>
             <w:pPr>
-              <w:spacing w:after="0"/>
               <w:jc w:val="right"/>
             </w:pPr>
             <w:r>
@@ -3912,7 +4582,7 @@
                 <w:sz w:val="16"/>
                 <w:szCs w:val="16"/>
               </w:rPr>
-              <w:t xml:space="preserve">0</w:t>
+              <w:t>0.02454434</w:t>
             </w:r>
           </w:p>
         </w:tc>
@@ -3923,7 +4593,6 @@
           </w:tcPr>
           <w:p>
             <w:pPr>
-              <w:spacing w:after="0"/>
               <w:jc w:val="right"/>
             </w:pPr>
             <w:r>
@@ -3931,7 +4600,7 @@
                 <w:sz w:val="16"/>
                 <w:szCs w:val="16"/>
               </w:rPr>
-              <w:t xml:space="preserve">0</w:t>
+              <w:t>0.08319749</w:t>
             </w:r>
           </w:p>
         </w:tc>
@@ -3942,7 +4611,6 @@
           </w:tcPr>
           <w:p>
             <w:pPr>
-              <w:spacing w:after="0"/>
               <w:jc w:val="right"/>
             </w:pPr>
             <w:r>
@@ -3950,7 +4618,7 @@
                 <w:sz w:val="16"/>
                 <w:szCs w:val="16"/>
               </w:rPr>
-              <w:t xml:space="preserve">0</w:t>
+              <w:t>0.009978897</w:t>
             </w:r>
           </w:p>
         </w:tc>
@@ -3961,7 +4629,6 @@
           </w:tcPr>
           <w:p>
             <w:pPr>
-              <w:spacing w:after="0"/>
               <w:jc w:val="right"/>
             </w:pPr>
             <w:r>
@@ -3969,18 +4636,17 @@
                 <w:sz w:val="16"/>
                 <w:szCs w:val="16"/>
               </w:rPr>
-              <w:t xml:space="preserve">0.5593836</w:t>
-            </w:r>
-          </w:p>
-        </w:tc>
-        <w:tc>
-          <w:tcPr>
-            <w:tcW w:w="1274" w:type="dxa"/>
-            <w:vAlign w:val="center"/>
-          </w:tcPr>
-          <w:p>
-            <w:pPr>
-              <w:spacing w:after="0"/>
+              <w:t>0</w:t>
+            </w:r>
+          </w:p>
+        </w:tc>
+        <w:tc>
+          <w:tcPr>
+            <w:tcW w:w="1373" w:type="dxa"/>
+            <w:vAlign w:val="center"/>
+          </w:tcPr>
+          <w:p>
+            <w:pPr>
               <w:jc w:val="right"/>
             </w:pPr>
             <w:r>
@@ -3988,18 +4654,17 @@
                 <w:sz w:val="16"/>
                 <w:szCs w:val="16"/>
               </w:rPr>
-              <w:t xml:space="preserve">0.4406164</w:t>
-            </w:r>
-          </w:p>
-        </w:tc>
-        <w:tc>
-          <w:tcPr>
-            <w:tcW w:w="1373" w:type="dxa"/>
-            <w:vAlign w:val="center"/>
-          </w:tcPr>
-          <w:p>
-            <w:pPr>
-              <w:spacing w:after="0"/>
+              <w:t>0.005768434</w:t>
+            </w:r>
+          </w:p>
+        </w:tc>
+        <w:tc>
+          <w:tcPr>
+            <w:tcW w:w="1274" w:type="dxa"/>
+            <w:vAlign w:val="center"/>
+          </w:tcPr>
+          <w:p>
+            <w:pPr>
               <w:jc w:val="right"/>
             </w:pPr>
             <w:r>
@@ -4007,18 +4672,17 @@
                 <w:sz w:val="16"/>
                 <w:szCs w:val="16"/>
               </w:rPr>
-              <w:t xml:space="preserve">0</w:t>
-            </w:r>
-          </w:p>
-        </w:tc>
-        <w:tc>
-          <w:tcPr>
-            <w:tcW w:w="1274" w:type="dxa"/>
-            <w:vAlign w:val="center"/>
-          </w:tcPr>
-          <w:p>
-            <w:pPr>
-              <w:spacing w:after="0"/>
+              <w:t>0.5717372</w:t>
+            </w:r>
+          </w:p>
+        </w:tc>
+        <w:tc>
+          <w:tcPr>
+            <w:tcW w:w="1278" w:type="dxa"/>
+            <w:vAlign w:val="center"/>
+          </w:tcPr>
+          <w:p>
+            <w:pPr>
               <w:jc w:val="right"/>
             </w:pPr>
             <w:r>
@@ -4026,658 +4690,7 @@
                 <w:sz w:val="16"/>
                 <w:szCs w:val="16"/>
               </w:rPr>
-              <w:t xml:space="preserve">0</w:t>
-            </w:r>
-          </w:p>
-        </w:tc>
-        <w:tc>
-          <w:tcPr>
-            <w:tcW w:w="1278" w:type="dxa"/>
-            <w:vAlign w:val="center"/>
-          </w:tcPr>
-          <w:p>
-            <w:pPr>
-              <w:spacing w:after="0"/>
-              <w:jc w:val="right"/>
-            </w:pPr>
-            <w:r>
-              <w:rPr>
-                <w:sz w:val="16"/>
-                <w:szCs w:val="16"/>
-              </w:rPr>
-              <w:t xml:space="preserve">0</w:t>
-            </w:r>
-          </w:p>
-        </w:tc>
-      </w:tr>
-      <w:tr>
-        <w:trPr>
-          <w:cantSplit/>
-          <w:trHeight w:val="340"/>
-        </w:trPr>
-        <w:tc>
-          <w:tcPr>
-            <w:tcW w:w="1373" w:type="dxa"/>
-            <w:vAlign w:val="center"/>
-          </w:tcPr>
-          <w:p>
-            <w:pPr>
-              <w:spacing w:after="0"/>
-            </w:pPr>
-            <w:r>
-              <w:rPr>
-                <w:sz w:val="16"/>
-                <w:szCs w:val="16"/>
-              </w:rPr>
-              <w:t xml:space="preserve">PIL</w:t>
-            </w:r>
-          </w:p>
-        </w:tc>
-        <w:tc>
-          <w:tcPr>
-            <w:tcW w:w="1174" w:type="dxa"/>
-            <w:vAlign w:val="center"/>
-          </w:tcPr>
-          <w:p>
-            <w:pPr>
-              <w:spacing w:after="0"/>
-            </w:pPr>
-            <w:r>
-              <w:rPr>
-                <w:sz w:val="16"/>
-                <w:szCs w:val="16"/>
-              </w:rPr>
-              <w:t xml:space="preserve">ADULT</w:t>
-            </w:r>
-          </w:p>
-        </w:tc>
-        <w:tc>
-          <w:tcPr>
-            <w:tcW w:w="1274" w:type="dxa"/>
-            <w:vAlign w:val="center"/>
-          </w:tcPr>
-          <w:p>
-            <w:pPr>
-              <w:spacing w:after="0"/>
-              <w:jc w:val="right"/>
-            </w:pPr>
-            <w:r>
-              <w:rPr>
-                <w:sz w:val="16"/>
-                <w:szCs w:val="16"/>
-              </w:rPr>
-              <w:t xml:space="preserve">0.001531402</w:t>
-            </w:r>
-          </w:p>
-        </w:tc>
-        <w:tc>
-          <w:tcPr>
-            <w:tcW w:w="1274" w:type="dxa"/>
-            <w:vAlign w:val="center"/>
-          </w:tcPr>
-          <w:p>
-            <w:pPr>
-              <w:spacing w:after="0"/>
-              <w:jc w:val="right"/>
-            </w:pPr>
-            <w:r>
-              <w:rPr>
-                <w:sz w:val="16"/>
-                <w:szCs w:val="16"/>
-              </w:rPr>
-              <w:t xml:space="preserve">0.001792785</w:t>
-            </w:r>
-          </w:p>
-        </w:tc>
-        <w:tc>
-          <w:tcPr>
-            <w:tcW w:w="1274" w:type="dxa"/>
-            <w:vAlign w:val="center"/>
-          </w:tcPr>
-          <w:p>
-            <w:pPr>
-              <w:spacing w:after="0"/>
-              <w:jc w:val="right"/>
-            </w:pPr>
-            <w:r>
-              <w:rPr>
-                <w:sz w:val="16"/>
-                <w:szCs w:val="16"/>
-              </w:rPr>
-              <w:t xml:space="preserve">0</w:t>
-            </w:r>
-          </w:p>
-        </w:tc>
-        <w:tc>
-          <w:tcPr>
-            <w:tcW w:w="1274" w:type="dxa"/>
-            <w:vAlign w:val="center"/>
-          </w:tcPr>
-          <w:p>
-            <w:pPr>
-              <w:spacing w:after="0"/>
-              <w:jc w:val="right"/>
-            </w:pPr>
-            <w:r>
-              <w:rPr>
-                <w:sz w:val="16"/>
-                <w:szCs w:val="16"/>
-              </w:rPr>
-              <w:t xml:space="preserve">0.00042525</w:t>
-            </w:r>
-          </w:p>
-        </w:tc>
-        <w:tc>
-          <w:tcPr>
-            <w:tcW w:w="1274" w:type="dxa"/>
-            <w:vAlign w:val="center"/>
-          </w:tcPr>
-          <w:p>
-            <w:pPr>
-              <w:spacing w:after="0"/>
-              <w:jc w:val="right"/>
-            </w:pPr>
-            <w:r>
-              <w:rPr>
-                <w:sz w:val="16"/>
-                <w:szCs w:val="16"/>
-              </w:rPr>
-              <w:t xml:space="preserve">0.008162616</w:t>
-            </w:r>
-          </w:p>
-        </w:tc>
-        <w:tc>
-          <w:tcPr>
-            <w:tcW w:w="1274" w:type="dxa"/>
-            <w:vAlign w:val="center"/>
-          </w:tcPr>
-          <w:p>
-            <w:pPr>
-              <w:spacing w:after="0"/>
-              <w:jc w:val="right"/>
-            </w:pPr>
-            <w:r>
-              <w:rPr>
-                <w:sz w:val="16"/>
-                <w:szCs w:val="16"/>
-              </w:rPr>
-              <w:t xml:space="preserve">0</w:t>
-            </w:r>
-          </w:p>
-        </w:tc>
-        <w:tc>
-          <w:tcPr>
-            <w:tcW w:w="1373" w:type="dxa"/>
-            <w:vAlign w:val="center"/>
-          </w:tcPr>
-          <w:p>
-            <w:pPr>
-              <w:spacing w:after="0"/>
-              <w:jc w:val="right"/>
-            </w:pPr>
-            <w:r>
-              <w:rPr>
-                <w:sz w:val="16"/>
-                <w:szCs w:val="16"/>
-              </w:rPr>
-              <w:t xml:space="preserve">0.446605249</w:t>
-            </w:r>
-          </w:p>
-        </w:tc>
-        <w:tc>
-          <w:tcPr>
-            <w:tcW w:w="1274" w:type="dxa"/>
-            <w:vAlign w:val="center"/>
-          </w:tcPr>
-          <w:p>
-            <w:pPr>
-              <w:spacing w:after="0"/>
-              <w:jc w:val="right"/>
-            </w:pPr>
-            <w:r>
-              <w:rPr>
-                <w:sz w:val="16"/>
-                <w:szCs w:val="16"/>
-              </w:rPr>
-              <w:t xml:space="preserve">0.302094849</w:t>
-            </w:r>
-          </w:p>
-        </w:tc>
-        <w:tc>
-          <w:tcPr>
-            <w:tcW w:w="1278" w:type="dxa"/>
-            <w:vAlign w:val="center"/>
-          </w:tcPr>
-          <w:p>
-            <w:pPr>
-              <w:spacing w:after="0"/>
-              <w:jc w:val="right"/>
-            </w:pPr>
-            <w:r>
-              <w:rPr>
-                <w:sz w:val="16"/>
-                <w:szCs w:val="16"/>
-              </w:rPr>
-              <w:t xml:space="preserve">0.239387849</w:t>
-            </w:r>
-          </w:p>
-        </w:tc>
-      </w:tr>
-      <w:tr>
-        <w:trPr>
-          <w:cantSplit/>
-          <w:trHeight w:val="340"/>
-        </w:trPr>
-        <w:tc>
-          <w:tcPr>
-            <w:tcW w:w="1373" w:type="dxa"/>
-            <w:vAlign w:val="center"/>
-          </w:tcPr>
-          <w:p>
-            <w:pPr>
-              <w:spacing w:after="0"/>
-            </w:pPr>
-            <w:r>
-              <w:rPr>
-                <w:sz w:val="16"/>
-                <w:szCs w:val="16"/>
-              </w:rPr>
-              <w:t xml:space="preserve">MUT</w:t>
-            </w:r>
-          </w:p>
-        </w:tc>
-        <w:tc>
-          <w:tcPr>
-            <w:tcW w:w="1174" w:type="dxa"/>
-            <w:vAlign w:val="center"/>
-          </w:tcPr>
-          <w:p>
-            <w:pPr>
-              <w:spacing w:after="0"/>
-            </w:pPr>
-            <w:r>
-              <w:rPr>
-                <w:sz w:val="16"/>
-                <w:szCs w:val="16"/>
-              </w:rPr>
-              <w:t xml:space="preserve">ADULT</w:t>
-            </w:r>
-          </w:p>
-        </w:tc>
-        <w:tc>
-          <w:tcPr>
-            <w:tcW w:w="1274" w:type="dxa"/>
-            <w:vAlign w:val="center"/>
-          </w:tcPr>
-          <w:p>
-            <w:pPr>
-              <w:spacing w:after="0"/>
-              <w:jc w:val="right"/>
-            </w:pPr>
-            <w:r>
-              <w:rPr>
-                <w:sz w:val="16"/>
-                <w:szCs w:val="16"/>
-              </w:rPr>
-              <w:t xml:space="preserve">0.04309707</w:t>
-            </w:r>
-          </w:p>
-        </w:tc>
-        <w:tc>
-          <w:tcPr>
-            <w:tcW w:w="1274" w:type="dxa"/>
-            <w:vAlign w:val="center"/>
-          </w:tcPr>
-          <w:p>
-            <w:pPr>
-              <w:spacing w:after="0"/>
-              <w:jc w:val="right"/>
-            </w:pPr>
-            <w:r>
-              <w:rPr>
-                <w:sz w:val="16"/>
-                <w:szCs w:val="16"/>
-              </w:rPr>
-              <w:t xml:space="preserve">0.001818013</w:t>
-            </w:r>
-          </w:p>
-        </w:tc>
-        <w:tc>
-          <w:tcPr>
-            <w:tcW w:w="1274" w:type="dxa"/>
-            <w:vAlign w:val="center"/>
-          </w:tcPr>
-          <w:p>
-            <w:pPr>
-              <w:spacing w:after="0"/>
-              <w:jc w:val="right"/>
-            </w:pPr>
-            <w:r>
-              <w:rPr>
-                <w:sz w:val="16"/>
-                <w:szCs w:val="16"/>
-              </w:rPr>
-              <w:t xml:space="preserve">0</w:t>
-            </w:r>
-          </w:p>
-        </w:tc>
-        <w:tc>
-          <w:tcPr>
-            <w:tcW w:w="1274" w:type="dxa"/>
-            <w:vAlign w:val="center"/>
-          </w:tcPr>
-          <w:p>
-            <w:pPr>
-              <w:spacing w:after="0"/>
-              <w:jc w:val="right"/>
-            </w:pPr>
-            <w:r>
-              <w:rPr>
-                <w:sz w:val="16"/>
-                <w:szCs w:val="16"/>
-              </w:rPr>
-              <w:t xml:space="preserve">0.002574048</w:t>
-            </w:r>
-          </w:p>
-        </w:tc>
-        <w:tc>
-          <w:tcPr>
-            <w:tcW w:w="1274" w:type="dxa"/>
-            <w:vAlign w:val="center"/>
-          </w:tcPr>
-          <w:p>
-            <w:pPr>
-              <w:spacing w:after="0"/>
-              <w:jc w:val="right"/>
-            </w:pPr>
-            <w:r>
-              <w:rPr>
-                <w:sz w:val="16"/>
-                <w:szCs w:val="16"/>
-              </w:rPr>
-              <w:t xml:space="preserve">0.8295135</w:t>
-            </w:r>
-          </w:p>
-        </w:tc>
-        <w:tc>
-          <w:tcPr>
-            <w:tcW w:w="1274" w:type="dxa"/>
-            <w:vAlign w:val="center"/>
-          </w:tcPr>
-          <w:p>
-            <w:pPr>
-              <w:spacing w:after="0"/>
-              <w:jc w:val="right"/>
-            </w:pPr>
-            <w:r>
-              <w:rPr>
-                <w:sz w:val="16"/>
-                <w:szCs w:val="16"/>
-              </w:rPr>
-              <w:t xml:space="preserve">0.122493</w:t>
-            </w:r>
-          </w:p>
-        </w:tc>
-        <w:tc>
-          <w:tcPr>
-            <w:tcW w:w="1373" w:type="dxa"/>
-            <w:vAlign w:val="center"/>
-          </w:tcPr>
-          <w:p>
-            <w:pPr>
-              <w:spacing w:after="0"/>
-              <w:jc w:val="right"/>
-            </w:pPr>
-            <w:r>
-              <w:rPr>
-                <w:sz w:val="16"/>
-                <w:szCs w:val="16"/>
-              </w:rPr>
-              <w:t xml:space="preserve">0.0005043912</w:t>
-            </w:r>
-          </w:p>
-        </w:tc>
-        <w:tc>
-          <w:tcPr>
-            <w:tcW w:w="1274" w:type="dxa"/>
-            <w:vAlign w:val="center"/>
-          </w:tcPr>
-          <w:p>
-            <w:pPr>
-              <w:spacing w:after="0"/>
-              <w:jc w:val="right"/>
-            </w:pPr>
-            <w:r>
-              <w:rPr>
-                <w:sz w:val="16"/>
-                <w:szCs w:val="16"/>
-              </w:rPr>
-              <w:t xml:space="preserve">0</w:t>
-            </w:r>
-          </w:p>
-        </w:tc>
-        <w:tc>
-          <w:tcPr>
-            <w:tcW w:w="1278" w:type="dxa"/>
-            <w:vAlign w:val="center"/>
-          </w:tcPr>
-          <w:p>
-            <w:pPr>
-              <w:spacing w:after="0"/>
-              <w:jc w:val="right"/>
-            </w:pPr>
-            <w:r>
-              <w:rPr>
-                <w:sz w:val="16"/>
-                <w:szCs w:val="16"/>
-              </w:rPr>
-              <w:t xml:space="preserve">0</w:t>
-            </w:r>
-          </w:p>
-        </w:tc>
-      </w:tr>
-      <w:tr>
-        <w:trPr>
-          <w:cantSplit/>
-          <w:trHeight w:val="340"/>
-        </w:trPr>
-        <w:tc>
-          <w:tcPr>
-            <w:tcW w:w="1373" w:type="dxa"/>
-            <w:vAlign w:val="center"/>
-          </w:tcPr>
-          <w:p>
-            <w:pPr>
-              <w:spacing w:after="0"/>
-            </w:pPr>
-            <w:r>
-              <w:rPr>
-                <w:sz w:val="16"/>
-                <w:szCs w:val="16"/>
-              </w:rPr>
-              <w:t xml:space="preserve">BFT</w:t>
-            </w:r>
-          </w:p>
-        </w:tc>
-        <w:tc>
-          <w:tcPr>
-            <w:tcW w:w="1174" w:type="dxa"/>
-            <w:vAlign w:val="center"/>
-          </w:tcPr>
-          <w:p>
-            <w:pPr>
-              <w:spacing w:after="0"/>
-            </w:pPr>
-          </w:p>
-        </w:tc>
-        <w:tc>
-          <w:tcPr>
-            <w:tcW w:w="1274" w:type="dxa"/>
-            <w:vAlign w:val="center"/>
-          </w:tcPr>
-          <w:p>
-            <w:pPr>
-              <w:spacing w:after="0"/>
-              <w:jc w:val="right"/>
-            </w:pPr>
-            <w:r>
-              <w:rPr>
-                <w:sz w:val="16"/>
-                <w:szCs w:val="16"/>
-              </w:rPr>
-              <w:t xml:space="preserve">0.06074393</w:t>
-            </w:r>
-          </w:p>
-        </w:tc>
-        <w:tc>
-          <w:tcPr>
-            <w:tcW w:w="1274" w:type="dxa"/>
-            <w:vAlign w:val="center"/>
-          </w:tcPr>
-          <w:p>
-            <w:pPr>
-              <w:spacing w:after="0"/>
-              <w:jc w:val="right"/>
-            </w:pPr>
-            <w:r>
-              <w:rPr>
-                <w:sz w:val="16"/>
-                <w:szCs w:val="16"/>
-              </w:rPr>
-              <w:t xml:space="preserve">0.2440297</w:t>
-            </w:r>
-          </w:p>
-        </w:tc>
-        <w:tc>
-          <w:tcPr>
-            <w:tcW w:w="1274" w:type="dxa"/>
-            <w:vAlign w:val="center"/>
-          </w:tcPr>
-          <w:p>
-            <w:pPr>
-              <w:spacing w:after="0"/>
-              <w:jc w:val="right"/>
-            </w:pPr>
-            <w:r>
-              <w:rPr>
-                <w:sz w:val="16"/>
-                <w:szCs w:val="16"/>
-              </w:rPr>
-              <w:t xml:space="preserve">0.02454434</w:t>
-            </w:r>
-          </w:p>
-        </w:tc>
-        <w:tc>
-          <w:tcPr>
-            <w:tcW w:w="1274" w:type="dxa"/>
-            <w:vAlign w:val="center"/>
-          </w:tcPr>
-          <w:p>
-            <w:pPr>
-              <w:spacing w:after="0"/>
-              <w:jc w:val="right"/>
-            </w:pPr>
-            <w:r>
-              <w:rPr>
-                <w:sz w:val="16"/>
-                <w:szCs w:val="16"/>
-              </w:rPr>
-              <w:t xml:space="preserve">0.08319749</w:t>
-            </w:r>
-          </w:p>
-        </w:tc>
-        <w:tc>
-          <w:tcPr>
-            <w:tcW w:w="1274" w:type="dxa"/>
-            <w:vAlign w:val="center"/>
-          </w:tcPr>
-          <w:p>
-            <w:pPr>
-              <w:spacing w:after="0"/>
-              <w:jc w:val="right"/>
-            </w:pPr>
-            <w:r>
-              <w:rPr>
-                <w:sz w:val="16"/>
-                <w:szCs w:val="16"/>
-              </w:rPr>
-              <w:t xml:space="preserve">0.009978897</w:t>
-            </w:r>
-          </w:p>
-        </w:tc>
-        <w:tc>
-          <w:tcPr>
-            <w:tcW w:w="1274" w:type="dxa"/>
-            <w:vAlign w:val="center"/>
-          </w:tcPr>
-          <w:p>
-            <w:pPr>
-              <w:spacing w:after="0"/>
-              <w:jc w:val="right"/>
-            </w:pPr>
-            <w:r>
-              <w:rPr>
-                <w:sz w:val="16"/>
-                <w:szCs w:val="16"/>
-              </w:rPr>
-              <w:t xml:space="preserve">0</w:t>
-            </w:r>
-          </w:p>
-        </w:tc>
-        <w:tc>
-          <w:tcPr>
-            <w:tcW w:w="1373" w:type="dxa"/>
-            <w:vAlign w:val="center"/>
-          </w:tcPr>
-          <w:p>
-            <w:pPr>
-              <w:spacing w:after="0"/>
-              <w:jc w:val="right"/>
-            </w:pPr>
-            <w:r>
-              <w:rPr>
-                <w:sz w:val="16"/>
-                <w:szCs w:val="16"/>
-              </w:rPr>
-              <w:t xml:space="preserve">0.005768434</w:t>
-            </w:r>
-          </w:p>
-        </w:tc>
-        <w:tc>
-          <w:tcPr>
-            <w:tcW w:w="1274" w:type="dxa"/>
-            <w:vAlign w:val="center"/>
-          </w:tcPr>
-          <w:p>
-            <w:pPr>
-              <w:spacing w:after="0"/>
-              <w:jc w:val="right"/>
-            </w:pPr>
-            <w:r>
-              <w:rPr>
-                <w:sz w:val="16"/>
-                <w:szCs w:val="16"/>
-              </w:rPr>
-              <w:t xml:space="preserve">0.5717372</w:t>
-            </w:r>
-          </w:p>
-        </w:tc>
-        <w:tc>
-          <w:tcPr>
-            <w:tcW w:w="1278" w:type="dxa"/>
-            <w:vAlign w:val="center"/>
-          </w:tcPr>
-          <w:p>
-            <w:pPr>
-              <w:spacing w:after="0"/>
-              <w:jc w:val="right"/>
-            </w:pPr>
-            <w:r>
-              <w:rPr>
-                <w:sz w:val="16"/>
-                <w:szCs w:val="16"/>
-              </w:rPr>
-              <w:t xml:space="preserve">0</w:t>
+              <w:t>0</w:t>
             </w:r>
           </w:p>
         </w:tc>
@@ -4691,11 +4704,11 @@
     <w:p>
       <w:pPr>
         <w:sectPr>
-          <w:headerReference w:type="default" r:id="rId11"/>
-          <w:footerReference w:type="even" r:id="rId12"/>
-          <w:footerReference w:type="default" r:id="rId13"/>
-          <w:headerReference w:type="first" r:id="rId14"/>
-          <w:footerReference w:type="first" r:id="rId15"/>
+          <w:headerReference w:type="default" r:id="rId21"/>
+          <w:footerReference w:type="even" r:id="rId22"/>
+          <w:footerReference w:type="default" r:id="rId23"/>
+          <w:headerReference w:type="first" r:id="rId24"/>
+          <w:footerReference w:type="first" r:id="rId25"/>
           <w:pgSz w:w="16838" w:h="11906" w:orient="landscape"/>
           <w:pgMar w:top="1361" w:right="1361" w:bottom="1361" w:left="1361" w:header="709" w:footer="709" w:gutter="0"/>
           <w:cols w:space="708"/>
@@ -4709,18 +4722,19 @@
         <w:keepNext/>
         <w:keepLines/>
       </w:pPr>
-      <w:bookmarkStart w:id="508" w:name="_TocS000508"/>
-      <w:r>
-        <w:t xml:space="preserve">3.3 Initial Quota</w:t>
-      </w:r>
-      <w:bookmarkEnd w:id="508"/>
+      <w:bookmarkStart w:id="7" w:name="_Toc244163053"/>
+      <w:r>
+        <w:lastRenderedPageBreak/>
+        <w:t>3.3 Initial Quota</w:t>
+      </w:r>
+      <w:bookmarkEnd w:id="7"/>
     </w:p>
     <w:p>
       <w:pPr>
         <w:jc w:val="both"/>
       </w:pPr>
       <w:r>
-        <w:t xml:space="preserve">At the beginning of the simulation, an initial quota should be sent to EwE and POSEIDON. And because no Biomass and CatchDisposition messages have been sent yet, the initial quota can't be calculated, and should be configured. The quota is expressed in kilograms.</w:t>
+        <w:t>At the beginning of the simulation, an initial quota should be sent to EwE and POSEIDON. And because no Biomass and CatchDisposition messages have been sent yet, the initial quota can't be calculated, and should be configured. The quota is expressed in kilograms.</w:t>
       </w:r>
     </w:p>
     <w:tbl>
@@ -4734,7 +4748,7 @@
           <w:bottom w:w="28" w:type="dxa"/>
           <w:right w:w="85" w:type="dxa"/>
         </w:tblCellMar>
-        <w:tblLook w:val="04A0" w:firstRow="1" w:lastRow="0" w:firstColumn="0" w:lastColumn="0" w:noHBand="0" w:noVBand="1"/>
+        <w:tblLook w:val="0420" w:firstRow="1" w:lastRow="0" w:firstColumn="0" w:lastColumn="0" w:noHBand="0" w:noVBand="1"/>
       </w:tblPr>
       <w:tblGrid>
         <w:gridCol w:w="2820"/>
@@ -4743,8 +4757,9 @@
       </w:tblGrid>
       <w:tr>
         <w:trPr>
+          <w:cnfStyle w:val="100000000000" w:firstRow="1" w:lastRow="0" w:firstColumn="0" w:lastColumn="0" w:oddVBand="0" w:evenVBand="0" w:oddHBand="0" w:evenHBand="0" w:firstRowFirstColumn="0" w:firstRowLastColumn="0" w:lastRowFirstColumn="0" w:lastRowLastColumn="0"/>
+          <w:trHeight w:val="397"/>
           <w:tblHeader/>
-          <w:trHeight w:val="397"/>
         </w:trPr>
         <w:tc>
           <w:tcPr>
@@ -4752,11 +4767,8 @@
             <w:vAlign w:val="center"/>
           </w:tcPr>
           <w:p>
-            <w:pPr>
-              <w:spacing w:after="0"/>
-            </w:pPr>
-            <w:r>
-              <w:t xml:space="preserve">species_code</w:t>
+            <w:r>
+              <w:t>species_code</w:t>
             </w:r>
           </w:p>
         </w:tc>
@@ -4766,11 +4778,8 @@
             <w:vAlign w:val="center"/>
           </w:tcPr>
           <w:p>
-            <w:pPr>
-              <w:spacing w:after="0"/>
-            </w:pPr>
-            <w:r>
-              <w:t xml:space="preserve">life_stage</w:t>
+            <w:r>
+              <w:t>life_stage</w:t>
             </w:r>
           </w:p>
         </w:tc>
@@ -4781,11 +4790,49 @@
           </w:tcPr>
           <w:p>
             <w:pPr>
-              <w:spacing w:after="0"/>
               <w:jc w:val="right"/>
             </w:pPr>
             <w:r>
-              <w:t xml:space="preserve">TAC</w:t>
+              <w:t>TAC</w:t>
+            </w:r>
+          </w:p>
+        </w:tc>
+      </w:tr>
+      <w:tr>
+        <w:trPr>
+          <w:cnfStyle w:val="000000100000" w:firstRow="0" w:lastRow="0" w:firstColumn="0" w:lastColumn="0" w:oddVBand="0" w:evenVBand="0" w:oddHBand="1" w:evenHBand="0" w:firstRowFirstColumn="0" w:firstRowLastColumn="0" w:lastRowFirstColumn="0" w:lastRowLastColumn="0"/>
+          <w:cantSplit/>
+          <w:trHeight w:val="340"/>
+        </w:trPr>
+        <w:tc>
+          <w:tcPr>
+            <w:tcW w:w="2820" w:type="dxa"/>
+            <w:vAlign w:val="center"/>
+          </w:tcPr>
+          <w:p>
+            <w:r>
+              <w:t>BOG</w:t>
+            </w:r>
+          </w:p>
+        </w:tc>
+        <w:tc>
+          <w:tcPr>
+            <w:tcW w:w="3029" w:type="dxa"/>
+            <w:vAlign w:val="center"/>
+          </w:tcPr>
+          <w:p/>
+        </w:tc>
+        <w:tc>
+          <w:tcPr>
+            <w:tcW w:w="3167" w:type="dxa"/>
+            <w:vAlign w:val="center"/>
+          </w:tcPr>
+          <w:p>
+            <w:pPr>
+              <w:jc w:val="right"/>
+            </w:pPr>
+            <w:r>
+              <w:t>50000</w:t>
             </w:r>
           </w:p>
         </w:tc>
@@ -4801,11 +4848,8 @@
             <w:vAlign w:val="center"/>
           </w:tcPr>
           <w:p>
-            <w:pPr>
-              <w:spacing w:after="0"/>
-            </w:pPr>
-            <w:r>
-              <w:t xml:space="preserve">BOG</w:t>
+            <w:r>
+              <w:t>HKE</w:t>
             </w:r>
           </w:p>
         </w:tc>
@@ -4815,9 +4859,9 @@
             <w:vAlign w:val="center"/>
           </w:tcPr>
           <w:p>
-            <w:pPr>
-              <w:spacing w:after="0"/>
-            </w:pPr>
+            <w:r>
+              <w:t>ADULT</w:t>
+            </w:r>
           </w:p>
         </w:tc>
         <w:tc>
@@ -4827,11 +4871,53 @@
           </w:tcPr>
           <w:p>
             <w:pPr>
-              <w:spacing w:after="0"/>
               <w:jc w:val="right"/>
             </w:pPr>
             <w:r>
-              <w:t xml:space="preserve">50000</w:t>
+              <w:t>200000</w:t>
+            </w:r>
+          </w:p>
+        </w:tc>
+      </w:tr>
+      <w:tr>
+        <w:trPr>
+          <w:cnfStyle w:val="000000100000" w:firstRow="0" w:lastRow="0" w:firstColumn="0" w:lastColumn="0" w:oddVBand="0" w:evenVBand="0" w:oddHBand="1" w:evenHBand="0" w:firstRowFirstColumn="0" w:firstRowLastColumn="0" w:lastRowFirstColumn="0" w:lastRowLastColumn="0"/>
+          <w:cantSplit/>
+          <w:trHeight w:val="340"/>
+        </w:trPr>
+        <w:tc>
+          <w:tcPr>
+            <w:tcW w:w="2820" w:type="dxa"/>
+            <w:vAlign w:val="center"/>
+          </w:tcPr>
+          <w:p>
+            <w:r>
+              <w:t>HKE</w:t>
+            </w:r>
+          </w:p>
+        </w:tc>
+        <w:tc>
+          <w:tcPr>
+            <w:tcW w:w="3029" w:type="dxa"/>
+            <w:vAlign w:val="center"/>
+          </w:tcPr>
+          <w:p>
+            <w:r>
+              <w:t>JUVENILE</w:t>
+            </w:r>
+          </w:p>
+        </w:tc>
+        <w:tc>
+          <w:tcPr>
+            <w:tcW w:w="3167" w:type="dxa"/>
+            <w:vAlign w:val="center"/>
+          </w:tcPr>
+          <w:p>
+            <w:pPr>
+              <w:jc w:val="right"/>
+            </w:pPr>
+            <w:r>
+              <w:t>14000</w:t>
             </w:r>
           </w:p>
         </w:tc>
@@ -4847,11 +4933,8 @@
             <w:vAlign w:val="center"/>
           </w:tcPr>
           <w:p>
-            <w:pPr>
-              <w:spacing w:after="0"/>
-            </w:pPr>
-            <w:r>
-              <w:t xml:space="preserve">HKE</w:t>
+            <w:r>
+              <w:t>PIL</w:t>
             </w:r>
           </w:p>
         </w:tc>
@@ -4861,11 +4944,8 @@
             <w:vAlign w:val="center"/>
           </w:tcPr>
           <w:p>
-            <w:pPr>
-              <w:spacing w:after="0"/>
-            </w:pPr>
-            <w:r>
-              <w:t xml:space="preserve">ADULT</w:t>
+            <w:r>
+              <w:t>ADULT</w:t>
             </w:r>
           </w:p>
         </w:tc>
@@ -4876,11 +4956,53 @@
           </w:tcPr>
           <w:p>
             <w:pPr>
-              <w:spacing w:after="0"/>
               <w:jc w:val="right"/>
             </w:pPr>
             <w:r>
-              <w:t xml:space="preserve">200000</w:t>
+              <w:t>60000</w:t>
+            </w:r>
+          </w:p>
+        </w:tc>
+      </w:tr>
+      <w:tr>
+        <w:trPr>
+          <w:cnfStyle w:val="000000100000" w:firstRow="0" w:lastRow="0" w:firstColumn="0" w:lastColumn="0" w:oddVBand="0" w:evenVBand="0" w:oddHBand="1" w:evenHBand="0" w:firstRowFirstColumn="0" w:firstRowLastColumn="0" w:lastRowFirstColumn="0" w:lastRowLastColumn="0"/>
+          <w:cantSplit/>
+          <w:trHeight w:val="340"/>
+        </w:trPr>
+        <w:tc>
+          <w:tcPr>
+            <w:tcW w:w="2820" w:type="dxa"/>
+            <w:vAlign w:val="center"/>
+          </w:tcPr>
+          <w:p>
+            <w:r>
+              <w:t>MUT</w:t>
+            </w:r>
+          </w:p>
+        </w:tc>
+        <w:tc>
+          <w:tcPr>
+            <w:tcW w:w="3029" w:type="dxa"/>
+            <w:vAlign w:val="center"/>
+          </w:tcPr>
+          <w:p>
+            <w:r>
+              <w:t>ADULT</w:t>
+            </w:r>
+          </w:p>
+        </w:tc>
+        <w:tc>
+          <w:tcPr>
+            <w:tcW w:w="3167" w:type="dxa"/>
+            <w:vAlign w:val="center"/>
+          </w:tcPr>
+          <w:p>
+            <w:pPr>
+              <w:jc w:val="right"/>
+            </w:pPr>
+            <w:r>
+              <w:t>60000</w:t>
             </w:r>
           </w:p>
         </w:tc>
@@ -4896,11 +5018,8 @@
             <w:vAlign w:val="center"/>
           </w:tcPr>
           <w:p>
-            <w:pPr>
-              <w:spacing w:after="0"/>
-            </w:pPr>
-            <w:r>
-              <w:t xml:space="preserve">HKE</w:t>
+            <w:r>
+              <w:t>BFT</w:t>
             </w:r>
           </w:p>
         </w:tc>
@@ -4909,14 +5028,7 @@
             <w:tcW w:w="3029" w:type="dxa"/>
             <w:vAlign w:val="center"/>
           </w:tcPr>
-          <w:p>
-            <w:pPr>
-              <w:spacing w:after="0"/>
-            </w:pPr>
-            <w:r>
-              <w:t xml:space="preserve">JUVENILE</w:t>
-            </w:r>
-          </w:p>
+          <w:p/>
         </w:tc>
         <w:tc>
           <w:tcPr>
@@ -4925,155 +5037,10 @@
           </w:tcPr>
           <w:p>
             <w:pPr>
-              <w:spacing w:after="0"/>
               <w:jc w:val="right"/>
             </w:pPr>
             <w:r>
-              <w:t xml:space="preserve">14000</w:t>
-            </w:r>
-          </w:p>
-        </w:tc>
-      </w:tr>
-      <w:tr>
-        <w:trPr>
-          <w:cantSplit/>
-          <w:trHeight w:val="340"/>
-        </w:trPr>
-        <w:tc>
-          <w:tcPr>
-            <w:tcW w:w="2820" w:type="dxa"/>
-            <w:vAlign w:val="center"/>
-          </w:tcPr>
-          <w:p>
-            <w:pPr>
-              <w:spacing w:after="0"/>
-            </w:pPr>
-            <w:r>
-              <w:t xml:space="preserve">PIL</w:t>
-            </w:r>
-          </w:p>
-        </w:tc>
-        <w:tc>
-          <w:tcPr>
-            <w:tcW w:w="3029" w:type="dxa"/>
-            <w:vAlign w:val="center"/>
-          </w:tcPr>
-          <w:p>
-            <w:pPr>
-              <w:spacing w:after="0"/>
-            </w:pPr>
-            <w:r>
-              <w:t xml:space="preserve">ADULT</w:t>
-            </w:r>
-          </w:p>
-        </w:tc>
-        <w:tc>
-          <w:tcPr>
-            <w:tcW w:w="3167" w:type="dxa"/>
-            <w:vAlign w:val="center"/>
-          </w:tcPr>
-          <w:p>
-            <w:pPr>
-              <w:spacing w:after="0"/>
-              <w:jc w:val="right"/>
-            </w:pPr>
-            <w:r>
-              <w:t xml:space="preserve">60000</w:t>
-            </w:r>
-          </w:p>
-        </w:tc>
-      </w:tr>
-      <w:tr>
-        <w:trPr>
-          <w:cantSplit/>
-          <w:trHeight w:val="340"/>
-        </w:trPr>
-        <w:tc>
-          <w:tcPr>
-            <w:tcW w:w="2820" w:type="dxa"/>
-            <w:vAlign w:val="center"/>
-          </w:tcPr>
-          <w:p>
-            <w:pPr>
-              <w:spacing w:after="0"/>
-            </w:pPr>
-            <w:r>
-              <w:t xml:space="preserve">MUT</w:t>
-            </w:r>
-          </w:p>
-        </w:tc>
-        <w:tc>
-          <w:tcPr>
-            <w:tcW w:w="3029" w:type="dxa"/>
-            <w:vAlign w:val="center"/>
-          </w:tcPr>
-          <w:p>
-            <w:pPr>
-              <w:spacing w:after="0"/>
-            </w:pPr>
-            <w:r>
-              <w:t xml:space="preserve">ADULT</w:t>
-            </w:r>
-          </w:p>
-        </w:tc>
-        <w:tc>
-          <w:tcPr>
-            <w:tcW w:w="3167" w:type="dxa"/>
-            <w:vAlign w:val="center"/>
-          </w:tcPr>
-          <w:p>
-            <w:pPr>
-              <w:spacing w:after="0"/>
-              <w:jc w:val="right"/>
-            </w:pPr>
-            <w:r>
-              <w:t xml:space="preserve">60000</w:t>
-            </w:r>
-          </w:p>
-        </w:tc>
-      </w:tr>
-      <w:tr>
-        <w:trPr>
-          <w:cantSplit/>
-          <w:trHeight w:val="340"/>
-        </w:trPr>
-        <w:tc>
-          <w:tcPr>
-            <w:tcW w:w="2820" w:type="dxa"/>
-            <w:vAlign w:val="center"/>
-          </w:tcPr>
-          <w:p>
-            <w:pPr>
-              <w:spacing w:after="0"/>
-            </w:pPr>
-            <w:r>
-              <w:t xml:space="preserve">BFT</w:t>
-            </w:r>
-          </w:p>
-        </w:tc>
-        <w:tc>
-          <w:tcPr>
-            <w:tcW w:w="3029" w:type="dxa"/>
-            <w:vAlign w:val="center"/>
-          </w:tcPr>
-          <w:p>
-            <w:pPr>
-              <w:spacing w:after="0"/>
-            </w:pPr>
-          </w:p>
-        </w:tc>
-        <w:tc>
-          <w:tcPr>
-            <w:tcW w:w="3167" w:type="dxa"/>
-            <w:vAlign w:val="center"/>
-          </w:tcPr>
-          <w:p>
-            <w:pPr>
-              <w:spacing w:after="0"/>
-              <w:jc w:val="right"/>
-            </w:pPr>
-            <w:r>
-              <w:t xml:space="preserve">100000</w:t>
+              <w:t>100000</w:t>
             </w:r>
           </w:p>
         </w:tc>
@@ -5090,11 +5057,11 @@
         <w:keepNext/>
         <w:keepLines/>
       </w:pPr>
-      <w:bookmarkStart w:id="509" w:name="_TocS000509"/>
-      <w:r>
-        <w:t xml:space="preserve">4. Inputs</w:t>
-      </w:r>
-      <w:bookmarkEnd w:id="509"/>
+      <w:bookmarkStart w:id="8" w:name="_Toc244163054"/>
+      <w:r>
+        <w:t>4. Inputs</w:t>
+      </w:r>
+      <w:bookmarkEnd w:id="8"/>
     </w:p>
     <w:p/>
     <w:p>
@@ -5103,22 +5070,28 @@
         <w:keepNext/>
         <w:keepLines/>
       </w:pPr>
-      <w:bookmarkStart w:id="510" w:name="_TocS000510"/>
-      <w:r>
-        <w:t xml:space="preserve">4.1 InitialiseSimulation</w:t>
-      </w:r>
-      <w:bookmarkEnd w:id="510"/>
+      <w:bookmarkStart w:id="9" w:name="_Toc244163055"/>
+      <w:r>
+        <w:t>4.1 Initialise</w:t>
+      </w:r>
+      <w:r>
+        <w:t xml:space="preserve"> </w:t>
+      </w:r>
+      <w:r>
+        <w:t>Simulation</w:t>
+      </w:r>
+      <w:bookmarkEnd w:id="9"/>
     </w:p>
     <w:p>
       <w:pPr>
         <w:jc w:val="both"/>
       </w:pPr>
-      <w:hyperlink r:id="rIdX1006" w:history="1">
+      <w:hyperlink r:id="rId26" w:anchor="surimi.v1.FisheriesAuthorityService.InitialiseSimulation" w:history="1">
         <w:r>
           <w:rPr>
             <w:rStyle w:val="Hyperlink"/>
           </w:rPr>
-          <w:t xml:space="preserve">Buf specification</w:t>
+          <w:t>Buf specification</w:t>
         </w:r>
       </w:hyperlink>
     </w:p>
@@ -5127,7 +5100,7 @@
         <w:jc w:val="both"/>
       </w:pPr>
       <w:r>
-        <w:t xml:space="preserve">This message contains the contract of the simulation, with the list of Species and Fleets etc. that are part of the scenario. This is also the moment the configuration files are downloaded from the S3 bucket and validated.</w:t>
+        <w:t>This message contains the contract of the simulation, with the list of Species and Fleets etc. that are part of the scenario. This is also the moment the configuration files are downloaded from the S3 bucket and validated.</w:t>
       </w:r>
     </w:p>
     <w:p>
@@ -5146,7 +5119,7 @@
           <w:szCs w:val="20"/>
           <w:shd w:val="clear" w:color="auto" w:fill="F2F2F2"/>
         </w:rPr>
-        <w:t xml:space="preserve">quotashare.csv</w:t>
+        <w:t>quotashare.csv</w:t>
       </w:r>
     </w:p>
     <w:p>
@@ -5165,7 +5138,7 @@
           <w:szCs w:val="20"/>
           <w:shd w:val="clear" w:color="auto" w:fill="F2F2F2"/>
         </w:rPr>
-        <w:t xml:space="preserve">recruitment.csv</w:t>
+        <w:t>recruitment.csv</w:t>
       </w:r>
     </w:p>
     <w:p>
@@ -5184,7 +5157,7 @@
           <w:szCs w:val="20"/>
           <w:shd w:val="clear" w:color="auto" w:fill="F2F2F2"/>
         </w:rPr>
-        <w:t xml:space="preserve">initial_quota.csv</w:t>
+        <w:t>initial_quota.csv</w:t>
       </w:r>
     </w:p>
     <w:p>
@@ -5197,7 +5170,7 @@
         <w:jc w:val="both"/>
       </w:pPr>
       <w:r>
-        <w:t xml:space="preserve">If the configuration files contain a Species or a fleet that is not part of the contract, the simulation is canceled and a descriptive error message is logged.</w:t>
+        <w:t>If the configuration files contain a Species or a fleet that is not part of the contract, the simulation is canceled and a descriptive error message is logged.</w:t>
       </w:r>
     </w:p>
     <w:p/>
@@ -5207,22 +5180,28 @@
         <w:keepNext/>
         <w:keepLines/>
       </w:pPr>
-      <w:bookmarkStart w:id="511" w:name="_TocS000511"/>
-      <w:r>
-        <w:t xml:space="preserve">4.2 CreateRegulations</w:t>
-      </w:r>
-      <w:bookmarkEnd w:id="511"/>
+      <w:bookmarkStart w:id="10" w:name="_Toc244163056"/>
+      <w:r>
+        <w:t>4.2 Create</w:t>
+      </w:r>
+      <w:r>
+        <w:t xml:space="preserve"> </w:t>
+      </w:r>
+      <w:r>
+        <w:t>Regulations</w:t>
+      </w:r>
+      <w:bookmarkEnd w:id="10"/>
     </w:p>
     <w:p>
       <w:pPr>
         <w:jc w:val="both"/>
       </w:pPr>
-      <w:hyperlink r:id="rIdX1007" w:history="1">
+      <w:hyperlink r:id="rId27" w:anchor="surimi.v1.FisheriesAuthorityService.CreateRegulations" w:history="1">
         <w:r>
           <w:rPr>
             <w:rStyle w:val="Hyperlink"/>
           </w:rPr>
-          <w:t xml:space="preserve">Buf specification</w:t>
+          <w:t>Buf specification</w:t>
         </w:r>
       </w:hyperlink>
     </w:p>
@@ -5231,7 +5210,7 @@
         <w:jc w:val="both"/>
       </w:pPr>
       <w:r>
-        <w:t xml:space="preserve">At the start of the simulation, the CreateRegulations message is sent to the Fisheries Authority service. It contains the Harvest control rules with which the Total Allowable Catch is calculated at the beginning of the year.</w:t>
+        <w:t>At the start of the simulation, the CreateRegulations message is sent to the Fisheries Authority service. It contains the Harvest control rules with which the Total Allowable Catch is calculated at the beginning of the year.</w:t>
       </w:r>
     </w:p>
     <w:p>
@@ -5239,7 +5218,11 @@
         <w:jc w:val="both"/>
       </w:pPr>
       <w:r>
-        <w:t xml:space="preserve">With a harvest control rule, the Fisheries Authority can implement a feedback mechanism that adjusts TACs based on observed biomass levels. For example, if the biomass of a particular species falls below a predefined threshold, the harvest control rule may reduce the TAC for that species to prevent overfishing. Conversely, if biomass is above the threshold, the TAC may be increased to allow for sustainable harvesting.</w:t>
+        <w:t xml:space="preserve">With a harvest control rule, the Fisheries Authority can implement a feedback mechanism that adjusts TACs based on observed biomass levels. For example, if the biomass of a particular species falls below a predefined threshold, the harvest control rule may reduce the TAC for that </w:t>
+      </w:r>
+      <w:r>
+        <w:lastRenderedPageBreak/>
+        <w:t>species to prevent overfishing. Conversely, if biomass is above the threshold, the TAC may be increased to allow for sustainable harvesting.</w:t>
       </w:r>
     </w:p>
     <w:p>
@@ -5247,32 +5230,36 @@
         <w:jc w:val="both"/>
       </w:pPr>
       <w:r>
-        <w:t xml:space="preserve">The image below shows a harvest control rule as configured in Ecopath with Ecosim for the Atlantic Bluefin Tuna (BFT).</w:t>
-      </w:r>
-    </w:p>
-    <w:p xmlns:a="http://schemas.openxmlformats.org/drawingml/2006/main" xmlns:pic="http://schemas.openxmlformats.org/drawingml/2006/picture">
+        <w:t>The image below shows a harvest control rule as configured in Ecopath with Ecosim for the Atlantic Bluefin Tuna (BFT).</w:t>
+      </w:r>
+    </w:p>
+    <w:p>
       <w:pPr>
         <w:keepNext/>
         <w:spacing w:before="120" w:after="60"/>
         <w:jc w:val="center"/>
       </w:pPr>
       <w:r>
+        <w:rPr>
+          <w:noProof/>
+        </w:rPr>
         <w:drawing>
-          <wp:inline distT="0" distB="0" distL="0" distR="0">
+          <wp:inline distT="0" distB="0" distL="0" distR="0" wp14:anchorId="5C949ACC" wp14:editId="4C035CAD">
             <wp:extent cx="4320000" cy="2777751"/>
+            <wp:effectExtent l="0" t="0" r="0" b="0"/>
             <wp:docPr id="3004" name="Picture 3004"/>
             <wp:cNvGraphicFramePr>
-              <a:graphicFrameLocks noChangeAspect="1"/>
+              <a:graphicFrameLocks xmlns:a="http://schemas.openxmlformats.org/drawingml/2006/main" noChangeAspect="1"/>
             </wp:cNvGraphicFramePr>
-            <a:graphic>
+            <a:graphic xmlns:a="http://schemas.openxmlformats.org/drawingml/2006/main">
               <a:graphicData uri="http://schemas.openxmlformats.org/drawingml/2006/picture">
-                <pic:pic>
+                <pic:pic xmlns:pic="http://schemas.openxmlformats.org/drawingml/2006/picture">
                   <pic:nvPicPr>
                     <pic:cNvPr id="3004" name="md_image4.png"/>
                     <pic:cNvPicPr/>
                   </pic:nvPicPr>
                   <pic:blipFill>
-                    <a:blip r:embed="rIdX1008"/>
+                    <a:blip r:embed="rId28"/>
                     <a:stretch>
                       <a:fillRect/>
                     </a:stretch>
@@ -5306,7 +5293,7 @@
           <w:sz w:val="20"/>
           <w:szCs w:val="20"/>
         </w:rPr>
-        <w:t xml:space="preserve">Figure 4. Harvest control rules, as shown in Ecopath</w:t>
+        <w:t>Figure 4. Harvest control rules, as shown in Ecopath</w:t>
       </w:r>
     </w:p>
     <w:p>
@@ -5314,7 +5301,7 @@
         <w:jc w:val="both"/>
       </w:pPr>
       <w:r>
-        <w:t xml:space="preserve">Only species with harvest control rules are included in the quota calculation. For the other species, there is no quota.</w:t>
+        <w:t>Only species with harvest control rules are included in the quota calculation. For the other species, there is no quota.</w:t>
       </w:r>
     </w:p>
     <w:p>
@@ -5322,7 +5309,7 @@
         <w:jc w:val="both"/>
       </w:pPr>
       <w:r>
-        <w:t xml:space="preserve">In the table at the bottom of the image you can see that each harvest control rule can be described by 3 numbers:</w:t>
+        <w:t>In the table at the bottom of the image you can see that each harvest control rule can be described by 3 numbers:</w:t>
       </w:r>
     </w:p>
     <w:p>
@@ -5335,7 +5322,7 @@
         <w:spacing w:after="80"/>
       </w:pPr>
       <w:r>
-        <w:t xml:space="preserve">Biomass limit (the lower limit of the biomass. When the biomass is below this, no fishing is allowed)</w:t>
+        <w:t>Biomass limit (the lower limit of the biomass. When the biomass is below this, no fishing is allowed)</w:t>
       </w:r>
     </w:p>
     <w:p>
@@ -5348,7 +5335,7 @@
         <w:spacing w:after="80"/>
       </w:pPr>
       <w:r>
-        <w:t xml:space="preserve">Biomass base (the biomass threshold at and above which target fishing mortality is capped at F max)</w:t>
+        <w:t>Biomass base (the biomass threshold at and above which target fishing mortality is capped at F max)</w:t>
       </w:r>
     </w:p>
     <w:p>
@@ -5361,7 +5348,7 @@
         <w:spacing w:after="80"/>
       </w:pPr>
       <w:r>
-        <w:t xml:space="preserve">F max (the maximum target fishing mortality, expressed as the ratio of catch to biomass)</w:t>
+        <w:t>F max (the maximum target fishing mortality, expressed as the ratio of catch to biomass)</w:t>
       </w:r>
     </w:p>
     <w:p>
@@ -5375,22 +5362,28 @@
         <w:keepNext/>
         <w:keepLines/>
       </w:pPr>
-      <w:bookmarkStart w:id="512" w:name="_TocS000512"/>
-      <w:r>
-        <w:t xml:space="preserve">4.3 UpdateBiomass</w:t>
-      </w:r>
-      <w:bookmarkEnd w:id="512"/>
+      <w:bookmarkStart w:id="11" w:name="_Toc244163057"/>
+      <w:r>
+        <w:t>4.3 Update</w:t>
+      </w:r>
+      <w:r>
+        <w:t xml:space="preserve"> </w:t>
+      </w:r>
+      <w:r>
+        <w:t>Biomass</w:t>
+      </w:r>
+      <w:bookmarkEnd w:id="11"/>
     </w:p>
     <w:p>
       <w:pPr>
         <w:jc w:val="both"/>
       </w:pPr>
-      <w:hyperlink r:id="rIdX1009" w:history="1">
+      <w:hyperlink r:id="rId29" w:anchor="surimi.v1.FisheriesAuthorityService.UpdateBiomass" w:history="1">
         <w:r>
           <w:rPr>
             <w:rStyle w:val="Hyperlink"/>
           </w:rPr>
-          <w:t xml:space="preserve">Buf specification</w:t>
+          <w:t>Buf specification</w:t>
         </w:r>
       </w:hyperlink>
     </w:p>
@@ -5399,7 +5392,7 @@
         <w:jc w:val="both"/>
       </w:pPr>
       <w:r>
-        <w:t xml:space="preserve">Every month the Biomass of every applicable species is saved so it can be used in the calculation.</w:t>
+        <w:t>Every month the Biomass of every applicable species is saved so it can be used in the calculation.</w:t>
       </w:r>
     </w:p>
     <w:p/>
@@ -5409,22 +5402,28 @@
         <w:keepNext/>
         <w:keepLines/>
       </w:pPr>
-      <w:bookmarkStart w:id="513" w:name="_TocS000513"/>
-      <w:r>
-        <w:t xml:space="preserve">4.4 Update CatchDisposition (total)</w:t>
-      </w:r>
-      <w:bookmarkEnd w:id="513"/>
+      <w:bookmarkStart w:id="12" w:name="_Toc244163058"/>
+      <w:r>
+        <w:t>4.4 Update Catch</w:t>
+      </w:r>
+      <w:r>
+        <w:t xml:space="preserve"> </w:t>
+      </w:r>
+      <w:r>
+        <w:t>Disposition (total)</w:t>
+      </w:r>
+      <w:bookmarkEnd w:id="12"/>
     </w:p>
     <w:p>
       <w:pPr>
         <w:jc w:val="both"/>
       </w:pPr>
-      <w:hyperlink r:id="rIdX1010" w:history="1">
+      <w:hyperlink r:id="rId30" w:anchor="surimi.v1.FisheriesAuthorityService.UpdateCatchDisposition" w:history="1">
         <w:r>
           <w:rPr>
             <w:rStyle w:val="Hyperlink"/>
           </w:rPr>
-          <w:t xml:space="preserve">Buf specification</w:t>
+          <w:t>Buf specification</w:t>
         </w:r>
       </w:hyperlink>
     </w:p>
@@ -5433,6 +5432,7 @@
         <w:jc w:val="both"/>
       </w:pPr>
       <w:r>
+        <w:lastRenderedPageBreak/>
         <w:t xml:space="preserve">The </w:t>
       </w:r>
       <w:r>
@@ -5442,7 +5442,7 @@
           <w:szCs w:val="20"/>
           <w:shd w:val="clear" w:color="auto" w:fill="F2F2F2"/>
         </w:rPr>
-        <w:t xml:space="preserve">"gross catch" - "live discards"</w:t>
+        <w:t>"gross catch" - "live discards"</w:t>
       </w:r>
       <w:r>
         <w:t xml:space="preserve"> of all the cells is summed up, per species. This is aggregated every month, so when the new year starts the total amount of fish that has been harvested can be used in the calculation.</w:t>
@@ -5455,11 +5455,11 @@
         <w:keepNext/>
         <w:keepLines/>
       </w:pPr>
-      <w:bookmarkStart w:id="514" w:name="_TocS000514"/>
-      <w:r>
-        <w:t xml:space="preserve">5. Outputs</w:t>
-      </w:r>
-      <w:bookmarkEnd w:id="514"/>
+      <w:bookmarkStart w:id="13" w:name="_Toc244163059"/>
+      <w:r>
+        <w:t>5. Outputs</w:t>
+      </w:r>
+      <w:bookmarkEnd w:id="13"/>
     </w:p>
     <w:p/>
     <w:p>
@@ -5468,22 +5468,28 @@
         <w:keepNext/>
         <w:keepLines/>
       </w:pPr>
-      <w:bookmarkStart w:id="515" w:name="_TocS000515"/>
-      <w:r>
-        <w:t xml:space="preserve">5.1 GetRegulations</w:t>
-      </w:r>
-      <w:bookmarkEnd w:id="515"/>
+      <w:bookmarkStart w:id="14" w:name="_Toc244163060"/>
+      <w:r>
+        <w:t>5.1 Get</w:t>
+      </w:r>
+      <w:r>
+        <w:t xml:space="preserve"> </w:t>
+      </w:r>
+      <w:r>
+        <w:t>Regulations</w:t>
+      </w:r>
+      <w:bookmarkEnd w:id="14"/>
     </w:p>
     <w:p>
       <w:pPr>
         <w:jc w:val="both"/>
       </w:pPr>
-      <w:hyperlink r:id="rIdX1011" w:history="1">
+      <w:hyperlink r:id="rId31" w:anchor="surimi.v1.FisheriesAuthorityService.GetRegulations" w:history="1">
         <w:r>
           <w:rPr>
             <w:rStyle w:val="Hyperlink"/>
           </w:rPr>
-          <w:t xml:space="preserve">Buf specification</w:t>
+          <w:t>Buf specification</w:t>
         </w:r>
       </w:hyperlink>
     </w:p>
@@ -5501,7 +5507,7 @@
           <w:szCs w:val="20"/>
           <w:shd w:val="clear" w:color="auto" w:fill="F2F2F2"/>
         </w:rPr>
-        <w:t xml:space="preserve">GetRegulations</w:t>
+        <w:t>GetRegulations</w:t>
       </w:r>
       <w:r>
         <w:t xml:space="preserve"> message, issued by the SURIMI Controller.</w:t>
@@ -5513,18 +5519,18 @@
         <w:keepNext/>
         <w:keepLines/>
       </w:pPr>
-      <w:bookmarkStart w:id="516" w:name="_TocS000516"/>
-      <w:r>
-        <w:t xml:space="preserve">5.1.1 Assessment</w:t>
-      </w:r>
-      <w:bookmarkEnd w:id="516"/>
+      <w:bookmarkStart w:id="15" w:name="_Toc244163061"/>
+      <w:r>
+        <w:t>5.1.1 Assessment</w:t>
+      </w:r>
+      <w:bookmarkEnd w:id="15"/>
     </w:p>
     <w:p>
       <w:pPr>
         <w:jc w:val="both"/>
       </w:pPr>
       <w:r>
-        <w:t xml:space="preserve">Upon receipt of this message, the Fisheries Authority performs a stock assessment (</w:t>
+        <w:t>Upon receipt of this message, the Fisheries Authority performs a stock assessment (</w:t>
       </w:r>
       <w:r>
         <w:rPr>
@@ -5533,10 +5539,10 @@
           <w:szCs w:val="20"/>
           <w:shd w:val="clear" w:color="auto" w:fill="F2F2F2"/>
         </w:rPr>
-        <w:t xml:space="preserve">DoAssessment</w:t>
-      </w:r>
-      <w:r>
-        <w:t xml:space="preserve">) using the latest biomass observations, the previous biomass estimate, and the catches accumulated over the preceding year. The assessment estimates the current state of each population. It is at this stage that stochastic (random) uncertainty is first introduced into the process, as the assessment incorporates a coefficient of variation to simulate observational error in the biomass estimate.</w:t>
+        <w:t>DoAssessment</w:t>
+      </w:r>
+      <w:r>
+        <w:t>) using the latest biomass observations, the previous biomass estimate, and the catches accumulated over the preceding year. The assessment estimates the current state of each population. It is at this stage that stochastic (random) uncertainty is first introduced into the process, as the assessment incorporates a coefficient of variation to simulate observational error in the biomass estimate.</w:t>
       </w:r>
     </w:p>
     <w:p>
@@ -5553,7 +5559,7 @@
           <w:szCs w:val="20"/>
           <w:shd w:val="clear" w:color="auto" w:fill="F2F2F2"/>
         </w:rPr>
-        <w:t xml:space="preserve">is_mse_run</w:t>
+        <w:t>is_mse_run</w:t>
       </w:r>
       <w:r>
         <w:t xml:space="preserve"> flag is true. When it is false, the Authority disables its random draws in assessment and quota calculation. Other models in the ensemble may still include stochastic processes.</w:t>
@@ -5565,11 +5571,11 @@
         <w:keepNext/>
         <w:keepLines/>
       </w:pPr>
-      <w:bookmarkStart w:id="517" w:name="_TocS000517"/>
-      <w:r>
-        <w:t xml:space="preserve">5.1.2 Update Quotas and First year</w:t>
-      </w:r>
-      <w:bookmarkEnd w:id="517"/>
+      <w:bookmarkStart w:id="16" w:name="_Toc244163062"/>
+      <w:r>
+        <w:t>5.1.2 Update Quotas and First year</w:t>
+      </w:r>
+      <w:bookmarkEnd w:id="16"/>
     </w:p>
     <w:p>
       <w:pPr>
@@ -5585,17 +5591,17 @@
           <w:szCs w:val="20"/>
           <w:shd w:val="clear" w:color="auto" w:fill="F2F2F2"/>
         </w:rPr>
-        <w:t xml:space="preserve">UpdateQuotas</w:t>
-      </w:r>
-      <w:r>
-        <w:t xml:space="preserve">. It is within this step that a second source of random variation is applied (</w:t>
+        <w:t>UpdateQuotas</w:t>
+      </w:r>
+      <w:r>
+        <w:t>. It is within this step that a second source of random variation is applied (</w:t>
       </w:r>
       <w:r>
         <w:rPr>
           <w:b/>
           <w:bCs/>
         </w:rPr>
-        <w:t xml:space="preserve">In an MSE run!</w:t>
+        <w:t>In an MSE run!</w:t>
       </w:r>
       <w:r>
         <w:t xml:space="preserve">), representing uncertainty in the quota-setting process itself, before the final </w:t>
@@ -5605,7 +5611,7 @@
           <w:b/>
           <w:bCs/>
         </w:rPr>
-        <w:t xml:space="preserve">T</w:t>
+        <w:t>T</w:t>
       </w:r>
       <w:r>
         <w:t xml:space="preserve">otal </w:t>
@@ -5615,7 +5621,7 @@
           <w:b/>
           <w:bCs/>
         </w:rPr>
-        <w:t xml:space="preserve">A</w:t>
+        <w:t>A</w:t>
       </w:r>
       <w:r>
         <w:t xml:space="preserve">llowable </w:t>
@@ -5625,10 +5631,10 @@
           <w:b/>
           <w:bCs/>
         </w:rPr>
-        <w:t xml:space="preserve">C</w:t>
-      </w:r>
-      <w:r>
-        <w:t xml:space="preserve">atch per species is determined.</w:t>
+        <w:t>C</w:t>
+      </w:r>
+      <w:r>
+        <w:t>atch per species is determined.</w:t>
       </w:r>
     </w:p>
     <w:p>
@@ -5636,7 +5642,7 @@
         <w:jc w:val="both"/>
       </w:pPr>
       <w:r>
-        <w:t xml:space="preserve">Following the quota calculation, the accumulated catch totals for the year are cleared, allowing the next regulatory year to begin its accounting from zero.</w:t>
+        <w:t>Following the quota calculation, the accumulated catch totals for the year are cleared, allowing the next regulatory year to begin its accounting from zero.</w:t>
       </w:r>
     </w:p>
     <w:p>
@@ -5644,7 +5650,7 @@
         <w:jc w:val="both"/>
       </w:pPr>
       <w:r>
-        <w:t xml:space="preserve">Finally, the calculated quota for each species is apportioned across the applicable fishing fleets — each identified by gear type and country — in accordance with the quota shares defined in the scenario. The resulting set of Total Allowable Catches, specified per species and per fleet, is returned through the Controller, which subsequently distributes this information to:</w:t>
+        <w:t>Finally, the calculated quota for each species is apportioned across the applicable fishing fleets — each identified by gear type and country — in accordance with the quota shares defined in the scenario. The resulting set of Total Allowable Catches, specified per species and per fleet, is returned through the Controller, which subsequently distributes this information to:</w:t>
       </w:r>
     </w:p>
     <w:p>
@@ -5661,10 +5667,11 @@
           <w:b/>
           <w:bCs/>
         </w:rPr>
-        <w:t xml:space="preserve">Ecopath</w:t>
-      </w:r>
-      <w:r>
-        <w:t xml:space="preserve">, the ecology model responsible for simulating the response of fish populations and the broader ecosystem; and</w:t>
+        <w:lastRenderedPageBreak/>
+        <w:t>Ecopath</w:t>
+      </w:r>
+      <w:r>
+        <w:t>, the ecology model responsible for simulating the response of fish populations and the broader ecosystem; and</w:t>
       </w:r>
     </w:p>
     <w:p>
@@ -5681,10 +5688,10 @@
           <w:b/>
           <w:bCs/>
         </w:rPr>
-        <w:t xml:space="preserve">POSEIDON</w:t>
-      </w:r>
-      <w:r>
-        <w:t xml:space="preserve">, the fleet model responsible for simulating how individual vessels and fleets adapt their fishing behaviour in response to the newly imposed limits.</w:t>
+        <w:t>POSEIDON</w:t>
+      </w:r>
+      <w:r>
+        <w:t>, the fleet model responsible for simulating how individual vessels and fleets adapt their fishing behaviour in response to the newly imposed limits.</w:t>
       </w:r>
     </w:p>
     <w:p>
@@ -5697,7 +5704,7 @@
         <w:jc w:val="both"/>
       </w:pPr>
       <w:r>
-        <w:t xml:space="preserve">In this manner, the quota determined for the coming year directly influences the subsequent behaviour of the simulated marine ecosystem.</w:t>
+        <w:t>In this manner, the quota determined for the coming year directly influences the subsequent behaviour of the simulated marine ecosystem.</w:t>
       </w:r>
     </w:p>
     <w:p>
@@ -5714,7 +5721,7 @@
           <w:szCs w:val="20"/>
           <w:shd w:val="clear" w:color="auto" w:fill="F2F2F2"/>
         </w:rPr>
-        <w:t xml:space="preserve">GetRegulations</w:t>
+        <w:t>GetRegulations</w:t>
       </w:r>
       <w:r>
         <w:t xml:space="preserve"> for the first regulatory year, applying the quota shares in §3.2 to the initial TACs in §3.3. TAC values are expressed in kilograms.</w:t>
@@ -5731,7 +5738,7 @@
           <w:bottom w:w="28" w:type="dxa"/>
           <w:right w:w="85" w:type="dxa"/>
         </w:tblCellMar>
-        <w:tblLook w:val="04A0" w:firstRow="1" w:lastRow="0" w:firstColumn="0" w:lastColumn="0" w:noHBand="0" w:noVBand="1"/>
+        <w:tblLook w:val="0420" w:firstRow="1" w:lastRow="0" w:firstColumn="0" w:lastColumn="0" w:noHBand="0" w:noVBand="1"/>
       </w:tblPr>
       <w:tblGrid>
         <w:gridCol w:w="1756"/>
@@ -5742,8 +5749,9 @@
       </w:tblGrid>
       <w:tr>
         <w:trPr>
+          <w:cnfStyle w:val="100000000000" w:firstRow="1" w:lastRow="0" w:firstColumn="0" w:lastColumn="0" w:oddVBand="0" w:evenVBand="0" w:oddHBand="0" w:evenHBand="0" w:firstRowFirstColumn="0" w:firstRowLastColumn="0" w:lastRowFirstColumn="0" w:lastRowLastColumn="0"/>
+          <w:trHeight w:val="397"/>
           <w:tblHeader/>
-          <w:trHeight w:val="397"/>
         </w:trPr>
         <w:tc>
           <w:tcPr>
@@ -5751,11 +5759,8 @@
             <w:vAlign w:val="center"/>
           </w:tcPr>
           <w:p>
-            <w:pPr>
-              <w:spacing w:after="0"/>
-            </w:pPr>
-            <w:r>
-              <w:t xml:space="preserve">Species Code</w:t>
+            <w:r>
+              <w:t>Species Code</w:t>
             </w:r>
           </w:p>
         </w:tc>
@@ -5765,11 +5770,8 @@
             <w:vAlign w:val="center"/>
           </w:tcPr>
           <w:p>
-            <w:pPr>
-              <w:spacing w:after="0"/>
-            </w:pPr>
-            <w:r>
-              <w:t xml:space="preserve">Life Stage</w:t>
+            <w:r>
+              <w:t>Life Stage</w:t>
             </w:r>
           </w:p>
         </w:tc>
@@ -5779,11 +5781,8 @@
             <w:vAlign w:val="center"/>
           </w:tcPr>
           <w:p>
-            <w:pPr>
-              <w:spacing w:after="0"/>
-            </w:pPr>
-            <w:r>
-              <w:t xml:space="preserve">Gear Code</w:t>
+            <w:r>
+              <w:t>Gear Code</w:t>
             </w:r>
           </w:p>
         </w:tc>
@@ -5793,11 +5792,8 @@
             <w:vAlign w:val="center"/>
           </w:tcPr>
           <w:p>
-            <w:pPr>
-              <w:spacing w:after="0"/>
-            </w:pPr>
-            <w:r>
-              <w:t xml:space="preserve">Country Code</w:t>
+            <w:r>
+              <w:t>Country Code</w:t>
             </w:r>
           </w:p>
         </w:tc>
@@ -5808,11 +5804,71 @@
           </w:tcPr>
           <w:p>
             <w:pPr>
-              <w:spacing w:after="0"/>
               <w:jc w:val="right"/>
             </w:pPr>
             <w:r>
-              <w:t xml:space="preserve">TAC</w:t>
+              <w:t>TAC</w:t>
+            </w:r>
+          </w:p>
+        </w:tc>
+      </w:tr>
+      <w:tr>
+        <w:trPr>
+          <w:cnfStyle w:val="000000100000" w:firstRow="0" w:lastRow="0" w:firstColumn="0" w:lastColumn="0" w:oddVBand="0" w:evenVBand="0" w:oddHBand="1" w:evenHBand="0" w:firstRowFirstColumn="0" w:firstRowLastColumn="0" w:lastRowFirstColumn="0" w:lastRowLastColumn="0"/>
+          <w:cantSplit/>
+          <w:trHeight w:val="340"/>
+        </w:trPr>
+        <w:tc>
+          <w:tcPr>
+            <w:tcW w:w="1756" w:type="dxa"/>
+            <w:vAlign w:val="center"/>
+          </w:tcPr>
+          <w:p>
+            <w:r>
+              <w:t>BOG</w:t>
+            </w:r>
+          </w:p>
+        </w:tc>
+        <w:tc>
+          <w:tcPr>
+            <w:tcW w:w="1581" w:type="dxa"/>
+            <w:vAlign w:val="center"/>
+          </w:tcPr>
+          <w:p/>
+        </w:tc>
+        <w:tc>
+          <w:tcPr>
+            <w:tcW w:w="1620" w:type="dxa"/>
+            <w:vAlign w:val="center"/>
+          </w:tcPr>
+          <w:p>
+            <w:r>
+              <w:t>ART</w:t>
+            </w:r>
+          </w:p>
+        </w:tc>
+        <w:tc>
+          <w:tcPr>
+            <w:tcW w:w="1756" w:type="dxa"/>
+            <w:vAlign w:val="center"/>
+          </w:tcPr>
+          <w:p>
+            <w:r>
+              <w:t>ESP</w:t>
+            </w:r>
+          </w:p>
+        </w:tc>
+        <w:tc>
+          <w:tcPr>
+            <w:tcW w:w="2303" w:type="dxa"/>
+            <w:vAlign w:val="center"/>
+          </w:tcPr>
+          <w:p>
+            <w:pPr>
+              <w:jc w:val="right"/>
+            </w:pPr>
+            <w:r>
+              <w:t>44650</w:t>
             </w:r>
           </w:p>
         </w:tc>
@@ -5828,11 +5884,8 @@
             <w:vAlign w:val="center"/>
           </w:tcPr>
           <w:p>
-            <w:pPr>
-              <w:spacing w:after="0"/>
-            </w:pPr>
-            <w:r>
-              <w:t xml:space="preserve">BOG</w:t>
+            <w:r>
+              <w:t>BOG</w:t>
             </w:r>
           </w:p>
         </w:tc>
@@ -5841,11 +5894,7 @@
             <w:tcW w:w="1581" w:type="dxa"/>
             <w:vAlign w:val="center"/>
           </w:tcPr>
-          <w:p>
-            <w:pPr>
-              <w:spacing w:after="0"/>
-            </w:pPr>
-          </w:p>
+          <w:p/>
         </w:tc>
         <w:tc>
           <w:tcPr>
@@ -5853,11 +5902,8 @@
             <w:vAlign w:val="center"/>
           </w:tcPr>
           <w:p>
-            <w:pPr>
-              <w:spacing w:after="0"/>
-            </w:pPr>
-            <w:r>
-              <w:t xml:space="preserve">ART</w:t>
+            <w:r>
+              <w:t>ART</w:t>
             </w:r>
           </w:p>
         </w:tc>
@@ -5867,11 +5913,8 @@
             <w:vAlign w:val="center"/>
           </w:tcPr>
           <w:p>
-            <w:pPr>
-              <w:spacing w:after="0"/>
-            </w:pPr>
-            <w:r>
-              <w:t xml:space="preserve">ESP</w:t>
+            <w:r>
+              <w:t>FRA</w:t>
             </w:r>
           </w:p>
         </w:tc>
@@ -5882,11 +5925,71 @@
           </w:tcPr>
           <w:p>
             <w:pPr>
-              <w:spacing w:after="0"/>
               <w:jc w:val="right"/>
             </w:pPr>
             <w:r>
-              <w:t xml:space="preserve">44650</w:t>
+              <w:t>45.1</w:t>
+            </w:r>
+          </w:p>
+        </w:tc>
+      </w:tr>
+      <w:tr>
+        <w:trPr>
+          <w:cnfStyle w:val="000000100000" w:firstRow="0" w:lastRow="0" w:firstColumn="0" w:lastColumn="0" w:oddVBand="0" w:evenVBand="0" w:oddHBand="1" w:evenHBand="0" w:firstRowFirstColumn="0" w:firstRowLastColumn="0" w:lastRowFirstColumn="0" w:lastRowLastColumn="0"/>
+          <w:cantSplit/>
+          <w:trHeight w:val="340"/>
+        </w:trPr>
+        <w:tc>
+          <w:tcPr>
+            <w:tcW w:w="1756" w:type="dxa"/>
+            <w:vAlign w:val="center"/>
+          </w:tcPr>
+          <w:p>
+            <w:r>
+              <w:t>BOG</w:t>
+            </w:r>
+          </w:p>
+        </w:tc>
+        <w:tc>
+          <w:tcPr>
+            <w:tcW w:w="1581" w:type="dxa"/>
+            <w:vAlign w:val="center"/>
+          </w:tcPr>
+          <w:p/>
+        </w:tc>
+        <w:tc>
+          <w:tcPr>
+            <w:tcW w:w="1620" w:type="dxa"/>
+            <w:vAlign w:val="center"/>
+          </w:tcPr>
+          <w:p>
+            <w:r>
+              <w:t>RECT</w:t>
+            </w:r>
+          </w:p>
+        </w:tc>
+        <w:tc>
+          <w:tcPr>
+            <w:tcW w:w="1756" w:type="dxa"/>
+            <w:vAlign w:val="center"/>
+          </w:tcPr>
+          <w:p>
+            <w:r>
+              <w:t>ESP</w:t>
+            </w:r>
+          </w:p>
+        </w:tc>
+        <w:tc>
+          <w:tcPr>
+            <w:tcW w:w="2303" w:type="dxa"/>
+            <w:vAlign w:val="center"/>
+          </w:tcPr>
+          <w:p>
+            <w:pPr>
+              <w:jc w:val="right"/>
+            </w:pPr>
+            <w:r>
+              <w:t>95.5</w:t>
             </w:r>
           </w:p>
         </w:tc>
@@ -5902,11 +6005,8 @@
             <w:vAlign w:val="center"/>
           </w:tcPr>
           <w:p>
-            <w:pPr>
-              <w:spacing w:after="0"/>
-            </w:pPr>
-            <w:r>
-              <w:t xml:space="preserve">BOG</w:t>
+            <w:r>
+              <w:t>BOG</w:t>
             </w:r>
           </w:p>
         </w:tc>
@@ -5915,11 +6015,7 @@
             <w:tcW w:w="1581" w:type="dxa"/>
             <w:vAlign w:val="center"/>
           </w:tcPr>
-          <w:p>
-            <w:pPr>
-              <w:spacing w:after="0"/>
-            </w:pPr>
-          </w:p>
+          <w:p/>
         </w:tc>
         <w:tc>
           <w:tcPr>
@@ -5927,11 +6023,8 @@
             <w:vAlign w:val="center"/>
           </w:tcPr>
           <w:p>
-            <w:pPr>
-              <w:spacing w:after="0"/>
-            </w:pPr>
-            <w:r>
-              <w:t xml:space="preserve">ART</w:t>
+            <w:r>
+              <w:t>LLS</w:t>
             </w:r>
           </w:p>
         </w:tc>
@@ -5941,11 +6034,8 @@
             <w:vAlign w:val="center"/>
           </w:tcPr>
           <w:p>
-            <w:pPr>
-              <w:spacing w:after="0"/>
-            </w:pPr>
-            <w:r>
-              <w:t xml:space="preserve">FRA</w:t>
+            <w:r>
+              <w:t>ESP</w:t>
             </w:r>
           </w:p>
         </w:tc>
@@ -5956,11 +6046,71 @@
           </w:tcPr>
           <w:p>
             <w:pPr>
-              <w:spacing w:after="0"/>
               <w:jc w:val="right"/>
             </w:pPr>
             <w:r>
-              <w:t xml:space="preserve">45.1</w:t>
+              <w:t>5100</w:t>
+            </w:r>
+          </w:p>
+        </w:tc>
+      </w:tr>
+      <w:tr>
+        <w:trPr>
+          <w:cnfStyle w:val="000000100000" w:firstRow="0" w:lastRow="0" w:firstColumn="0" w:lastColumn="0" w:oddVBand="0" w:evenVBand="0" w:oddHBand="1" w:evenHBand="0" w:firstRowFirstColumn="0" w:firstRowLastColumn="0" w:lastRowFirstColumn="0" w:lastRowLastColumn="0"/>
+          <w:cantSplit/>
+          <w:trHeight w:val="340"/>
+        </w:trPr>
+        <w:tc>
+          <w:tcPr>
+            <w:tcW w:w="1756" w:type="dxa"/>
+            <w:vAlign w:val="center"/>
+          </w:tcPr>
+          <w:p>
+            <w:r>
+              <w:t>BOG</w:t>
+            </w:r>
+          </w:p>
+        </w:tc>
+        <w:tc>
+          <w:tcPr>
+            <w:tcW w:w="1581" w:type="dxa"/>
+            <w:vAlign w:val="center"/>
+          </w:tcPr>
+          <w:p/>
+        </w:tc>
+        <w:tc>
+          <w:tcPr>
+            <w:tcW w:w="1620" w:type="dxa"/>
+            <w:vAlign w:val="center"/>
+          </w:tcPr>
+          <w:p>
+            <w:r>
+              <w:t>OTB</w:t>
+            </w:r>
+          </w:p>
+        </w:tc>
+        <w:tc>
+          <w:tcPr>
+            <w:tcW w:w="1756" w:type="dxa"/>
+            <w:vAlign w:val="center"/>
+          </w:tcPr>
+          <w:p>
+            <w:r>
+              <w:t>ESP</w:t>
+            </w:r>
+          </w:p>
+        </w:tc>
+        <w:tc>
+          <w:tcPr>
+            <w:tcW w:w="2303" w:type="dxa"/>
+            <w:vAlign w:val="center"/>
+          </w:tcPr>
+          <w:p>
+            <w:pPr>
+              <w:jc w:val="right"/>
+            </w:pPr>
+            <w:r>
+              <w:t>109.4</w:t>
             </w:r>
           </w:p>
         </w:tc>
@@ -5976,11 +6126,8 @@
             <w:vAlign w:val="center"/>
           </w:tcPr>
           <w:p>
-            <w:pPr>
-              <w:spacing w:after="0"/>
-            </w:pPr>
-            <w:r>
-              <w:t xml:space="preserve">BOG</w:t>
+            <w:r>
+              <w:t>BOG</w:t>
             </w:r>
           </w:p>
         </w:tc>
@@ -5989,11 +6136,7 @@
             <w:tcW w:w="1581" w:type="dxa"/>
             <w:vAlign w:val="center"/>
           </w:tcPr>
-          <w:p>
-            <w:pPr>
-              <w:spacing w:after="0"/>
-            </w:pPr>
-          </w:p>
+          <w:p/>
         </w:tc>
         <w:tc>
           <w:tcPr>
@@ -6001,11 +6144,8 @@
             <w:vAlign w:val="center"/>
           </w:tcPr>
           <w:p>
-            <w:pPr>
-              <w:spacing w:after="0"/>
-            </w:pPr>
-            <w:r>
-              <w:t xml:space="preserve">RECT</w:t>
+            <w:r>
+              <w:t>OTB</w:t>
             </w:r>
           </w:p>
         </w:tc>
@@ -6015,11 +6155,8 @@
             <w:vAlign w:val="center"/>
           </w:tcPr>
           <w:p>
-            <w:pPr>
-              <w:spacing w:after="0"/>
-            </w:pPr>
-            <w:r>
-              <w:t xml:space="preserve">ESP</w:t>
+            <w:r>
+              <w:t>FRA</w:t>
             </w:r>
           </w:p>
         </w:tc>
@@ -6030,11 +6167,71 @@
           </w:tcPr>
           <w:p>
             <w:pPr>
-              <w:spacing w:after="0"/>
               <w:jc w:val="right"/>
             </w:pPr>
             <w:r>
-              <w:t xml:space="preserve">95.5</w:t>
+              <w:t>0</w:t>
+            </w:r>
+          </w:p>
+        </w:tc>
+      </w:tr>
+      <w:tr>
+        <w:trPr>
+          <w:cnfStyle w:val="000000100000" w:firstRow="0" w:lastRow="0" w:firstColumn="0" w:lastColumn="0" w:oddVBand="0" w:evenVBand="0" w:oddHBand="1" w:evenHBand="0" w:firstRowFirstColumn="0" w:firstRowLastColumn="0" w:lastRowFirstColumn="0" w:lastRowLastColumn="0"/>
+          <w:cantSplit/>
+          <w:trHeight w:val="340"/>
+        </w:trPr>
+        <w:tc>
+          <w:tcPr>
+            <w:tcW w:w="1756" w:type="dxa"/>
+            <w:vAlign w:val="center"/>
+          </w:tcPr>
+          <w:p>
+            <w:r>
+              <w:t>BOG</w:t>
+            </w:r>
+          </w:p>
+        </w:tc>
+        <w:tc>
+          <w:tcPr>
+            <w:tcW w:w="1581" w:type="dxa"/>
+            <w:vAlign w:val="center"/>
+          </w:tcPr>
+          <w:p/>
+        </w:tc>
+        <w:tc>
+          <w:tcPr>
+            <w:tcW w:w="1620" w:type="dxa"/>
+            <w:vAlign w:val="center"/>
+          </w:tcPr>
+          <w:p>
+            <w:r>
+              <w:t>PS</w:t>
+            </w:r>
+          </w:p>
+        </w:tc>
+        <w:tc>
+          <w:tcPr>
+            <w:tcW w:w="1756" w:type="dxa"/>
+            <w:vAlign w:val="center"/>
+          </w:tcPr>
+          <w:p>
+            <w:r>
+              <w:t>ESP</w:t>
+            </w:r>
+          </w:p>
+        </w:tc>
+        <w:tc>
+          <w:tcPr>
+            <w:tcW w:w="2303" w:type="dxa"/>
+            <w:vAlign w:val="center"/>
+          </w:tcPr>
+          <w:p>
+            <w:pPr>
+              <w:jc w:val="right"/>
+            </w:pPr>
+            <w:r>
+              <w:t>0</w:t>
             </w:r>
           </w:p>
         </w:tc>
@@ -6050,11 +6247,8 @@
             <w:vAlign w:val="center"/>
           </w:tcPr>
           <w:p>
-            <w:pPr>
-              <w:spacing w:after="0"/>
-            </w:pPr>
-            <w:r>
-              <w:t xml:space="preserve">BOG</w:t>
+            <w:r>
+              <w:t>BOG</w:t>
             </w:r>
           </w:p>
         </w:tc>
@@ -6063,11 +6257,7 @@
             <w:tcW w:w="1581" w:type="dxa"/>
             <w:vAlign w:val="center"/>
           </w:tcPr>
-          <w:p>
-            <w:pPr>
-              <w:spacing w:after="0"/>
-            </w:pPr>
-          </w:p>
+          <w:p/>
         </w:tc>
         <w:tc>
           <w:tcPr>
@@ -6075,11 +6265,8 @@
             <w:vAlign w:val="center"/>
           </w:tcPr>
           <w:p>
-            <w:pPr>
-              <w:spacing w:after="0"/>
-            </w:pPr>
-            <w:r>
-              <w:t xml:space="preserve">LLS</w:t>
+            <w:r>
+              <w:t>PS</w:t>
             </w:r>
           </w:p>
         </w:tc>
@@ -6089,11 +6276,8 @@
             <w:vAlign w:val="center"/>
           </w:tcPr>
           <w:p>
-            <w:pPr>
-              <w:spacing w:after="0"/>
-            </w:pPr>
-            <w:r>
-              <w:t xml:space="preserve">ESP</w:t>
+            <w:r>
+              <w:t>FRA</w:t>
             </w:r>
           </w:p>
         </w:tc>
@@ -6104,11 +6288,71 @@
           </w:tcPr>
           <w:p>
             <w:pPr>
-              <w:spacing w:after="0"/>
               <w:jc w:val="right"/>
             </w:pPr>
             <w:r>
-              <w:t xml:space="preserve">5100</w:t>
+              <w:t>0</w:t>
+            </w:r>
+          </w:p>
+        </w:tc>
+      </w:tr>
+      <w:tr>
+        <w:trPr>
+          <w:cnfStyle w:val="000000100000" w:firstRow="0" w:lastRow="0" w:firstColumn="0" w:lastColumn="0" w:oddVBand="0" w:evenVBand="0" w:oddHBand="1" w:evenHBand="0" w:firstRowFirstColumn="0" w:firstRowLastColumn="0" w:lastRowFirstColumn="0" w:lastRowLastColumn="0"/>
+          <w:cantSplit/>
+          <w:trHeight w:val="340"/>
+        </w:trPr>
+        <w:tc>
+          <w:tcPr>
+            <w:tcW w:w="1756" w:type="dxa"/>
+            <w:vAlign w:val="center"/>
+          </w:tcPr>
+          <w:p>
+            <w:r>
+              <w:t>BOG</w:t>
+            </w:r>
+          </w:p>
+        </w:tc>
+        <w:tc>
+          <w:tcPr>
+            <w:tcW w:w="1581" w:type="dxa"/>
+            <w:vAlign w:val="center"/>
+          </w:tcPr>
+          <w:p/>
+        </w:tc>
+        <w:tc>
+          <w:tcPr>
+            <w:tcW w:w="1620" w:type="dxa"/>
+            <w:vAlign w:val="center"/>
+          </w:tcPr>
+          <w:p>
+            <w:r>
+              <w:t>TM</w:t>
+            </w:r>
+          </w:p>
+        </w:tc>
+        <w:tc>
+          <w:tcPr>
+            <w:tcW w:w="1756" w:type="dxa"/>
+            <w:vAlign w:val="center"/>
+          </w:tcPr>
+          <w:p>
+            <w:r>
+              <w:t>FRA</w:t>
+            </w:r>
+          </w:p>
+        </w:tc>
+        <w:tc>
+          <w:tcPr>
+            <w:tcW w:w="2303" w:type="dxa"/>
+            <w:vAlign w:val="center"/>
+          </w:tcPr>
+          <w:p>
+            <w:pPr>
+              <w:jc w:val="right"/>
+            </w:pPr>
+            <w:r>
+              <w:t>0</w:t>
             </w:r>
           </w:p>
         </w:tc>
@@ -6124,11 +6368,8 @@
             <w:vAlign w:val="center"/>
           </w:tcPr>
           <w:p>
-            <w:pPr>
-              <w:spacing w:after="0"/>
-            </w:pPr>
-            <w:r>
-              <w:t xml:space="preserve">BOG</w:t>
+            <w:r>
+              <w:t>HKE</w:t>
             </w:r>
           </w:p>
         </w:tc>
@@ -6138,9 +6379,9 @@
             <w:vAlign w:val="center"/>
           </w:tcPr>
           <w:p>
-            <w:pPr>
-              <w:spacing w:after="0"/>
-            </w:pPr>
+            <w:r>
+              <w:t>ADULT</w:t>
+            </w:r>
           </w:p>
         </w:tc>
         <w:tc>
@@ -6149,11 +6390,8 @@
             <w:vAlign w:val="center"/>
           </w:tcPr>
           <w:p>
-            <w:pPr>
-              <w:spacing w:after="0"/>
-            </w:pPr>
-            <w:r>
-              <w:t xml:space="preserve">OTB</w:t>
+            <w:r>
+              <w:t>ART</w:t>
             </w:r>
           </w:p>
         </w:tc>
@@ -6163,11 +6401,8 @@
             <w:vAlign w:val="center"/>
           </w:tcPr>
           <w:p>
-            <w:pPr>
-              <w:spacing w:after="0"/>
-            </w:pPr>
-            <w:r>
-              <w:t xml:space="preserve">ESP</w:t>
+            <w:r>
+              <w:t>ESP</w:t>
             </w:r>
           </w:p>
         </w:tc>
@@ -6178,11 +6413,75 @@
           </w:tcPr>
           <w:p>
             <w:pPr>
-              <w:spacing w:after="0"/>
               <w:jc w:val="right"/>
             </w:pPr>
             <w:r>
-              <w:t xml:space="preserve">109.4</w:t>
+              <w:t>57608.5102</w:t>
+            </w:r>
+          </w:p>
+        </w:tc>
+      </w:tr>
+      <w:tr>
+        <w:trPr>
+          <w:cnfStyle w:val="000000100000" w:firstRow="0" w:lastRow="0" w:firstColumn="0" w:lastColumn="0" w:oddVBand="0" w:evenVBand="0" w:oddHBand="1" w:evenHBand="0" w:firstRowFirstColumn="0" w:firstRowLastColumn="0" w:lastRowFirstColumn="0" w:lastRowLastColumn="0"/>
+          <w:cantSplit/>
+          <w:trHeight w:val="340"/>
+        </w:trPr>
+        <w:tc>
+          <w:tcPr>
+            <w:tcW w:w="1756" w:type="dxa"/>
+            <w:vAlign w:val="center"/>
+          </w:tcPr>
+          <w:p>
+            <w:r>
+              <w:t>HKE</w:t>
+            </w:r>
+          </w:p>
+        </w:tc>
+        <w:tc>
+          <w:tcPr>
+            <w:tcW w:w="1581" w:type="dxa"/>
+            <w:vAlign w:val="center"/>
+          </w:tcPr>
+          <w:p>
+            <w:r>
+              <w:t>ADULT</w:t>
+            </w:r>
+          </w:p>
+        </w:tc>
+        <w:tc>
+          <w:tcPr>
+            <w:tcW w:w="1620" w:type="dxa"/>
+            <w:vAlign w:val="center"/>
+          </w:tcPr>
+          <w:p>
+            <w:r>
+              <w:t>ART</w:t>
+            </w:r>
+          </w:p>
+        </w:tc>
+        <w:tc>
+          <w:tcPr>
+            <w:tcW w:w="1756" w:type="dxa"/>
+            <w:vAlign w:val="center"/>
+          </w:tcPr>
+          <w:p>
+            <w:r>
+              <w:t>FRA</w:t>
+            </w:r>
+          </w:p>
+        </w:tc>
+        <w:tc>
+          <w:tcPr>
+            <w:tcW w:w="2303" w:type="dxa"/>
+            <w:vAlign w:val="center"/>
+          </w:tcPr>
+          <w:p>
+            <w:pPr>
+              <w:jc w:val="right"/>
+            </w:pPr>
+            <w:r>
+              <w:t>35169.2902</w:t>
             </w:r>
           </w:p>
         </w:tc>
@@ -6198,11 +6497,8 @@
             <w:vAlign w:val="center"/>
           </w:tcPr>
           <w:p>
-            <w:pPr>
-              <w:spacing w:after="0"/>
-            </w:pPr>
-            <w:r>
-              <w:t xml:space="preserve">BOG</w:t>
+            <w:r>
+              <w:t>HKE</w:t>
             </w:r>
           </w:p>
         </w:tc>
@@ -6212,9 +6508,9 @@
             <w:vAlign w:val="center"/>
           </w:tcPr>
           <w:p>
-            <w:pPr>
-              <w:spacing w:after="0"/>
-            </w:pPr>
+            <w:r>
+              <w:t>ADULT</w:t>
+            </w:r>
           </w:p>
         </w:tc>
         <w:tc>
@@ -6223,11 +6519,8 @@
             <w:vAlign w:val="center"/>
           </w:tcPr>
           <w:p>
-            <w:pPr>
-              <w:spacing w:after="0"/>
-            </w:pPr>
-            <w:r>
-              <w:t xml:space="preserve">OTB</w:t>
+            <w:r>
+              <w:t>RECT</w:t>
             </w:r>
           </w:p>
         </w:tc>
@@ -6237,11 +6530,8 @@
             <w:vAlign w:val="center"/>
           </w:tcPr>
           <w:p>
-            <w:pPr>
-              <w:spacing w:after="0"/>
-            </w:pPr>
-            <w:r>
-              <w:t xml:space="preserve">FRA</w:t>
+            <w:r>
+              <w:t>ESP</w:t>
             </w:r>
           </w:p>
         </w:tc>
@@ -6252,11 +6542,75 @@
           </w:tcPr>
           <w:p>
             <w:pPr>
-              <w:spacing w:after="0"/>
               <w:jc w:val="right"/>
             </w:pPr>
             <w:r>
-              <w:t xml:space="preserve">0</w:t>
+              <w:t>37.0302</w:t>
+            </w:r>
+          </w:p>
+        </w:tc>
+      </w:tr>
+      <w:tr>
+        <w:trPr>
+          <w:cnfStyle w:val="000000100000" w:firstRow="0" w:lastRow="0" w:firstColumn="0" w:lastColumn="0" w:oddVBand="0" w:evenVBand="0" w:oddHBand="1" w:evenHBand="0" w:firstRowFirstColumn="0" w:firstRowLastColumn="0" w:lastRowFirstColumn="0" w:lastRowLastColumn="0"/>
+          <w:cantSplit/>
+          <w:trHeight w:val="340"/>
+        </w:trPr>
+        <w:tc>
+          <w:tcPr>
+            <w:tcW w:w="1756" w:type="dxa"/>
+            <w:vAlign w:val="center"/>
+          </w:tcPr>
+          <w:p>
+            <w:r>
+              <w:t>HKE</w:t>
+            </w:r>
+          </w:p>
+        </w:tc>
+        <w:tc>
+          <w:tcPr>
+            <w:tcW w:w="1581" w:type="dxa"/>
+            <w:vAlign w:val="center"/>
+          </w:tcPr>
+          <w:p>
+            <w:r>
+              <w:t>ADULT</w:t>
+            </w:r>
+          </w:p>
+        </w:tc>
+        <w:tc>
+          <w:tcPr>
+            <w:tcW w:w="1620" w:type="dxa"/>
+            <w:vAlign w:val="center"/>
+          </w:tcPr>
+          <w:p>
+            <w:r>
+              <w:t>LLS</w:t>
+            </w:r>
+          </w:p>
+        </w:tc>
+        <w:tc>
+          <w:tcPr>
+            <w:tcW w:w="1756" w:type="dxa"/>
+            <w:vAlign w:val="center"/>
+          </w:tcPr>
+          <w:p>
+            <w:r>
+              <w:t>ESP</w:t>
+            </w:r>
+          </w:p>
+        </w:tc>
+        <w:tc>
+          <w:tcPr>
+            <w:tcW w:w="2303" w:type="dxa"/>
+            <w:vAlign w:val="center"/>
+          </w:tcPr>
+          <w:p>
+            <w:pPr>
+              <w:jc w:val="right"/>
+            </w:pPr>
+            <w:r>
+              <w:t>27603.9102</w:t>
             </w:r>
           </w:p>
         </w:tc>
@@ -6272,11 +6626,8 @@
             <w:vAlign w:val="center"/>
           </w:tcPr>
           <w:p>
-            <w:pPr>
-              <w:spacing w:after="0"/>
-            </w:pPr>
-            <w:r>
-              <w:t xml:space="preserve">BOG</w:t>
+            <w:r>
+              <w:t>HKE</w:t>
             </w:r>
           </w:p>
         </w:tc>
@@ -6286,9 +6637,9 @@
             <w:vAlign w:val="center"/>
           </w:tcPr>
           <w:p>
-            <w:pPr>
-              <w:spacing w:after="0"/>
-            </w:pPr>
+            <w:r>
+              <w:t>ADULT</w:t>
+            </w:r>
           </w:p>
         </w:tc>
         <w:tc>
@@ -6297,11 +6648,8 @@
             <w:vAlign w:val="center"/>
           </w:tcPr>
           <w:p>
-            <w:pPr>
-              <w:spacing w:after="0"/>
-            </w:pPr>
-            <w:r>
-              <w:t xml:space="preserve">PS</w:t>
+            <w:r>
+              <w:t>OTB</w:t>
             </w:r>
           </w:p>
         </w:tc>
@@ -6311,11 +6659,8 @@
             <w:vAlign w:val="center"/>
           </w:tcPr>
           <w:p>
-            <w:pPr>
-              <w:spacing w:after="0"/>
-            </w:pPr>
-            <w:r>
-              <w:t xml:space="preserve">ESP</w:t>
+            <w:r>
+              <w:t>ESP</w:t>
             </w:r>
           </w:p>
         </w:tc>
@@ -6326,11 +6671,75 @@
           </w:tcPr>
           <w:p>
             <w:pPr>
-              <w:spacing w:after="0"/>
               <w:jc w:val="right"/>
             </w:pPr>
             <w:r>
-              <w:t xml:space="preserve">0</w:t>
+              <w:t>40814.4702</w:t>
+            </w:r>
+          </w:p>
+        </w:tc>
+      </w:tr>
+      <w:tr>
+        <w:trPr>
+          <w:cnfStyle w:val="000000100000" w:firstRow="0" w:lastRow="0" w:firstColumn="0" w:lastColumn="0" w:oddVBand="0" w:evenVBand="0" w:oddHBand="1" w:evenHBand="0" w:firstRowFirstColumn="0" w:firstRowLastColumn="0" w:lastRowFirstColumn="0" w:lastRowLastColumn="0"/>
+          <w:cantSplit/>
+          <w:trHeight w:val="340"/>
+        </w:trPr>
+        <w:tc>
+          <w:tcPr>
+            <w:tcW w:w="1756" w:type="dxa"/>
+            <w:vAlign w:val="center"/>
+          </w:tcPr>
+          <w:p>
+            <w:r>
+              <w:t>HKE</w:t>
+            </w:r>
+          </w:p>
+        </w:tc>
+        <w:tc>
+          <w:tcPr>
+            <w:tcW w:w="1581" w:type="dxa"/>
+            <w:vAlign w:val="center"/>
+          </w:tcPr>
+          <w:p>
+            <w:r>
+              <w:t>ADULT</w:t>
+            </w:r>
+          </w:p>
+        </w:tc>
+        <w:tc>
+          <w:tcPr>
+            <w:tcW w:w="1620" w:type="dxa"/>
+            <w:vAlign w:val="center"/>
+          </w:tcPr>
+          <w:p>
+            <w:r>
+              <w:t>OTB</w:t>
+            </w:r>
+          </w:p>
+        </w:tc>
+        <w:tc>
+          <w:tcPr>
+            <w:tcW w:w="1756" w:type="dxa"/>
+            <w:vAlign w:val="center"/>
+          </w:tcPr>
+          <w:p>
+            <w:r>
+              <w:t>FRA</w:t>
+            </w:r>
+          </w:p>
+        </w:tc>
+        <w:tc>
+          <w:tcPr>
+            <w:tcW w:w="2303" w:type="dxa"/>
+            <w:vAlign w:val="center"/>
+          </w:tcPr>
+          <w:p>
+            <w:pPr>
+              <w:jc w:val="right"/>
+            </w:pPr>
+            <w:r>
+              <w:t>38385.1302</w:t>
             </w:r>
           </w:p>
         </w:tc>
@@ -6346,11 +6755,8 @@
             <w:vAlign w:val="center"/>
           </w:tcPr>
           <w:p>
-            <w:pPr>
-              <w:spacing w:after="0"/>
-            </w:pPr>
-            <w:r>
-              <w:t xml:space="preserve">BOG</w:t>
+            <w:r>
+              <w:t>HKE</w:t>
             </w:r>
           </w:p>
         </w:tc>
@@ -6360,9 +6766,9 @@
             <w:vAlign w:val="center"/>
           </w:tcPr>
           <w:p>
-            <w:pPr>
-              <w:spacing w:after="0"/>
-            </w:pPr>
+            <w:r>
+              <w:t>ADULT</w:t>
+            </w:r>
           </w:p>
         </w:tc>
         <w:tc>
@@ -6371,11 +6777,8 @@
             <w:vAlign w:val="center"/>
           </w:tcPr>
           <w:p>
-            <w:pPr>
-              <w:spacing w:after="0"/>
-            </w:pPr>
-            <w:r>
-              <w:t xml:space="preserve">PS</w:t>
+            <w:r>
+              <w:t>PS</w:t>
             </w:r>
           </w:p>
         </w:tc>
@@ -6385,11 +6788,8 @@
             <w:vAlign w:val="center"/>
           </w:tcPr>
           <w:p>
-            <w:pPr>
-              <w:spacing w:after="0"/>
-            </w:pPr>
-            <w:r>
-              <w:t xml:space="preserve">FRA</w:t>
+            <w:r>
+              <w:t>ESP</w:t>
             </w:r>
           </w:p>
         </w:tc>
@@ -6400,11 +6800,75 @@
           </w:tcPr>
           <w:p>
             <w:pPr>
-              <w:spacing w:after="0"/>
               <w:jc w:val="right"/>
             </w:pPr>
             <w:r>
-              <w:t xml:space="preserve">0</w:t>
+              <w:t>381.6588</w:t>
+            </w:r>
+          </w:p>
+        </w:tc>
+      </w:tr>
+      <w:tr>
+        <w:trPr>
+          <w:cnfStyle w:val="000000100000" w:firstRow="0" w:lastRow="0" w:firstColumn="0" w:lastColumn="0" w:oddVBand="0" w:evenVBand="0" w:oddHBand="1" w:evenHBand="0" w:firstRowFirstColumn="0" w:firstRowLastColumn="0" w:lastRowFirstColumn="0" w:lastRowLastColumn="0"/>
+          <w:cantSplit/>
+          <w:trHeight w:val="340"/>
+        </w:trPr>
+        <w:tc>
+          <w:tcPr>
+            <w:tcW w:w="1756" w:type="dxa"/>
+            <w:vAlign w:val="center"/>
+          </w:tcPr>
+          <w:p>
+            <w:r>
+              <w:t>HKE</w:t>
+            </w:r>
+          </w:p>
+        </w:tc>
+        <w:tc>
+          <w:tcPr>
+            <w:tcW w:w="1581" w:type="dxa"/>
+            <w:vAlign w:val="center"/>
+          </w:tcPr>
+          <w:p>
+            <w:r>
+              <w:t>ADULT</w:t>
+            </w:r>
+          </w:p>
+        </w:tc>
+        <w:tc>
+          <w:tcPr>
+            <w:tcW w:w="1620" w:type="dxa"/>
+            <w:vAlign w:val="center"/>
+          </w:tcPr>
+          <w:p>
+            <w:r>
+              <w:t>PS</w:t>
+            </w:r>
+          </w:p>
+        </w:tc>
+        <w:tc>
+          <w:tcPr>
+            <w:tcW w:w="1756" w:type="dxa"/>
+            <w:vAlign w:val="center"/>
+          </w:tcPr>
+          <w:p>
+            <w:r>
+              <w:t>FRA</w:t>
+            </w:r>
+          </w:p>
+        </w:tc>
+        <w:tc>
+          <w:tcPr>
+            <w:tcW w:w="2303" w:type="dxa"/>
+            <w:vAlign w:val="center"/>
+          </w:tcPr>
+          <w:p>
+            <w:pPr>
+              <w:jc w:val="right"/>
+            </w:pPr>
+            <w:r>
+              <w:t>0</w:t>
             </w:r>
           </w:p>
         </w:tc>
@@ -6420,11 +6884,8 @@
             <w:vAlign w:val="center"/>
           </w:tcPr>
           <w:p>
-            <w:pPr>
-              <w:spacing w:after="0"/>
-            </w:pPr>
-            <w:r>
-              <w:t xml:space="preserve">BOG</w:t>
+            <w:r>
+              <w:t>HKE</w:t>
             </w:r>
           </w:p>
         </w:tc>
@@ -6434,9 +6895,9 @@
             <w:vAlign w:val="center"/>
           </w:tcPr>
           <w:p>
-            <w:pPr>
-              <w:spacing w:after="0"/>
-            </w:pPr>
+            <w:r>
+              <w:t>ADULT</w:t>
+            </w:r>
           </w:p>
         </w:tc>
         <w:tc>
@@ -6445,11 +6906,8 @@
             <w:vAlign w:val="center"/>
           </w:tcPr>
           <w:p>
-            <w:pPr>
-              <w:spacing w:after="0"/>
-            </w:pPr>
-            <w:r>
-              <w:t xml:space="preserve">TM</w:t>
+            <w:r>
+              <w:t>TM</w:t>
             </w:r>
           </w:p>
         </w:tc>
@@ -6459,11 +6917,8 @@
             <w:vAlign w:val="center"/>
           </w:tcPr>
           <w:p>
-            <w:pPr>
-              <w:spacing w:after="0"/>
-            </w:pPr>
-            <w:r>
-              <w:t xml:space="preserve">FRA</w:t>
+            <w:r>
+              <w:t>FRA</w:t>
             </w:r>
           </w:p>
         </w:tc>
@@ -6474,17 +6929,17 @@
           </w:tcPr>
           <w:p>
             <w:pPr>
-              <w:spacing w:after="0"/>
               <w:jc w:val="right"/>
             </w:pPr>
             <w:r>
-              <w:t xml:space="preserve">0</w:t>
+              <w:t>0</w:t>
             </w:r>
           </w:p>
         </w:tc>
       </w:tr>
       <w:tr>
         <w:trPr>
+          <w:cnfStyle w:val="000000100000" w:firstRow="0" w:lastRow="0" w:firstColumn="0" w:lastColumn="0" w:oddVBand="0" w:evenVBand="0" w:oddHBand="1" w:evenHBand="0" w:firstRowFirstColumn="0" w:firstRowLastColumn="0" w:lastRowFirstColumn="0" w:lastRowLastColumn="0"/>
           <w:cantSplit/>
           <w:trHeight w:val="340"/>
         </w:trPr>
@@ -6494,11 +6949,8 @@
             <w:vAlign w:val="center"/>
           </w:tcPr>
           <w:p>
-            <w:pPr>
-              <w:spacing w:after="0"/>
-            </w:pPr>
-            <w:r>
-              <w:t xml:space="preserve">HKE</w:t>
+            <w:r>
+              <w:t>etc</w:t>
             </w:r>
           </w:p>
         </w:tc>
@@ -6508,11 +6960,8 @@
             <w:vAlign w:val="center"/>
           </w:tcPr>
           <w:p>
-            <w:pPr>
-              <w:spacing w:after="0"/>
-            </w:pPr>
-            <w:r>
-              <w:t xml:space="preserve">ADULT</w:t>
+            <w:r>
+              <w:t>etc</w:t>
             </w:r>
           </w:p>
         </w:tc>
@@ -6522,11 +6971,8 @@
             <w:vAlign w:val="center"/>
           </w:tcPr>
           <w:p>
-            <w:pPr>
-              <w:spacing w:after="0"/>
-            </w:pPr>
-            <w:r>
-              <w:t xml:space="preserve">ART</w:t>
+            <w:r>
+              <w:t>etc</w:t>
             </w:r>
           </w:p>
         </w:tc>
@@ -6536,11 +6982,8 @@
             <w:vAlign w:val="center"/>
           </w:tcPr>
           <w:p>
-            <w:pPr>
-              <w:spacing w:after="0"/>
-            </w:pPr>
-            <w:r>
-              <w:t xml:space="preserve">ESP</w:t>
+            <w:r>
+              <w:t>etc</w:t>
             </w:r>
           </w:p>
         </w:tc>
@@ -6551,704 +6994,10 @@
           </w:tcPr>
           <w:p>
             <w:pPr>
-              <w:spacing w:after="0"/>
               <w:jc w:val="right"/>
             </w:pPr>
             <w:r>
-              <w:t xml:space="preserve">57608.5102</w:t>
-            </w:r>
-          </w:p>
-        </w:tc>
-      </w:tr>
-      <w:tr>
-        <w:trPr>
-          <w:cantSplit/>
-          <w:trHeight w:val="340"/>
-        </w:trPr>
-        <w:tc>
-          <w:tcPr>
-            <w:tcW w:w="1756" w:type="dxa"/>
-            <w:vAlign w:val="center"/>
-          </w:tcPr>
-          <w:p>
-            <w:pPr>
-              <w:spacing w:after="0"/>
-            </w:pPr>
-            <w:r>
-              <w:t xml:space="preserve">HKE</w:t>
-            </w:r>
-          </w:p>
-        </w:tc>
-        <w:tc>
-          <w:tcPr>
-            <w:tcW w:w="1581" w:type="dxa"/>
-            <w:vAlign w:val="center"/>
-          </w:tcPr>
-          <w:p>
-            <w:pPr>
-              <w:spacing w:after="0"/>
-            </w:pPr>
-            <w:r>
-              <w:t xml:space="preserve">ADULT</w:t>
-            </w:r>
-          </w:p>
-        </w:tc>
-        <w:tc>
-          <w:tcPr>
-            <w:tcW w:w="1620" w:type="dxa"/>
-            <w:vAlign w:val="center"/>
-          </w:tcPr>
-          <w:p>
-            <w:pPr>
-              <w:spacing w:after="0"/>
-            </w:pPr>
-            <w:r>
-              <w:t xml:space="preserve">ART</w:t>
-            </w:r>
-          </w:p>
-        </w:tc>
-        <w:tc>
-          <w:tcPr>
-            <w:tcW w:w="1756" w:type="dxa"/>
-            <w:vAlign w:val="center"/>
-          </w:tcPr>
-          <w:p>
-            <w:pPr>
-              <w:spacing w:after="0"/>
-            </w:pPr>
-            <w:r>
-              <w:t xml:space="preserve">FRA</w:t>
-            </w:r>
-          </w:p>
-        </w:tc>
-        <w:tc>
-          <w:tcPr>
-            <w:tcW w:w="2303" w:type="dxa"/>
-            <w:vAlign w:val="center"/>
-          </w:tcPr>
-          <w:p>
-            <w:pPr>
-              <w:spacing w:after="0"/>
-              <w:jc w:val="right"/>
-            </w:pPr>
-            <w:r>
-              <w:t xml:space="preserve">35169.2902</w:t>
-            </w:r>
-          </w:p>
-        </w:tc>
-      </w:tr>
-      <w:tr>
-        <w:trPr>
-          <w:cantSplit/>
-          <w:trHeight w:val="340"/>
-        </w:trPr>
-        <w:tc>
-          <w:tcPr>
-            <w:tcW w:w="1756" w:type="dxa"/>
-            <w:vAlign w:val="center"/>
-          </w:tcPr>
-          <w:p>
-            <w:pPr>
-              <w:spacing w:after="0"/>
-            </w:pPr>
-            <w:r>
-              <w:t xml:space="preserve">HKE</w:t>
-            </w:r>
-          </w:p>
-        </w:tc>
-        <w:tc>
-          <w:tcPr>
-            <w:tcW w:w="1581" w:type="dxa"/>
-            <w:vAlign w:val="center"/>
-          </w:tcPr>
-          <w:p>
-            <w:pPr>
-              <w:spacing w:after="0"/>
-            </w:pPr>
-            <w:r>
-              <w:t xml:space="preserve">ADULT</w:t>
-            </w:r>
-          </w:p>
-        </w:tc>
-        <w:tc>
-          <w:tcPr>
-            <w:tcW w:w="1620" w:type="dxa"/>
-            <w:vAlign w:val="center"/>
-          </w:tcPr>
-          <w:p>
-            <w:pPr>
-              <w:spacing w:after="0"/>
-            </w:pPr>
-            <w:r>
-              <w:t xml:space="preserve">RECT</w:t>
-            </w:r>
-          </w:p>
-        </w:tc>
-        <w:tc>
-          <w:tcPr>
-            <w:tcW w:w="1756" w:type="dxa"/>
-            <w:vAlign w:val="center"/>
-          </w:tcPr>
-          <w:p>
-            <w:pPr>
-              <w:spacing w:after="0"/>
-            </w:pPr>
-            <w:r>
-              <w:t xml:space="preserve">ESP</w:t>
-            </w:r>
-          </w:p>
-        </w:tc>
-        <w:tc>
-          <w:tcPr>
-            <w:tcW w:w="2303" w:type="dxa"/>
-            <w:vAlign w:val="center"/>
-          </w:tcPr>
-          <w:p>
-            <w:pPr>
-              <w:spacing w:after="0"/>
-              <w:jc w:val="right"/>
-            </w:pPr>
-            <w:r>
-              <w:t xml:space="preserve">37.0302</w:t>
-            </w:r>
-          </w:p>
-        </w:tc>
-      </w:tr>
-      <w:tr>
-        <w:trPr>
-          <w:cantSplit/>
-          <w:trHeight w:val="340"/>
-        </w:trPr>
-        <w:tc>
-          <w:tcPr>
-            <w:tcW w:w="1756" w:type="dxa"/>
-            <w:vAlign w:val="center"/>
-          </w:tcPr>
-          <w:p>
-            <w:pPr>
-              <w:spacing w:after="0"/>
-            </w:pPr>
-            <w:r>
-              <w:t xml:space="preserve">HKE</w:t>
-            </w:r>
-          </w:p>
-        </w:tc>
-        <w:tc>
-          <w:tcPr>
-            <w:tcW w:w="1581" w:type="dxa"/>
-            <w:vAlign w:val="center"/>
-          </w:tcPr>
-          <w:p>
-            <w:pPr>
-              <w:spacing w:after="0"/>
-            </w:pPr>
-            <w:r>
-              <w:t xml:space="preserve">ADULT</w:t>
-            </w:r>
-          </w:p>
-        </w:tc>
-        <w:tc>
-          <w:tcPr>
-            <w:tcW w:w="1620" w:type="dxa"/>
-            <w:vAlign w:val="center"/>
-          </w:tcPr>
-          <w:p>
-            <w:pPr>
-              <w:spacing w:after="0"/>
-            </w:pPr>
-            <w:r>
-              <w:t xml:space="preserve">LLS</w:t>
-            </w:r>
-          </w:p>
-        </w:tc>
-        <w:tc>
-          <w:tcPr>
-            <w:tcW w:w="1756" w:type="dxa"/>
-            <w:vAlign w:val="center"/>
-          </w:tcPr>
-          <w:p>
-            <w:pPr>
-              <w:spacing w:after="0"/>
-            </w:pPr>
-            <w:r>
-              <w:t xml:space="preserve">ESP</w:t>
-            </w:r>
-          </w:p>
-        </w:tc>
-        <w:tc>
-          <w:tcPr>
-            <w:tcW w:w="2303" w:type="dxa"/>
-            <w:vAlign w:val="center"/>
-          </w:tcPr>
-          <w:p>
-            <w:pPr>
-              <w:spacing w:after="0"/>
-              <w:jc w:val="right"/>
-            </w:pPr>
-            <w:r>
-              <w:t xml:space="preserve">27603.9102</w:t>
-            </w:r>
-          </w:p>
-        </w:tc>
-      </w:tr>
-      <w:tr>
-        <w:trPr>
-          <w:cantSplit/>
-          <w:trHeight w:val="340"/>
-        </w:trPr>
-        <w:tc>
-          <w:tcPr>
-            <w:tcW w:w="1756" w:type="dxa"/>
-            <w:vAlign w:val="center"/>
-          </w:tcPr>
-          <w:p>
-            <w:pPr>
-              <w:spacing w:after="0"/>
-            </w:pPr>
-            <w:r>
-              <w:t xml:space="preserve">HKE</w:t>
-            </w:r>
-          </w:p>
-        </w:tc>
-        <w:tc>
-          <w:tcPr>
-            <w:tcW w:w="1581" w:type="dxa"/>
-            <w:vAlign w:val="center"/>
-          </w:tcPr>
-          <w:p>
-            <w:pPr>
-              <w:spacing w:after="0"/>
-            </w:pPr>
-            <w:r>
-              <w:t xml:space="preserve">ADULT</w:t>
-            </w:r>
-          </w:p>
-        </w:tc>
-        <w:tc>
-          <w:tcPr>
-            <w:tcW w:w="1620" w:type="dxa"/>
-            <w:vAlign w:val="center"/>
-          </w:tcPr>
-          <w:p>
-            <w:pPr>
-              <w:spacing w:after="0"/>
-            </w:pPr>
-            <w:r>
-              <w:t xml:space="preserve">OTB</w:t>
-            </w:r>
-          </w:p>
-        </w:tc>
-        <w:tc>
-          <w:tcPr>
-            <w:tcW w:w="1756" w:type="dxa"/>
-            <w:vAlign w:val="center"/>
-          </w:tcPr>
-          <w:p>
-            <w:pPr>
-              <w:spacing w:after="0"/>
-            </w:pPr>
-            <w:r>
-              <w:t xml:space="preserve">ESP</w:t>
-            </w:r>
-          </w:p>
-        </w:tc>
-        <w:tc>
-          <w:tcPr>
-            <w:tcW w:w="2303" w:type="dxa"/>
-            <w:vAlign w:val="center"/>
-          </w:tcPr>
-          <w:p>
-            <w:pPr>
-              <w:spacing w:after="0"/>
-              <w:jc w:val="right"/>
-            </w:pPr>
-            <w:r>
-              <w:t xml:space="preserve">40814.4702</w:t>
-            </w:r>
-          </w:p>
-        </w:tc>
-      </w:tr>
-      <w:tr>
-        <w:trPr>
-          <w:cantSplit/>
-          <w:trHeight w:val="340"/>
-        </w:trPr>
-        <w:tc>
-          <w:tcPr>
-            <w:tcW w:w="1756" w:type="dxa"/>
-            <w:vAlign w:val="center"/>
-          </w:tcPr>
-          <w:p>
-            <w:pPr>
-              <w:spacing w:after="0"/>
-            </w:pPr>
-            <w:r>
-              <w:t xml:space="preserve">HKE</w:t>
-            </w:r>
-          </w:p>
-        </w:tc>
-        <w:tc>
-          <w:tcPr>
-            <w:tcW w:w="1581" w:type="dxa"/>
-            <w:vAlign w:val="center"/>
-          </w:tcPr>
-          <w:p>
-            <w:pPr>
-              <w:spacing w:after="0"/>
-            </w:pPr>
-            <w:r>
-              <w:t xml:space="preserve">ADULT</w:t>
-            </w:r>
-          </w:p>
-        </w:tc>
-        <w:tc>
-          <w:tcPr>
-            <w:tcW w:w="1620" w:type="dxa"/>
-            <w:vAlign w:val="center"/>
-          </w:tcPr>
-          <w:p>
-            <w:pPr>
-              <w:spacing w:after="0"/>
-            </w:pPr>
-            <w:r>
-              <w:t xml:space="preserve">OTB</w:t>
-            </w:r>
-          </w:p>
-        </w:tc>
-        <w:tc>
-          <w:tcPr>
-            <w:tcW w:w="1756" w:type="dxa"/>
-            <w:vAlign w:val="center"/>
-          </w:tcPr>
-          <w:p>
-            <w:pPr>
-              <w:spacing w:after="0"/>
-            </w:pPr>
-            <w:r>
-              <w:t xml:space="preserve">FRA</w:t>
-            </w:r>
-          </w:p>
-        </w:tc>
-        <w:tc>
-          <w:tcPr>
-            <w:tcW w:w="2303" w:type="dxa"/>
-            <w:vAlign w:val="center"/>
-          </w:tcPr>
-          <w:p>
-            <w:pPr>
-              <w:spacing w:after="0"/>
-              <w:jc w:val="right"/>
-            </w:pPr>
-            <w:r>
-              <w:t xml:space="preserve">38385.1302</w:t>
-            </w:r>
-          </w:p>
-        </w:tc>
-      </w:tr>
-      <w:tr>
-        <w:trPr>
-          <w:cantSplit/>
-          <w:trHeight w:val="340"/>
-        </w:trPr>
-        <w:tc>
-          <w:tcPr>
-            <w:tcW w:w="1756" w:type="dxa"/>
-            <w:vAlign w:val="center"/>
-          </w:tcPr>
-          <w:p>
-            <w:pPr>
-              <w:spacing w:after="0"/>
-            </w:pPr>
-            <w:r>
-              <w:t xml:space="preserve">HKE</w:t>
-            </w:r>
-          </w:p>
-        </w:tc>
-        <w:tc>
-          <w:tcPr>
-            <w:tcW w:w="1581" w:type="dxa"/>
-            <w:vAlign w:val="center"/>
-          </w:tcPr>
-          <w:p>
-            <w:pPr>
-              <w:spacing w:after="0"/>
-            </w:pPr>
-            <w:r>
-              <w:t xml:space="preserve">ADULT</w:t>
-            </w:r>
-          </w:p>
-        </w:tc>
-        <w:tc>
-          <w:tcPr>
-            <w:tcW w:w="1620" w:type="dxa"/>
-            <w:vAlign w:val="center"/>
-          </w:tcPr>
-          <w:p>
-            <w:pPr>
-              <w:spacing w:after="0"/>
-            </w:pPr>
-            <w:r>
-              <w:t xml:space="preserve">PS</w:t>
-            </w:r>
-          </w:p>
-        </w:tc>
-        <w:tc>
-          <w:tcPr>
-            <w:tcW w:w="1756" w:type="dxa"/>
-            <w:vAlign w:val="center"/>
-          </w:tcPr>
-          <w:p>
-            <w:pPr>
-              <w:spacing w:after="0"/>
-            </w:pPr>
-            <w:r>
-              <w:t xml:space="preserve">ESP</w:t>
-            </w:r>
-          </w:p>
-        </w:tc>
-        <w:tc>
-          <w:tcPr>
-            <w:tcW w:w="2303" w:type="dxa"/>
-            <w:vAlign w:val="center"/>
-          </w:tcPr>
-          <w:p>
-            <w:pPr>
-              <w:spacing w:after="0"/>
-              <w:jc w:val="right"/>
-            </w:pPr>
-            <w:r>
-              <w:t xml:space="preserve">381.6588</w:t>
-            </w:r>
-          </w:p>
-        </w:tc>
-      </w:tr>
-      <w:tr>
-        <w:trPr>
-          <w:cantSplit/>
-          <w:trHeight w:val="340"/>
-        </w:trPr>
-        <w:tc>
-          <w:tcPr>
-            <w:tcW w:w="1756" w:type="dxa"/>
-            <w:vAlign w:val="center"/>
-          </w:tcPr>
-          <w:p>
-            <w:pPr>
-              <w:spacing w:after="0"/>
-            </w:pPr>
-            <w:r>
-              <w:t xml:space="preserve">HKE</w:t>
-            </w:r>
-          </w:p>
-        </w:tc>
-        <w:tc>
-          <w:tcPr>
-            <w:tcW w:w="1581" w:type="dxa"/>
-            <w:vAlign w:val="center"/>
-          </w:tcPr>
-          <w:p>
-            <w:pPr>
-              <w:spacing w:after="0"/>
-            </w:pPr>
-            <w:r>
-              <w:t xml:space="preserve">ADULT</w:t>
-            </w:r>
-          </w:p>
-        </w:tc>
-        <w:tc>
-          <w:tcPr>
-            <w:tcW w:w="1620" w:type="dxa"/>
-            <w:vAlign w:val="center"/>
-          </w:tcPr>
-          <w:p>
-            <w:pPr>
-              <w:spacing w:after="0"/>
-            </w:pPr>
-            <w:r>
-              <w:t xml:space="preserve">PS</w:t>
-            </w:r>
-          </w:p>
-        </w:tc>
-        <w:tc>
-          <w:tcPr>
-            <w:tcW w:w="1756" w:type="dxa"/>
-            <w:vAlign w:val="center"/>
-          </w:tcPr>
-          <w:p>
-            <w:pPr>
-              <w:spacing w:after="0"/>
-            </w:pPr>
-            <w:r>
-              <w:t xml:space="preserve">FRA</w:t>
-            </w:r>
-          </w:p>
-        </w:tc>
-        <w:tc>
-          <w:tcPr>
-            <w:tcW w:w="2303" w:type="dxa"/>
-            <w:vAlign w:val="center"/>
-          </w:tcPr>
-          <w:p>
-            <w:pPr>
-              <w:spacing w:after="0"/>
-              <w:jc w:val="right"/>
-            </w:pPr>
-            <w:r>
-              <w:t xml:space="preserve">0</w:t>
-            </w:r>
-          </w:p>
-        </w:tc>
-      </w:tr>
-      <w:tr>
-        <w:trPr>
-          <w:cantSplit/>
-          <w:trHeight w:val="340"/>
-        </w:trPr>
-        <w:tc>
-          <w:tcPr>
-            <w:tcW w:w="1756" w:type="dxa"/>
-            <w:vAlign w:val="center"/>
-          </w:tcPr>
-          <w:p>
-            <w:pPr>
-              <w:spacing w:after="0"/>
-            </w:pPr>
-            <w:r>
-              <w:t xml:space="preserve">HKE</w:t>
-            </w:r>
-          </w:p>
-        </w:tc>
-        <w:tc>
-          <w:tcPr>
-            <w:tcW w:w="1581" w:type="dxa"/>
-            <w:vAlign w:val="center"/>
-          </w:tcPr>
-          <w:p>
-            <w:pPr>
-              <w:spacing w:after="0"/>
-            </w:pPr>
-            <w:r>
-              <w:t xml:space="preserve">ADULT</w:t>
-            </w:r>
-          </w:p>
-        </w:tc>
-        <w:tc>
-          <w:tcPr>
-            <w:tcW w:w="1620" w:type="dxa"/>
-            <w:vAlign w:val="center"/>
-          </w:tcPr>
-          <w:p>
-            <w:pPr>
-              <w:spacing w:after="0"/>
-            </w:pPr>
-            <w:r>
-              <w:t xml:space="preserve">TM</w:t>
-            </w:r>
-          </w:p>
-        </w:tc>
-        <w:tc>
-          <w:tcPr>
-            <w:tcW w:w="1756" w:type="dxa"/>
-            <w:vAlign w:val="center"/>
-          </w:tcPr>
-          <w:p>
-            <w:pPr>
-              <w:spacing w:after="0"/>
-            </w:pPr>
-            <w:r>
-              <w:t xml:space="preserve">FRA</w:t>
-            </w:r>
-          </w:p>
-        </w:tc>
-        <w:tc>
-          <w:tcPr>
-            <w:tcW w:w="2303" w:type="dxa"/>
-            <w:vAlign w:val="center"/>
-          </w:tcPr>
-          <w:p>
-            <w:pPr>
-              <w:spacing w:after="0"/>
-              <w:jc w:val="right"/>
-            </w:pPr>
-            <w:r>
-              <w:t xml:space="preserve">0</w:t>
-            </w:r>
-          </w:p>
-        </w:tc>
-      </w:tr>
-      <w:tr>
-        <w:trPr>
-          <w:cantSplit/>
-          <w:trHeight w:val="340"/>
-        </w:trPr>
-        <w:tc>
-          <w:tcPr>
-            <w:tcW w:w="1756" w:type="dxa"/>
-            <w:vAlign w:val="center"/>
-          </w:tcPr>
-          <w:p>
-            <w:pPr>
-              <w:spacing w:after="0"/>
-            </w:pPr>
-            <w:r>
-              <w:t xml:space="preserve">etc</w:t>
-            </w:r>
-          </w:p>
-        </w:tc>
-        <w:tc>
-          <w:tcPr>
-            <w:tcW w:w="1581" w:type="dxa"/>
-            <w:vAlign w:val="center"/>
-          </w:tcPr>
-          <w:p>
-            <w:pPr>
-              <w:spacing w:after="0"/>
-            </w:pPr>
-            <w:r>
-              <w:t xml:space="preserve">etc</w:t>
-            </w:r>
-          </w:p>
-        </w:tc>
-        <w:tc>
-          <w:tcPr>
-            <w:tcW w:w="1620" w:type="dxa"/>
-            <w:vAlign w:val="center"/>
-          </w:tcPr>
-          <w:p>
-            <w:pPr>
-              <w:spacing w:after="0"/>
-            </w:pPr>
-            <w:r>
-              <w:t xml:space="preserve">etc</w:t>
-            </w:r>
-          </w:p>
-        </w:tc>
-        <w:tc>
-          <w:tcPr>
-            <w:tcW w:w="1756" w:type="dxa"/>
-            <w:vAlign w:val="center"/>
-          </w:tcPr>
-          <w:p>
-            <w:pPr>
-              <w:spacing w:after="0"/>
-            </w:pPr>
-            <w:r>
-              <w:t xml:space="preserve">etc</w:t>
-            </w:r>
-          </w:p>
-        </w:tc>
-        <w:tc>
-          <w:tcPr>
-            <w:tcW w:w="2303" w:type="dxa"/>
-            <w:vAlign w:val="center"/>
-          </w:tcPr>
-          <w:p>
-            <w:pPr>
-              <w:spacing w:after="0"/>
-              <w:jc w:val="right"/>
-            </w:pPr>
-            <w:r>
-              <w:t xml:space="preserve">etc</w:t>
+              <w:t>etc</w:t>
             </w:r>
           </w:p>
         </w:tc>
@@ -7265,31 +7014,29 @@
         <w:keepNext/>
         <w:keepLines/>
       </w:pPr>
-      <w:bookmarkStart w:id="518" w:name="_TocS000518"/>
-      <w:r>
-        <w:t xml:space="preserve">5.1.3 Shared EwE calculation library</w:t>
-      </w:r>
-      <w:bookmarkEnd w:id="518"/>
+      <w:bookmarkStart w:id="17" w:name="_Toc244163063"/>
+      <w:r>
+        <w:t>5.1.3 Shared EwE calculation library</w:t>
+      </w:r>
+      <w:bookmarkEnd w:id="17"/>
     </w:p>
     <w:p>
       <w:pPr>
         <w:jc w:val="both"/>
       </w:pPr>
       <w:r>
-        <w:t xml:space="preserve">To ensure that the calculation of the TAC is done in the same way as is done in EwE, the same library is used.</w:t>
+        <w:t>To ensure that the calculation of the TAC is done in the same way as is done in EwE, the same library is used.</w:t>
       </w:r>
     </w:p>
     <w:p/>
-    <w:p/>
-    <w:p/>
     <w:p>
       <w:pPr>
         <w:sectPr>
-          <w:headerReference w:type="default" r:id="rId11"/>
-          <w:footerReference w:type="even" r:id="rId12"/>
-          <w:footerReference w:type="default" r:id="rId13"/>
-          <w:headerReference w:type="first" r:id="rId14"/>
-          <w:footerReference w:type="first" r:id="rId15"/>
+          <w:headerReference w:type="default" r:id="rId32"/>
+          <w:footerReference w:type="even" r:id="rId33"/>
+          <w:footerReference w:type="default" r:id="rId34"/>
+          <w:headerReference w:type="first" r:id="rId35"/>
+          <w:footerReference w:type="first" r:id="rId36"/>
           <w:pgSz w:w="11906" w:h="16838"/>
           <w:pgMar w:top="1361" w:right="1361" w:bottom="1361" w:left="1361" w:header="709" w:footer="709" w:gutter="0"/>
           <w:cols w:space="708"/>
@@ -7345,7 +7092,7 @@
         </w:rPr>
         <w:t xml:space="preserve">Patrycja Antosz | </w:t>
       </w:r>
-      <w:hyperlink r:id="rId16" w:history="1">
+      <w:hyperlink r:id="rId37" w:history="1">
         <w:r>
           <w:rPr>
             <w:rFonts w:ascii="Arial" w:hAnsi="Arial" w:cs="Arial"/>
@@ -7409,16 +7156,23 @@
           <w:rFonts w:ascii="Arial" w:hAnsi="Arial" w:cs="Arial"/>
           <w:color w:val="FFFFFF" w:themeColor="background1"/>
         </w:rPr>
-        <w:t>Anne Dorthea Mæland</w:t>
+        <w:t>Catherine Lourdes D</w:t>
       </w:r>
       <w:r>
         <w:rPr>
           <w:rFonts w:ascii="Arial" w:hAnsi="Arial" w:cs="Arial"/>
           <w:color w:val="FFFFFF" w:themeColor="background1"/>
         </w:rPr>
-        <w:t xml:space="preserve"> | </w:t>
-      </w:r>
-      <w:hyperlink r:id="rId17" w:history="1">
+        <w:t xml:space="preserve">y </w:t>
+      </w:r>
+      <w:r>
+        <w:rPr>
+          <w:rFonts w:ascii="Arial" w:hAnsi="Arial" w:cs="Arial"/>
+          <w:color w:val="FFFFFF" w:themeColor="background1"/>
+        </w:rPr>
+        <w:t xml:space="preserve">| </w:t>
+      </w:r>
+      <w:hyperlink r:id="rId38" w:history="1">
         <w:r>
           <w:rPr>
             <w:rFonts w:ascii="Arial" w:hAnsi="Arial" w:cs="Arial"/>
@@ -7491,7 +7245,7 @@
         </w:rPr>
         <w:t xml:space="preserve"> | </w:t>
       </w:r>
-      <w:hyperlink r:id="rId18" w:history="1">
+      <w:hyperlink r:id="rId39" w:history="1">
         <w:r>
           <w:rPr>
             <w:rFonts w:ascii="Arial" w:hAnsi="Arial" w:cs="Arial"/>
@@ -7538,7 +7292,7 @@
         </w:rPr>
         <w:t xml:space="preserve"> | </w:t>
       </w:r>
-      <w:hyperlink r:id="rId19" w:history="1">
+      <w:hyperlink r:id="rId40" w:history="1">
         <w:r>
           <w:rPr>
             <w:rFonts w:ascii="Arial" w:hAnsi="Arial" w:cs="Arial"/>
@@ -7606,7 +7360,7 @@
         </w:rPr>
         <w:t xml:space="preserve">Website | </w:t>
       </w:r>
-      <w:hyperlink r:id="rId20" w:history="1">
+      <w:hyperlink r:id="rId41" w:history="1">
         <w:r>
           <w:rPr>
             <w:rFonts w:ascii="Arial" w:hAnsi="Arial" w:cs="Arial"/>
@@ -7637,7 +7391,7 @@
         </w:rPr>
         <w:t xml:space="preserve">LinkedIn | </w:t>
       </w:r>
-      <w:hyperlink r:id="rId21" w:history="1">
+      <w:hyperlink r:id="rId42" w:history="1">
         <w:r>
           <w:rPr>
             <w:rFonts w:ascii="Arial" w:hAnsi="Arial" w:cs="Arial"/>
@@ -7683,7 +7437,7 @@
         </w:rPr>
         <w:t xml:space="preserve"> | </w:t>
       </w:r>
-      <w:hyperlink r:id="rId22" w:history="1">
+      <w:hyperlink r:id="rId43" w:history="1">
         <w:r>
           <w:rPr>
             <w:rStyle w:val="Hyperlink"/>
@@ -7717,7 +7471,7 @@
       </w:pPr>
     </w:p>
     <w:sectPr>
-      <w:footerReference w:type="first" r:id="rId23"/>
+      <w:footerReference w:type="first" r:id="rId44"/>
       <w:pgSz w:w="11906" w:h="16838"/>
       <w:pgMar w:top="1361" w:right="1361" w:bottom="1361" w:left="1361" w:header="709" w:footer="709" w:gutter="0"/>
       <w:pgNumType w:start="0"/>
@@ -7804,6 +7558,62 @@
       <w:pStyle w:val="Footer"/>
       <w:ind w:right="360"/>
     </w:pPr>
+  </w:p>
+</w:ftr>
+</file>
+
+<file path=word/footer10.xml><?xml version="1.0" encoding="utf-8"?>
+<w:ftr xmlns:wpc="http://schemas.microsoft.com/office/word/2010/wordprocessingCanvas" xmlns:cx="http://schemas.microsoft.com/office/drawing/2014/chartex" xmlns:cx1="http://schemas.microsoft.com/office/drawing/2015/9/8/chartex" xmlns:cx2="http://schemas.microsoft.com/office/drawing/2015/10/21/chartex" xmlns:cx3="http://schemas.microsoft.com/office/drawing/2016/5/9/chartex" xmlns:cx4="http://schemas.microsoft.com/office/drawing/2016/5/10/chartex" xmlns:cx5="http://schemas.microsoft.com/office/drawing/2016/5/11/chartex" xmlns:cx6="http://schemas.microsoft.com/office/drawing/2016/5/12/chartex" xmlns:cx7="http://schemas.microsoft.com/office/drawing/2016/5/13/chartex" xmlns:cx8="http://schemas.microsoft.com/office/drawing/2016/5/14/chartex" xmlns:mc="http://schemas.openxmlformats.org/markup-compatibility/2006" xmlns:aink="http://schemas.microsoft.com/office/drawing/2016/ink" xmlns:am3d="http://schemas.microsoft.com/office/drawing/2017/model3d" xmlns:o="urn:schemas-microsoft-com:office:office" xmlns:oel="http://schemas.microsoft.com/office/2019/extlst" xmlns:r="http://schemas.openxmlformats.org/officeDocument/2006/relationships" xmlns:m="http://schemas.openxmlformats.org/officeDocument/2006/math" xmlns:v="urn:schemas-microsoft-com:vml" xmlns:wp14="http://schemas.microsoft.com/office/word/2010/wordprocessingDrawing" xmlns:wp="http://schemas.openxmlformats.org/drawingml/2006/wordprocessingDrawing" xmlns:w10="urn:schemas-microsoft-com:office:word" xmlns:w="http://schemas.openxmlformats.org/wordprocessingml/2006/main" xmlns:w14="http://schemas.microsoft.com/office/word/2010/wordml" xmlns:w15="http://schemas.microsoft.com/office/word/2012/wordml" xmlns:w16cex="http://schemas.microsoft.com/office/word/2018/wordml/cex" xmlns:w16cid="http://schemas.microsoft.com/office/word/2016/wordml/cid" xmlns:w16="http://schemas.microsoft.com/office/word/2018/wordml" xmlns:w16du="http://schemas.microsoft.com/office/word/2023/wordml/word16du" xmlns:w16sdtdh="http://schemas.microsoft.com/office/word/2020/wordml/sdtdatahash" xmlns:w16sdtfl="http://schemas.microsoft.com/office/word/2024/wordml/sdtformatlock" xmlns:w16se="http://schemas.microsoft.com/office/word/2015/wordml/symex" xmlns:wpg="http://schemas.microsoft.com/office/word/2010/wordprocessingGroup" xmlns:wpi="http://schemas.microsoft.com/office/word/2010/wordprocessingInk" xmlns:wne="http://schemas.microsoft.com/office/word/2006/wordml" xmlns:wps="http://schemas.microsoft.com/office/word/2010/wordprocessingShape" mc:Ignorable="w14 w15 w16se w16cid w16 w16cex w16sdtdh w16sdtfl w16du wp14">
+  <w:p>
+    <w:pPr>
+      <w:pStyle w:val="Footer"/>
+    </w:pPr>
+    <w:r>
+      <w:rPr>
+        <w:noProof/>
+      </w:rPr>
+      <w:drawing>
+        <wp:inline distT="0" distB="0" distL="0" distR="0" wp14:anchorId="0A7AB5FC" wp14:editId="20A44E21">
+          <wp:extent cx="5831840" cy="757129"/>
+          <wp:effectExtent l="0" t="0" r="0" b="5080"/>
+          <wp:docPr id="471633182" name="Picture 4" descr="A logo with white text&#10;&#10;Description automatically generated"/>
+          <wp:cNvGraphicFramePr>
+            <a:graphicFrameLocks xmlns:a="http://schemas.openxmlformats.org/drawingml/2006/main" noChangeAspect="1"/>
+          </wp:cNvGraphicFramePr>
+          <a:graphic xmlns:a="http://schemas.openxmlformats.org/drawingml/2006/main">
+            <a:graphicData uri="http://schemas.openxmlformats.org/drawingml/2006/picture">
+              <pic:pic xmlns:pic="http://schemas.openxmlformats.org/drawingml/2006/picture">
+                <pic:nvPicPr>
+                  <pic:cNvPr id="815408904" name="Picture 4" descr="A logo with white text&#10;&#10;Description automatically generated"/>
+                  <pic:cNvPicPr/>
+                </pic:nvPicPr>
+                <pic:blipFill>
+                  <a:blip r:embed="rId1">
+                    <a:extLst>
+                      <a:ext uri="{28A0092B-C50C-407E-A947-70E740481C1C}">
+                        <a14:useLocalDpi xmlns:a14="http://schemas.microsoft.com/office/drawing/2010/main" val="0"/>
+                      </a:ext>
+                    </a:extLst>
+                  </a:blip>
+                  <a:stretch>
+                    <a:fillRect/>
+                  </a:stretch>
+                </pic:blipFill>
+                <pic:spPr>
+                  <a:xfrm>
+                    <a:off x="0" y="0"/>
+                    <a:ext cx="5831840" cy="757129"/>
+                  </a:xfrm>
+                  <a:prstGeom prst="rect">
+                    <a:avLst/>
+                  </a:prstGeom>
+                </pic:spPr>
+              </pic:pic>
+            </a:graphicData>
+          </a:graphic>
+        </wp:inline>
+      </w:drawing>
+    </w:r>
   </w:p>
 </w:ftr>
 </file>
@@ -7936,6 +7746,133 @@
 
 <file path=word/footer4.xml><?xml version="1.0" encoding="utf-8"?>
 <w:ftr xmlns:wpc="http://schemas.microsoft.com/office/word/2010/wordprocessingCanvas" xmlns:cx="http://schemas.microsoft.com/office/drawing/2014/chartex" xmlns:cx1="http://schemas.microsoft.com/office/drawing/2015/9/8/chartex" xmlns:cx2="http://schemas.microsoft.com/office/drawing/2015/10/21/chartex" xmlns:cx3="http://schemas.microsoft.com/office/drawing/2016/5/9/chartex" xmlns:cx4="http://schemas.microsoft.com/office/drawing/2016/5/10/chartex" xmlns:cx5="http://schemas.microsoft.com/office/drawing/2016/5/11/chartex" xmlns:cx6="http://schemas.microsoft.com/office/drawing/2016/5/12/chartex" xmlns:cx7="http://schemas.microsoft.com/office/drawing/2016/5/13/chartex" xmlns:cx8="http://schemas.microsoft.com/office/drawing/2016/5/14/chartex" xmlns:mc="http://schemas.openxmlformats.org/markup-compatibility/2006" xmlns:aink="http://schemas.microsoft.com/office/drawing/2016/ink" xmlns:am3d="http://schemas.microsoft.com/office/drawing/2017/model3d" xmlns:o="urn:schemas-microsoft-com:office:office" xmlns:oel="http://schemas.microsoft.com/office/2019/extlst" xmlns:r="http://schemas.openxmlformats.org/officeDocument/2006/relationships" xmlns:m="http://schemas.openxmlformats.org/officeDocument/2006/math" xmlns:v="urn:schemas-microsoft-com:vml" xmlns:wp14="http://schemas.microsoft.com/office/word/2010/wordprocessingDrawing" xmlns:wp="http://schemas.openxmlformats.org/drawingml/2006/wordprocessingDrawing" xmlns:w10="urn:schemas-microsoft-com:office:word" xmlns:w="http://schemas.openxmlformats.org/wordprocessingml/2006/main" xmlns:w14="http://schemas.microsoft.com/office/word/2010/wordml" xmlns:w15="http://schemas.microsoft.com/office/word/2012/wordml" xmlns:w16cex="http://schemas.microsoft.com/office/word/2018/wordml/cex" xmlns:w16cid="http://schemas.microsoft.com/office/word/2016/wordml/cid" xmlns:w16="http://schemas.microsoft.com/office/word/2018/wordml" xmlns:w16du="http://schemas.microsoft.com/office/word/2023/wordml/word16du" xmlns:w16sdtdh="http://schemas.microsoft.com/office/word/2020/wordml/sdtdatahash" xmlns:w16sdtfl="http://schemas.microsoft.com/office/word/2024/wordml/sdtformatlock" xmlns:w16se="http://schemas.microsoft.com/office/word/2015/wordml/symex" xmlns:wpg="http://schemas.microsoft.com/office/word/2010/wordprocessingGroup" xmlns:wpi="http://schemas.microsoft.com/office/word/2010/wordprocessingInk" xmlns:wne="http://schemas.microsoft.com/office/word/2006/wordml" xmlns:wps="http://schemas.microsoft.com/office/word/2010/wordprocessingShape" mc:Ignorable="w14 w15 w16se w16cid w16 w16cex w16sdtdh w16sdtfl w16du wp14">
+  <w:sdt>
+    <w:sdtPr>
+      <w:rPr>
+        <w:rStyle w:val="PageNumber"/>
+      </w:rPr>
+      <w:id w:val="1375888792"/>
+      <w:docPartObj>
+        <w:docPartGallery w:val="Page Numbers (Bottom of Page)"/>
+        <w:docPartUnique/>
+      </w:docPartObj>
+    </w:sdtPr>
+    <w:sdtEndPr>
+      <w:rPr>
+        <w:rStyle w:val="PageNumber"/>
+      </w:rPr>
+    </w:sdtEndPr>
+    <w:sdtContent>
+      <w:p>
+        <w:pPr>
+          <w:pStyle w:val="Footer"/>
+          <w:framePr w:wrap="none" w:vAnchor="text" w:hAnchor="margin" w:xAlign="right" w:y="1"/>
+          <w:rPr>
+            <w:rStyle w:val="PageNumber"/>
+          </w:rPr>
+        </w:pPr>
+        <w:r>
+          <w:rPr>
+            <w:rStyle w:val="PageNumber"/>
+          </w:rPr>
+          <w:fldChar w:fldCharType="begin"/>
+        </w:r>
+        <w:r>
+          <w:rPr>
+            <w:rStyle w:val="PageNumber"/>
+          </w:rPr>
+          <w:instrText xml:space="preserve"> PAGE </w:instrText>
+        </w:r>
+        <w:r>
+          <w:rPr>
+            <w:rStyle w:val="PageNumber"/>
+          </w:rPr>
+          <w:fldChar w:fldCharType="end"/>
+        </w:r>
+      </w:p>
+    </w:sdtContent>
+  </w:sdt>
+  <w:p>
+    <w:pPr>
+      <w:pStyle w:val="Footer"/>
+      <w:ind w:right="360"/>
+    </w:pPr>
+  </w:p>
+</w:ftr>
+</file>
+
+<file path=word/footer5.xml><?xml version="1.0" encoding="utf-8"?>
+<w:ftr xmlns:wpc="http://schemas.microsoft.com/office/word/2010/wordprocessingCanvas" xmlns:cx="http://schemas.microsoft.com/office/drawing/2014/chartex" xmlns:cx1="http://schemas.microsoft.com/office/drawing/2015/9/8/chartex" xmlns:cx2="http://schemas.microsoft.com/office/drawing/2015/10/21/chartex" xmlns:cx3="http://schemas.microsoft.com/office/drawing/2016/5/9/chartex" xmlns:cx4="http://schemas.microsoft.com/office/drawing/2016/5/10/chartex" xmlns:cx5="http://schemas.microsoft.com/office/drawing/2016/5/11/chartex" xmlns:cx6="http://schemas.microsoft.com/office/drawing/2016/5/12/chartex" xmlns:cx7="http://schemas.microsoft.com/office/drawing/2016/5/13/chartex" xmlns:cx8="http://schemas.microsoft.com/office/drawing/2016/5/14/chartex" xmlns:mc="http://schemas.openxmlformats.org/markup-compatibility/2006" xmlns:aink="http://schemas.microsoft.com/office/drawing/2016/ink" xmlns:am3d="http://schemas.microsoft.com/office/drawing/2017/model3d" xmlns:o="urn:schemas-microsoft-com:office:office" xmlns:oel="http://schemas.microsoft.com/office/2019/extlst" xmlns:r="http://schemas.openxmlformats.org/officeDocument/2006/relationships" xmlns:m="http://schemas.openxmlformats.org/officeDocument/2006/math" xmlns:v="urn:schemas-microsoft-com:vml" xmlns:wp14="http://schemas.microsoft.com/office/word/2010/wordprocessingDrawing" xmlns:wp="http://schemas.openxmlformats.org/drawingml/2006/wordprocessingDrawing" xmlns:w10="urn:schemas-microsoft-com:office:word" xmlns:w="http://schemas.openxmlformats.org/wordprocessingml/2006/main" xmlns:w14="http://schemas.microsoft.com/office/word/2010/wordml" xmlns:w15="http://schemas.microsoft.com/office/word/2012/wordml" xmlns:w16cex="http://schemas.microsoft.com/office/word/2018/wordml/cex" xmlns:w16cid="http://schemas.microsoft.com/office/word/2016/wordml/cid" xmlns:w16="http://schemas.microsoft.com/office/word/2018/wordml" xmlns:w16du="http://schemas.microsoft.com/office/word/2023/wordml/word16du" xmlns:w16sdtdh="http://schemas.microsoft.com/office/word/2020/wordml/sdtdatahash" xmlns:w16sdtfl="http://schemas.microsoft.com/office/word/2024/wordml/sdtformatlock" xmlns:w16se="http://schemas.microsoft.com/office/word/2015/wordml/symex" xmlns:wpg="http://schemas.microsoft.com/office/word/2010/wordprocessingGroup" xmlns:wpi="http://schemas.microsoft.com/office/word/2010/wordprocessingInk" xmlns:wne="http://schemas.microsoft.com/office/word/2006/wordml" xmlns:wps="http://schemas.microsoft.com/office/word/2010/wordprocessingShape" mc:Ignorable="w14 w15 w16se w16cid w16 w16cex w16sdtdh w16sdtfl w16du wp14">
+  <w:sdt>
+    <w:sdtPr>
+      <w:rPr>
+        <w:rStyle w:val="PageNumber"/>
+      </w:rPr>
+      <w:id w:val="-1748798515"/>
+      <w:docPartObj>
+        <w:docPartGallery w:val="Page Numbers (Bottom of Page)"/>
+        <w:docPartUnique/>
+      </w:docPartObj>
+    </w:sdtPr>
+    <w:sdtEndPr>
+      <w:rPr>
+        <w:rStyle w:val="PageNumber"/>
+      </w:rPr>
+    </w:sdtEndPr>
+    <w:sdtContent>
+      <w:p>
+        <w:pPr>
+          <w:pStyle w:val="Footer"/>
+          <w:framePr w:wrap="none" w:vAnchor="text" w:hAnchor="margin" w:xAlign="right" w:y="1"/>
+          <w:rPr>
+            <w:rStyle w:val="PageNumber"/>
+          </w:rPr>
+        </w:pPr>
+        <w:r>
+          <w:rPr>
+            <w:rStyle w:val="PageNumber"/>
+          </w:rPr>
+          <w:fldChar w:fldCharType="begin"/>
+        </w:r>
+        <w:r>
+          <w:rPr>
+            <w:rStyle w:val="PageNumber"/>
+          </w:rPr>
+          <w:instrText xml:space="preserve"> PAGE </w:instrText>
+        </w:r>
+        <w:r>
+          <w:rPr>
+            <w:rStyle w:val="PageNumber"/>
+          </w:rPr>
+          <w:fldChar w:fldCharType="separate"/>
+        </w:r>
+        <w:r>
+          <w:rPr>
+            <w:rStyle w:val="PageNumber"/>
+            <w:noProof/>
+          </w:rPr>
+          <w:t>2</w:t>
+        </w:r>
+        <w:r>
+          <w:rPr>
+            <w:rStyle w:val="PageNumber"/>
+          </w:rPr>
+          <w:fldChar w:fldCharType="end"/>
+        </w:r>
+      </w:p>
+    </w:sdtContent>
+  </w:sdt>
+  <w:p>
+    <w:pPr>
+      <w:pStyle w:val="Footer"/>
+      <w:ind w:right="360"/>
+    </w:pPr>
+  </w:p>
+</w:ftr>
+</file>
+
+<file path=word/footer6.xml><?xml version="1.0" encoding="utf-8"?>
+<w:ftr xmlns:wpc="http://schemas.microsoft.com/office/word/2010/wordprocessingCanvas" xmlns:cx="http://schemas.microsoft.com/office/drawing/2014/chartex" xmlns:cx1="http://schemas.microsoft.com/office/drawing/2015/9/8/chartex" xmlns:cx2="http://schemas.microsoft.com/office/drawing/2015/10/21/chartex" xmlns:cx3="http://schemas.microsoft.com/office/drawing/2016/5/9/chartex" xmlns:cx4="http://schemas.microsoft.com/office/drawing/2016/5/10/chartex" xmlns:cx5="http://schemas.microsoft.com/office/drawing/2016/5/11/chartex" xmlns:cx6="http://schemas.microsoft.com/office/drawing/2016/5/12/chartex" xmlns:cx7="http://schemas.microsoft.com/office/drawing/2016/5/13/chartex" xmlns:cx8="http://schemas.microsoft.com/office/drawing/2016/5/14/chartex" xmlns:mc="http://schemas.openxmlformats.org/markup-compatibility/2006" xmlns:aink="http://schemas.microsoft.com/office/drawing/2016/ink" xmlns:am3d="http://schemas.microsoft.com/office/drawing/2017/model3d" xmlns:o="urn:schemas-microsoft-com:office:office" xmlns:oel="http://schemas.microsoft.com/office/2019/extlst" xmlns:r="http://schemas.openxmlformats.org/officeDocument/2006/relationships" xmlns:m="http://schemas.openxmlformats.org/officeDocument/2006/math" xmlns:v="urn:schemas-microsoft-com:vml" xmlns:wp14="http://schemas.microsoft.com/office/word/2010/wordprocessingDrawing" xmlns:wp="http://schemas.openxmlformats.org/drawingml/2006/wordprocessingDrawing" xmlns:w10="urn:schemas-microsoft-com:office:word" xmlns:w="http://schemas.openxmlformats.org/wordprocessingml/2006/main" xmlns:w14="http://schemas.microsoft.com/office/word/2010/wordml" xmlns:w15="http://schemas.microsoft.com/office/word/2012/wordml" xmlns:w16cex="http://schemas.microsoft.com/office/word/2018/wordml/cex" xmlns:w16cid="http://schemas.microsoft.com/office/word/2016/wordml/cid" xmlns:w16="http://schemas.microsoft.com/office/word/2018/wordml" xmlns:w16du="http://schemas.microsoft.com/office/word/2023/wordml/word16du" xmlns:w16sdtdh="http://schemas.microsoft.com/office/word/2020/wordml/sdtdatahash" xmlns:w16sdtfl="http://schemas.microsoft.com/office/word/2024/wordml/sdtformatlock" xmlns:w16se="http://schemas.microsoft.com/office/word/2015/wordml/symex" xmlns:wpg="http://schemas.microsoft.com/office/word/2010/wordprocessingGroup" xmlns:wpi="http://schemas.microsoft.com/office/word/2010/wordprocessingInk" xmlns:wne="http://schemas.microsoft.com/office/word/2006/wordml" xmlns:wps="http://schemas.microsoft.com/office/word/2010/wordprocessingShape" mc:Ignorable="w14 w15 w16se w16cid w16 w16cex w16sdtdh w16sdtfl w16du wp14">
   <w:p>
     <w:pPr>
       <w:pStyle w:val="Footer"/>
@@ -7945,10 +7882,10 @@
         <w:noProof/>
       </w:rPr>
       <w:drawing>
-        <wp:inline distT="0" distB="0" distL="0" distR="0" wp14:anchorId="0A7AB5FC" wp14:editId="20A44E21">
-          <wp:extent cx="5831840" cy="757129"/>
+        <wp:inline distT="0" distB="0" distL="0" distR="0" wp14:anchorId="192AFB9A" wp14:editId="2102FB98">
+          <wp:extent cx="5831840" cy="756920"/>
           <wp:effectExtent l="0" t="0" r="0" b="5080"/>
-          <wp:docPr id="471633182" name="Picture 4" descr="A logo with white text&#10;&#10;Description automatically generated"/>
+          <wp:docPr id="1371936010" name="Picture 4" descr="A logo with white text&#10;&#10;Description automatically generated"/>
           <wp:cNvGraphicFramePr>
             <a:graphicFrameLocks xmlns:a="http://schemas.openxmlformats.org/drawingml/2006/main" noChangeAspect="1"/>
           </wp:cNvGraphicFramePr>
@@ -7956,7 +7893,7 @@
             <a:graphicData uri="http://schemas.openxmlformats.org/drawingml/2006/picture">
               <pic:pic xmlns:pic="http://schemas.openxmlformats.org/drawingml/2006/picture">
                 <pic:nvPicPr>
-                  <pic:cNvPr id="815408904" name="Picture 4" descr="A logo with white text&#10;&#10;Description automatically generated"/>
+                  <pic:cNvPr id="1689331878" name="Picture 4" descr="A logo with white text&#10;&#10;Description automatically generated"/>
                   <pic:cNvPicPr/>
                 </pic:nvPicPr>
                 <pic:blipFill>
@@ -7974,7 +7911,190 @@
                 <pic:spPr>
                   <a:xfrm>
                     <a:off x="0" y="0"/>
-                    <a:ext cx="5831840" cy="757129"/>
+                    <a:ext cx="5831840" cy="756920"/>
+                  </a:xfrm>
+                  <a:prstGeom prst="rect">
+                    <a:avLst/>
+                  </a:prstGeom>
+                </pic:spPr>
+              </pic:pic>
+            </a:graphicData>
+          </a:graphic>
+        </wp:inline>
+      </w:drawing>
+    </w:r>
+  </w:p>
+</w:ftr>
+</file>
+
+<file path=word/footer7.xml><?xml version="1.0" encoding="utf-8"?>
+<w:ftr xmlns:wpc="http://schemas.microsoft.com/office/word/2010/wordprocessingCanvas" xmlns:cx="http://schemas.microsoft.com/office/drawing/2014/chartex" xmlns:cx1="http://schemas.microsoft.com/office/drawing/2015/9/8/chartex" xmlns:cx2="http://schemas.microsoft.com/office/drawing/2015/10/21/chartex" xmlns:cx3="http://schemas.microsoft.com/office/drawing/2016/5/9/chartex" xmlns:cx4="http://schemas.microsoft.com/office/drawing/2016/5/10/chartex" xmlns:cx5="http://schemas.microsoft.com/office/drawing/2016/5/11/chartex" xmlns:cx6="http://schemas.microsoft.com/office/drawing/2016/5/12/chartex" xmlns:cx7="http://schemas.microsoft.com/office/drawing/2016/5/13/chartex" xmlns:cx8="http://schemas.microsoft.com/office/drawing/2016/5/14/chartex" xmlns:mc="http://schemas.openxmlformats.org/markup-compatibility/2006" xmlns:aink="http://schemas.microsoft.com/office/drawing/2016/ink" xmlns:am3d="http://schemas.microsoft.com/office/drawing/2017/model3d" xmlns:o="urn:schemas-microsoft-com:office:office" xmlns:oel="http://schemas.microsoft.com/office/2019/extlst" xmlns:r="http://schemas.openxmlformats.org/officeDocument/2006/relationships" xmlns:m="http://schemas.openxmlformats.org/officeDocument/2006/math" xmlns:v="urn:schemas-microsoft-com:vml" xmlns:wp14="http://schemas.microsoft.com/office/word/2010/wordprocessingDrawing" xmlns:wp="http://schemas.openxmlformats.org/drawingml/2006/wordprocessingDrawing" xmlns:w10="urn:schemas-microsoft-com:office:word" xmlns:w="http://schemas.openxmlformats.org/wordprocessingml/2006/main" xmlns:w14="http://schemas.microsoft.com/office/word/2010/wordml" xmlns:w15="http://schemas.microsoft.com/office/word/2012/wordml" xmlns:w16cex="http://schemas.microsoft.com/office/word/2018/wordml/cex" xmlns:w16cid="http://schemas.microsoft.com/office/word/2016/wordml/cid" xmlns:w16="http://schemas.microsoft.com/office/word/2018/wordml" xmlns:w16du="http://schemas.microsoft.com/office/word/2023/wordml/word16du" xmlns:w16sdtdh="http://schemas.microsoft.com/office/word/2020/wordml/sdtdatahash" xmlns:w16sdtfl="http://schemas.microsoft.com/office/word/2024/wordml/sdtformatlock" xmlns:w16se="http://schemas.microsoft.com/office/word/2015/wordml/symex" xmlns:wpg="http://schemas.microsoft.com/office/word/2010/wordprocessingGroup" xmlns:wpi="http://schemas.microsoft.com/office/word/2010/wordprocessingInk" xmlns:wne="http://schemas.microsoft.com/office/word/2006/wordml" xmlns:wps="http://schemas.microsoft.com/office/word/2010/wordprocessingShape" mc:Ignorable="w14 w15 w16se w16cid w16 w16cex w16sdtdh w16sdtfl w16du wp14">
+  <w:sdt>
+    <w:sdtPr>
+      <w:rPr>
+        <w:rStyle w:val="PageNumber"/>
+      </w:rPr>
+      <w:id w:val="2107228567"/>
+      <w:docPartObj>
+        <w:docPartGallery w:val="Page Numbers (Bottom of Page)"/>
+        <w:docPartUnique/>
+      </w:docPartObj>
+    </w:sdtPr>
+    <w:sdtEndPr>
+      <w:rPr>
+        <w:rStyle w:val="PageNumber"/>
+      </w:rPr>
+    </w:sdtEndPr>
+    <w:sdtContent>
+      <w:p>
+        <w:pPr>
+          <w:pStyle w:val="Footer"/>
+          <w:framePr w:wrap="none" w:vAnchor="text" w:hAnchor="margin" w:xAlign="right" w:y="1"/>
+          <w:rPr>
+            <w:rStyle w:val="PageNumber"/>
+          </w:rPr>
+        </w:pPr>
+        <w:r>
+          <w:rPr>
+            <w:rStyle w:val="PageNumber"/>
+          </w:rPr>
+          <w:fldChar w:fldCharType="begin"/>
+        </w:r>
+        <w:r>
+          <w:rPr>
+            <w:rStyle w:val="PageNumber"/>
+          </w:rPr>
+          <w:instrText xml:space="preserve"> PAGE </w:instrText>
+        </w:r>
+        <w:r>
+          <w:rPr>
+            <w:rStyle w:val="PageNumber"/>
+          </w:rPr>
+          <w:fldChar w:fldCharType="end"/>
+        </w:r>
+      </w:p>
+    </w:sdtContent>
+  </w:sdt>
+  <w:p>
+    <w:pPr>
+      <w:pStyle w:val="Footer"/>
+      <w:ind w:right="360"/>
+    </w:pPr>
+  </w:p>
+</w:ftr>
+</file>
+
+<file path=word/footer8.xml><?xml version="1.0" encoding="utf-8"?>
+<w:ftr xmlns:wpc="http://schemas.microsoft.com/office/word/2010/wordprocessingCanvas" xmlns:cx="http://schemas.microsoft.com/office/drawing/2014/chartex" xmlns:cx1="http://schemas.microsoft.com/office/drawing/2015/9/8/chartex" xmlns:cx2="http://schemas.microsoft.com/office/drawing/2015/10/21/chartex" xmlns:cx3="http://schemas.microsoft.com/office/drawing/2016/5/9/chartex" xmlns:cx4="http://schemas.microsoft.com/office/drawing/2016/5/10/chartex" xmlns:cx5="http://schemas.microsoft.com/office/drawing/2016/5/11/chartex" xmlns:cx6="http://schemas.microsoft.com/office/drawing/2016/5/12/chartex" xmlns:cx7="http://schemas.microsoft.com/office/drawing/2016/5/13/chartex" xmlns:cx8="http://schemas.microsoft.com/office/drawing/2016/5/14/chartex" xmlns:mc="http://schemas.openxmlformats.org/markup-compatibility/2006" xmlns:aink="http://schemas.microsoft.com/office/drawing/2016/ink" xmlns:am3d="http://schemas.microsoft.com/office/drawing/2017/model3d" xmlns:o="urn:schemas-microsoft-com:office:office" xmlns:oel="http://schemas.microsoft.com/office/2019/extlst" xmlns:r="http://schemas.openxmlformats.org/officeDocument/2006/relationships" xmlns:m="http://schemas.openxmlformats.org/officeDocument/2006/math" xmlns:v="urn:schemas-microsoft-com:vml" xmlns:wp14="http://schemas.microsoft.com/office/word/2010/wordprocessingDrawing" xmlns:wp="http://schemas.openxmlformats.org/drawingml/2006/wordprocessingDrawing" xmlns:w10="urn:schemas-microsoft-com:office:word" xmlns:w="http://schemas.openxmlformats.org/wordprocessingml/2006/main" xmlns:w14="http://schemas.microsoft.com/office/word/2010/wordml" xmlns:w15="http://schemas.microsoft.com/office/word/2012/wordml" xmlns:w16cex="http://schemas.microsoft.com/office/word/2018/wordml/cex" xmlns:w16cid="http://schemas.microsoft.com/office/word/2016/wordml/cid" xmlns:w16="http://schemas.microsoft.com/office/word/2018/wordml" xmlns:w16du="http://schemas.microsoft.com/office/word/2023/wordml/word16du" xmlns:w16sdtdh="http://schemas.microsoft.com/office/word/2020/wordml/sdtdatahash" xmlns:w16sdtfl="http://schemas.microsoft.com/office/word/2024/wordml/sdtformatlock" xmlns:w16se="http://schemas.microsoft.com/office/word/2015/wordml/symex" xmlns:wpg="http://schemas.microsoft.com/office/word/2010/wordprocessingGroup" xmlns:wpi="http://schemas.microsoft.com/office/word/2010/wordprocessingInk" xmlns:wne="http://schemas.microsoft.com/office/word/2006/wordml" xmlns:wps="http://schemas.microsoft.com/office/word/2010/wordprocessingShape" mc:Ignorable="w14 w15 w16se w16cid w16 w16cex w16sdtdh w16sdtfl w16du wp14">
+  <w:sdt>
+    <w:sdtPr>
+      <w:rPr>
+        <w:rStyle w:val="PageNumber"/>
+      </w:rPr>
+      <w:id w:val="183870260"/>
+      <w:docPartObj>
+        <w:docPartGallery w:val="Page Numbers (Bottom of Page)"/>
+        <w:docPartUnique/>
+      </w:docPartObj>
+    </w:sdtPr>
+    <w:sdtEndPr>
+      <w:rPr>
+        <w:rStyle w:val="PageNumber"/>
+      </w:rPr>
+    </w:sdtEndPr>
+    <w:sdtContent>
+      <w:p>
+        <w:pPr>
+          <w:pStyle w:val="Footer"/>
+          <w:framePr w:wrap="none" w:vAnchor="text" w:hAnchor="margin" w:xAlign="right" w:y="1"/>
+          <w:rPr>
+            <w:rStyle w:val="PageNumber"/>
+          </w:rPr>
+        </w:pPr>
+        <w:r>
+          <w:rPr>
+            <w:rStyle w:val="PageNumber"/>
+          </w:rPr>
+          <w:fldChar w:fldCharType="begin"/>
+        </w:r>
+        <w:r>
+          <w:rPr>
+            <w:rStyle w:val="PageNumber"/>
+          </w:rPr>
+          <w:instrText xml:space="preserve"> PAGE </w:instrText>
+        </w:r>
+        <w:r>
+          <w:rPr>
+            <w:rStyle w:val="PageNumber"/>
+          </w:rPr>
+          <w:fldChar w:fldCharType="separate"/>
+        </w:r>
+        <w:r>
+          <w:rPr>
+            <w:rStyle w:val="PageNumber"/>
+            <w:noProof/>
+          </w:rPr>
+          <w:t>2</w:t>
+        </w:r>
+        <w:r>
+          <w:rPr>
+            <w:rStyle w:val="PageNumber"/>
+          </w:rPr>
+          <w:fldChar w:fldCharType="end"/>
+        </w:r>
+      </w:p>
+    </w:sdtContent>
+  </w:sdt>
+  <w:p>
+    <w:pPr>
+      <w:pStyle w:val="Footer"/>
+      <w:ind w:right="360"/>
+    </w:pPr>
+  </w:p>
+</w:ftr>
+</file>
+
+<file path=word/footer9.xml><?xml version="1.0" encoding="utf-8"?>
+<w:ftr xmlns:wpc="http://schemas.microsoft.com/office/word/2010/wordprocessingCanvas" xmlns:cx="http://schemas.microsoft.com/office/drawing/2014/chartex" xmlns:cx1="http://schemas.microsoft.com/office/drawing/2015/9/8/chartex" xmlns:cx2="http://schemas.microsoft.com/office/drawing/2015/10/21/chartex" xmlns:cx3="http://schemas.microsoft.com/office/drawing/2016/5/9/chartex" xmlns:cx4="http://schemas.microsoft.com/office/drawing/2016/5/10/chartex" xmlns:cx5="http://schemas.microsoft.com/office/drawing/2016/5/11/chartex" xmlns:cx6="http://schemas.microsoft.com/office/drawing/2016/5/12/chartex" xmlns:cx7="http://schemas.microsoft.com/office/drawing/2016/5/13/chartex" xmlns:cx8="http://schemas.microsoft.com/office/drawing/2016/5/14/chartex" xmlns:mc="http://schemas.openxmlformats.org/markup-compatibility/2006" xmlns:aink="http://schemas.microsoft.com/office/drawing/2016/ink" xmlns:am3d="http://schemas.microsoft.com/office/drawing/2017/model3d" xmlns:o="urn:schemas-microsoft-com:office:office" xmlns:oel="http://schemas.microsoft.com/office/2019/extlst" xmlns:r="http://schemas.openxmlformats.org/officeDocument/2006/relationships" xmlns:m="http://schemas.openxmlformats.org/officeDocument/2006/math" xmlns:v="urn:schemas-microsoft-com:vml" xmlns:wp14="http://schemas.microsoft.com/office/word/2010/wordprocessingDrawing" xmlns:wp="http://schemas.openxmlformats.org/drawingml/2006/wordprocessingDrawing" xmlns:w10="urn:schemas-microsoft-com:office:word" xmlns:w="http://schemas.openxmlformats.org/wordprocessingml/2006/main" xmlns:w14="http://schemas.microsoft.com/office/word/2010/wordml" xmlns:w15="http://schemas.microsoft.com/office/word/2012/wordml" xmlns:w16cex="http://schemas.microsoft.com/office/word/2018/wordml/cex" xmlns:w16cid="http://schemas.microsoft.com/office/word/2016/wordml/cid" xmlns:w16="http://schemas.microsoft.com/office/word/2018/wordml" xmlns:w16du="http://schemas.microsoft.com/office/word/2023/wordml/word16du" xmlns:w16sdtdh="http://schemas.microsoft.com/office/word/2020/wordml/sdtdatahash" xmlns:w16sdtfl="http://schemas.microsoft.com/office/word/2024/wordml/sdtformatlock" xmlns:w16se="http://schemas.microsoft.com/office/word/2015/wordml/symex" xmlns:wpg="http://schemas.microsoft.com/office/word/2010/wordprocessingGroup" xmlns:wpi="http://schemas.microsoft.com/office/word/2010/wordprocessingInk" xmlns:wne="http://schemas.microsoft.com/office/word/2006/wordml" xmlns:wps="http://schemas.microsoft.com/office/word/2010/wordprocessingShape" mc:Ignorable="w14 w15 w16se w16cid w16 w16cex w16sdtdh w16sdtfl w16du wp14">
+  <w:p>
+    <w:pPr>
+      <w:pStyle w:val="Footer"/>
+    </w:pPr>
+    <w:r>
+      <w:rPr>
+        <w:noProof/>
+      </w:rPr>
+      <w:drawing>
+        <wp:inline distT="0" distB="0" distL="0" distR="0" wp14:anchorId="192AFB9A" wp14:editId="2102FB98">
+          <wp:extent cx="5831840" cy="756920"/>
+          <wp:effectExtent l="0" t="0" r="0" b="5080"/>
+          <wp:docPr id="1413234426" name="Picture 4" descr="A logo with white text&#10;&#10;Description automatically generated"/>
+          <wp:cNvGraphicFramePr>
+            <a:graphicFrameLocks xmlns:a="http://schemas.openxmlformats.org/drawingml/2006/main" noChangeAspect="1"/>
+          </wp:cNvGraphicFramePr>
+          <a:graphic xmlns:a="http://schemas.openxmlformats.org/drawingml/2006/main">
+            <a:graphicData uri="http://schemas.openxmlformats.org/drawingml/2006/picture">
+              <pic:pic xmlns:pic="http://schemas.openxmlformats.org/drawingml/2006/picture">
+                <pic:nvPicPr>
+                  <pic:cNvPr id="1689331878" name="Picture 4" descr="A logo with white text&#10;&#10;Description automatically generated"/>
+                  <pic:cNvPicPr/>
+                </pic:nvPicPr>
+                <pic:blipFill>
+                  <a:blip r:embed="rId1">
+                    <a:extLst>
+                      <a:ext uri="{28A0092B-C50C-407E-A947-70E740481C1C}">
+                        <a14:useLocalDpi xmlns:a14="http://schemas.microsoft.com/office/drawing/2010/main" val="0"/>
+                      </a:ext>
+                    </a:extLst>
+                  </a:blip>
+                  <a:stretch>
+                    <a:fillRect/>
+                  </a:stretch>
+                </pic:blipFill>
+                <pic:spPr>
+                  <a:xfrm>
+                    <a:off x="0" y="0"/>
+                    <a:ext cx="5831840" cy="756920"/>
                   </a:xfrm>
                   <a:prstGeom prst="rect">
                     <a:avLst/>
@@ -8083,7 +8203,7 @@
       <mc:AlternateContent>
         <mc:Choice Requires="wps">
           <w:drawing>
-            <wp:anchor distT="0" distB="0" distL="114300" distR="114300" simplePos="0" relativeHeight="251827712" behindDoc="0" locked="0" layoutInCell="1" allowOverlap="1" wp14:anchorId="4A170164" wp14:editId="6F9D4107">
+            <wp:anchor distT="0" distB="0" distL="114300" distR="114300" simplePos="0" relativeHeight="251659776" behindDoc="0" locked="0" layoutInCell="1" allowOverlap="1" wp14:anchorId="4A170164" wp14:editId="6F9D4107">
               <wp:simplePos x="0" y="0"/>
               <wp:positionH relativeFrom="column">
                 <wp:posOffset>-873125</wp:posOffset>
@@ -8161,7 +8281,7 @@
         <w:noProof/>
       </w:rPr>
       <w:drawing>
-        <wp:anchor distT="0" distB="0" distL="114300" distR="114300" simplePos="0" relativeHeight="251715072" behindDoc="0" locked="0" layoutInCell="1" allowOverlap="1" wp14:anchorId="7ED4925D" wp14:editId="3BFFFE7C">
+        <wp:anchor distT="0" distB="0" distL="114300" distR="114300" simplePos="0" relativeHeight="251657728" behindDoc="0" locked="0" layoutInCell="1" allowOverlap="1" wp14:anchorId="7ED4925D" wp14:editId="3BFFFE7C">
           <wp:simplePos x="0" y="0"/>
           <wp:positionH relativeFrom="margin">
             <wp:posOffset>2004695</wp:posOffset>
@@ -8223,7 +8343,7 @@
       <mc:AlternateContent>
         <mc:Choice Requires="wps">
           <w:drawing>
-            <wp:anchor distT="0" distB="0" distL="114300" distR="114300" simplePos="0" relativeHeight="251602432" behindDoc="1" locked="0" layoutInCell="1" allowOverlap="1" wp14:anchorId="66D2A8E5" wp14:editId="3AA64ED4">
+            <wp:anchor distT="0" distB="0" distL="114300" distR="114300" simplePos="0" relativeHeight="251654656" behindDoc="1" locked="0" layoutInCell="1" allowOverlap="1" wp14:anchorId="66D2A8E5" wp14:editId="3AA64ED4">
               <wp:simplePos x="0" y="0"/>
               <wp:positionH relativeFrom="page">
                 <wp:posOffset>-12065</wp:posOffset>
@@ -8235,6 +8355,638 @@
               <wp:effectExtent l="0" t="0" r="5080" b="0"/>
               <wp:wrapNone/>
               <wp:docPr id="340196577" name="Rectangle 195"/>
+              <wp:cNvGraphicFramePr/>
+              <a:graphic xmlns:a="http://schemas.openxmlformats.org/drawingml/2006/main">
+                <a:graphicData uri="http://schemas.microsoft.com/office/word/2010/wordprocessingShape">
+                  <wps:wsp>
+                    <wps:cNvSpPr/>
+                    <wps:spPr>
+                      <a:xfrm>
+                        <a:off x="0" y="0"/>
+                        <a:ext cx="7595870" cy="6173470"/>
+                      </a:xfrm>
+                      <a:prstGeom prst="rect">
+                        <a:avLst/>
+                      </a:prstGeom>
+                      <a:solidFill>
+                        <a:schemeClr val="accent1"/>
+                      </a:solidFill>
+                      <a:ln>
+                        <a:noFill/>
+                      </a:ln>
+                    </wps:spPr>
+                    <wps:style>
+                      <a:lnRef idx="2">
+                        <a:schemeClr val="accent1">
+                          <a:shade val="50000"/>
+                        </a:schemeClr>
+                      </a:lnRef>
+                      <a:fillRef idx="1">
+                        <a:schemeClr val="accent1"/>
+                      </a:fillRef>
+                      <a:effectRef idx="0">
+                        <a:schemeClr val="accent1"/>
+                      </a:effectRef>
+                      <a:fontRef idx="minor">
+                        <a:schemeClr val="lt1"/>
+                      </a:fontRef>
+                    </wps:style>
+                    <wps:txbx>
+                      <w:txbxContent>
+                        <w:p>
+                          <w:pPr>
+                            <w:pStyle w:val="NoSpacing"/>
+                            <w:spacing w:before="120"/>
+                            <w:rPr>
+                              <w:color w:val="FFFFFF" w:themeColor="background1"/>
+                            </w:rPr>
+                          </w:pPr>
+                        </w:p>
+                      </w:txbxContent>
+                    </wps:txbx>
+                    <wps:bodyPr rot="0" spcFirstLastPara="0" vertOverflow="overflow" horzOverflow="overflow" vert="horz" wrap="square" lIns="457200" tIns="731520" rIns="457200" bIns="457200" numCol="1" spcCol="0" rtlCol="0" fromWordArt="0" anchor="b" anchorCtr="0" forceAA="0" compatLnSpc="1">
+                      <a:prstTxWarp prst="textNoShape">
+                        <a:avLst/>
+                      </a:prstTxWarp>
+                      <a:noAutofit/>
+                    </wps:bodyPr>
+                  </wps:wsp>
+                </a:graphicData>
+              </a:graphic>
+              <wp14:sizeRelH relativeFrom="margin">
+                <wp14:pctWidth>0</wp14:pctWidth>
+              </wp14:sizeRelH>
+              <wp14:sizeRelV relativeFrom="margin">
+                <wp14:pctHeight>0</wp14:pctHeight>
+              </wp14:sizeRelV>
+            </wp:anchor>
+          </w:drawing>
+        </mc:Choice>
+        <mc:Fallback xmlns:a14="http://schemas.microsoft.com/office/drawing/2010/main" xmlns:pic="http://schemas.openxmlformats.org/drawingml/2006/picture" xmlns:a="http://schemas.openxmlformats.org/drawingml/2006/main">
+          <w:pict>
+            <v:rect id="Rectangle 195" style="position:absolute;left:0;text-align:left;margin-left:-.95pt;margin-top:181.35pt;width:598.1pt;height:486.1pt;z-index:-251714048;visibility:visible;mso-wrap-style:square;mso-width-percent:0;mso-height-percent:0;mso-wrap-distance-left:9pt;mso-wrap-distance-top:0;mso-wrap-distance-right:9pt;mso-wrap-distance-bottom:0;mso-position-horizontal:absolute;mso-position-horizontal-relative:page;mso-position-vertical:absolute;mso-position-vertical-relative:text;mso-width-percent:0;mso-height-percent:0;mso-width-relative:margin;mso-height-relative:margin;v-text-anchor:bottom" o:spid="_x0000_s1026" fillcolor="#c40f14 [3204]" stroked="f" strokeweight="1pt" w14:anchorId="66D2A8E5" o:gfxdata="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">
+              <v:textbox inset="36pt,57.6pt,36pt,36pt">
+                <w:txbxContent>
+                  <w:p>
+                    <w:pPr>
+                      <w:pStyle w:val="NoSpacing"/>
+                      <w:spacing w:before="120"/>
+                      <w:rPr>
+                        <w:color w:val="FFFFFF" w:themeColor="background1"/>
+                      </w:rPr>
+                    </w:pPr>
+                  </w:p>
+                </w:txbxContent>
+              </v:textbox>
+              <w10:wrap anchorx="page"/>
+            </v:rect>
+          </w:pict>
+        </mc:Fallback>
+      </mc:AlternateContent>
+    </w:r>
+  </w:p>
+</w:hdr>
+</file>
+
+<file path=word/header3.xml><?xml version="1.0" encoding="utf-8"?>
+<w:hdr xmlns:wpc="http://schemas.microsoft.com/office/word/2010/wordprocessingCanvas" xmlns:cx="http://schemas.microsoft.com/office/drawing/2014/chartex" xmlns:cx1="http://schemas.microsoft.com/office/drawing/2015/9/8/chartex" xmlns:cx2="http://schemas.microsoft.com/office/drawing/2015/10/21/chartex" xmlns:cx3="http://schemas.microsoft.com/office/drawing/2016/5/9/chartex" xmlns:cx4="http://schemas.microsoft.com/office/drawing/2016/5/10/chartex" xmlns:cx5="http://schemas.microsoft.com/office/drawing/2016/5/11/chartex" xmlns:cx6="http://schemas.microsoft.com/office/drawing/2016/5/12/chartex" xmlns:cx7="http://schemas.microsoft.com/office/drawing/2016/5/13/chartex" xmlns:cx8="http://schemas.microsoft.com/office/drawing/2016/5/14/chartex" xmlns:mc="http://schemas.openxmlformats.org/markup-compatibility/2006" xmlns:aink="http://schemas.microsoft.com/office/drawing/2016/ink" xmlns:am3d="http://schemas.microsoft.com/office/drawing/2017/model3d" xmlns:o="urn:schemas-microsoft-com:office:office" xmlns:oel="http://schemas.microsoft.com/office/2019/extlst" xmlns:r="http://schemas.openxmlformats.org/officeDocument/2006/relationships" xmlns:m="http://schemas.openxmlformats.org/officeDocument/2006/math" xmlns:v="urn:schemas-microsoft-com:vml" xmlns:wp14="http://schemas.microsoft.com/office/word/2010/wordprocessingDrawing" xmlns:wp="http://schemas.openxmlformats.org/drawingml/2006/wordprocessingDrawing" xmlns:w10="urn:schemas-microsoft-com:office:word" xmlns:w="http://schemas.openxmlformats.org/wordprocessingml/2006/main" xmlns:w14="http://schemas.microsoft.com/office/word/2010/wordml" xmlns:w15="http://schemas.microsoft.com/office/word/2012/wordml" xmlns:w16cex="http://schemas.microsoft.com/office/word/2018/wordml/cex" xmlns:w16cid="http://schemas.microsoft.com/office/word/2016/wordml/cid" xmlns:w16="http://schemas.microsoft.com/office/word/2018/wordml" xmlns:w16du="http://schemas.microsoft.com/office/word/2023/wordml/word16du" xmlns:w16sdtdh="http://schemas.microsoft.com/office/word/2020/wordml/sdtdatahash" xmlns:w16sdtfl="http://schemas.microsoft.com/office/word/2024/wordml/sdtformatlock" xmlns:w16se="http://schemas.microsoft.com/office/word/2015/wordml/symex" xmlns:wpg="http://schemas.microsoft.com/office/word/2010/wordprocessingGroup" xmlns:wpi="http://schemas.microsoft.com/office/word/2010/wordprocessingInk" xmlns:wne="http://schemas.microsoft.com/office/word/2006/wordml" xmlns:wps="http://schemas.microsoft.com/office/word/2010/wordprocessingShape" mc:Ignorable="w14 w15 w16se w16cid w16 w16cex w16sdtdh w16sdtfl w16du wp14">
+  <w:p>
+    <w:pPr>
+      <w:pStyle w:val="Header"/>
+      <w:jc w:val="right"/>
+    </w:pPr>
+    <w:r>
+      <w:rPr>
+        <w:noProof/>
+      </w:rPr>
+      <w:drawing>
+        <wp:inline distT="0" distB="0" distL="0" distR="0" wp14:anchorId="0C72A36D" wp14:editId="24F44565">
+          <wp:extent cx="824320" cy="720000"/>
+          <wp:effectExtent l="0" t="0" r="1270" b="4445"/>
+          <wp:docPr id="420646853" name="Picture 6" descr="A red and white sign with white fish and plants&#10;&#10;Description automatically generated"/>
+          <wp:cNvGraphicFramePr>
+            <a:graphicFrameLocks xmlns:a="http://schemas.openxmlformats.org/drawingml/2006/main" noChangeAspect="1"/>
+          </wp:cNvGraphicFramePr>
+          <a:graphic xmlns:a="http://schemas.openxmlformats.org/drawingml/2006/main">
+            <a:graphicData uri="http://schemas.openxmlformats.org/drawingml/2006/picture">
+              <pic:pic xmlns:pic="http://schemas.openxmlformats.org/drawingml/2006/picture">
+                <pic:nvPicPr>
+                  <pic:cNvPr id="1433175099" name="Picture 5" descr="A red and white sign with white fish and plants&#10;&#10;Description automatically generated"/>
+                  <pic:cNvPicPr/>
+                </pic:nvPicPr>
+                <pic:blipFill>
+                  <a:blip r:embed="rId1">
+                    <a:extLst>
+                      <a:ext uri="{28A0092B-C50C-407E-A947-70E740481C1C}">
+                        <a14:useLocalDpi xmlns:a14="http://schemas.microsoft.com/office/drawing/2010/main" val="0"/>
+                      </a:ext>
+                    </a:extLst>
+                  </a:blip>
+                  <a:stretch>
+                    <a:fillRect/>
+                  </a:stretch>
+                </pic:blipFill>
+                <pic:spPr>
+                  <a:xfrm>
+                    <a:off x="0" y="0"/>
+                    <a:ext cx="824320" cy="720000"/>
+                  </a:xfrm>
+                  <a:prstGeom prst="rect">
+                    <a:avLst/>
+                  </a:prstGeom>
+                </pic:spPr>
+              </pic:pic>
+            </a:graphicData>
+          </a:graphic>
+        </wp:inline>
+      </w:drawing>
+    </w:r>
+  </w:p>
+</w:hdr>
+</file>
+
+<file path=word/header4.xml><?xml version="1.0" encoding="utf-8"?>
+<w:hdr xmlns:wpc="http://schemas.microsoft.com/office/word/2010/wordprocessingCanvas" xmlns:cx="http://schemas.microsoft.com/office/drawing/2014/chartex" xmlns:cx1="http://schemas.microsoft.com/office/drawing/2015/9/8/chartex" xmlns:cx2="http://schemas.microsoft.com/office/drawing/2015/10/21/chartex" xmlns:cx3="http://schemas.microsoft.com/office/drawing/2016/5/9/chartex" xmlns:cx4="http://schemas.microsoft.com/office/drawing/2016/5/10/chartex" xmlns:cx5="http://schemas.microsoft.com/office/drawing/2016/5/11/chartex" xmlns:cx6="http://schemas.microsoft.com/office/drawing/2016/5/12/chartex" xmlns:cx7="http://schemas.microsoft.com/office/drawing/2016/5/13/chartex" xmlns:cx8="http://schemas.microsoft.com/office/drawing/2016/5/14/chartex" xmlns:mc="http://schemas.openxmlformats.org/markup-compatibility/2006" xmlns:aink="http://schemas.microsoft.com/office/drawing/2016/ink" xmlns:am3d="http://schemas.microsoft.com/office/drawing/2017/model3d" xmlns:o="urn:schemas-microsoft-com:office:office" xmlns:oel="http://schemas.microsoft.com/office/2019/extlst" xmlns:r="http://schemas.openxmlformats.org/officeDocument/2006/relationships" xmlns:m="http://schemas.openxmlformats.org/officeDocument/2006/math" xmlns:v="urn:schemas-microsoft-com:vml" xmlns:wp14="http://schemas.microsoft.com/office/word/2010/wordprocessingDrawing" xmlns:wp="http://schemas.openxmlformats.org/drawingml/2006/wordprocessingDrawing" xmlns:w10="urn:schemas-microsoft-com:office:word" xmlns:w="http://schemas.openxmlformats.org/wordprocessingml/2006/main" xmlns:w14="http://schemas.microsoft.com/office/word/2010/wordml" xmlns:w15="http://schemas.microsoft.com/office/word/2012/wordml" xmlns:w16cex="http://schemas.microsoft.com/office/word/2018/wordml/cex" xmlns:w16cid="http://schemas.microsoft.com/office/word/2016/wordml/cid" xmlns:w16="http://schemas.microsoft.com/office/word/2018/wordml" xmlns:w16du="http://schemas.microsoft.com/office/word/2023/wordml/word16du" xmlns:w16sdtdh="http://schemas.microsoft.com/office/word/2020/wordml/sdtdatahash" xmlns:w16sdtfl="http://schemas.microsoft.com/office/word/2024/wordml/sdtformatlock" xmlns:w16se="http://schemas.microsoft.com/office/word/2015/wordml/symex" xmlns:wpg="http://schemas.microsoft.com/office/word/2010/wordprocessingGroup" xmlns:wpi="http://schemas.microsoft.com/office/word/2010/wordprocessingInk" xmlns:wne="http://schemas.microsoft.com/office/word/2006/wordml" xmlns:wps="http://schemas.microsoft.com/office/word/2010/wordprocessingShape" mc:Ignorable="w14 w15 w16se w16cid w16 w16cex w16sdtdh w16sdtfl w16du wp14">
+  <w:p>
+    <w:pPr>
+      <w:pStyle w:val="Header"/>
+      <w:jc w:val="right"/>
+    </w:pPr>
+    <w:r>
+      <w:rPr>
+        <w:noProof/>
+      </w:rPr>
+      <mc:AlternateContent>
+        <mc:Choice Requires="wps">
+          <w:drawing>
+            <wp:anchor distT="0" distB="0" distL="114300" distR="114300" simplePos="0" relativeHeight="251660800" behindDoc="0" locked="0" layoutInCell="1" allowOverlap="1" wp14:anchorId="4A170164" wp14:editId="6F9D4107">
+              <wp:simplePos x="0" y="0"/>
+              <wp:positionH relativeFrom="column">
+                <wp:posOffset>-873125</wp:posOffset>
+              </wp:positionH>
+              <wp:positionV relativeFrom="paragraph">
+                <wp:posOffset>2249170</wp:posOffset>
+              </wp:positionV>
+              <wp:extent cx="7811770" cy="179705"/>
+              <wp:effectExtent l="0" t="0" r="0" b="0"/>
+              <wp:wrapNone/>
+              <wp:docPr id="1073231052" name="Rectangle 5"/>
+              <wp:cNvGraphicFramePr/>
+              <a:graphic xmlns:a="http://schemas.openxmlformats.org/drawingml/2006/main">
+                <a:graphicData uri="http://schemas.microsoft.com/office/word/2010/wordprocessingShape">
+                  <wps:wsp>
+                    <wps:cNvSpPr/>
+                    <wps:spPr>
+                      <a:xfrm>
+                        <a:off x="0" y="0"/>
+                        <a:ext cx="7811770" cy="179705"/>
+                      </a:xfrm>
+                      <a:prstGeom prst="rect">
+                        <a:avLst/>
+                      </a:prstGeom>
+                      <a:solidFill>
+                        <a:srgbClr val="F15852"/>
+                      </a:solidFill>
+                      <a:ln>
+                        <a:noFill/>
+                      </a:ln>
+                    </wps:spPr>
+                    <wps:style>
+                      <a:lnRef idx="2">
+                        <a:schemeClr val="accent1">
+                          <a:shade val="15000"/>
+                        </a:schemeClr>
+                      </a:lnRef>
+                      <a:fillRef idx="1">
+                        <a:schemeClr val="accent1"/>
+                      </a:fillRef>
+                      <a:effectRef idx="0">
+                        <a:schemeClr val="accent1"/>
+                      </a:effectRef>
+                      <a:fontRef idx="minor">
+                        <a:schemeClr val="lt1"/>
+                      </a:fontRef>
+                    </wps:style>
+                    <wps:bodyPr rot="0" spcFirstLastPara="0" vertOverflow="overflow" horzOverflow="overflow" vert="horz" wrap="square" lIns="91440" tIns="45720" rIns="91440" bIns="45720" numCol="1" spcCol="0" rtlCol="0" fromWordArt="0" anchor="ctr" anchorCtr="0" forceAA="0" compatLnSpc="1">
+                      <a:prstTxWarp prst="textNoShape">
+                        <a:avLst/>
+                      </a:prstTxWarp>
+                      <a:noAutofit/>
+                    </wps:bodyPr>
+                  </wps:wsp>
+                </a:graphicData>
+              </a:graphic>
+              <wp14:sizeRelH relativeFrom="margin">
+                <wp14:pctWidth>0</wp14:pctWidth>
+              </wp14:sizeRelH>
+              <wp14:sizeRelV relativeFrom="margin">
+                <wp14:pctHeight>0</wp14:pctHeight>
+              </wp14:sizeRelV>
+            </wp:anchor>
+          </w:drawing>
+        </mc:Choice>
+        <mc:Fallback xmlns:a14="http://schemas.microsoft.com/office/drawing/2010/main" xmlns:pic="http://schemas.openxmlformats.org/drawingml/2006/picture" xmlns:a="http://schemas.openxmlformats.org/drawingml/2006/main">
+          <w:pict>
+            <v:rect id="Rectangle 5" style="position:absolute;margin-left:-68.75pt;margin-top:177.1pt;width:615.1pt;height:14.15pt;z-index:251827712;visibility:visible;mso-wrap-style:square;mso-width-percent:0;mso-height-percent:0;mso-wrap-distance-left:9pt;mso-wrap-distance-top:0;mso-wrap-distance-right:9pt;mso-wrap-distance-bottom:0;mso-position-horizontal:absolute;mso-position-horizontal-relative:text;mso-position-vertical:absolute;mso-position-vertical-relative:text;mso-width-percent:0;mso-height-percent:0;mso-width-relative:margin;mso-height-relative:margin;v-text-anchor:middle" o:spid="_x0000_s1026" fillcolor="#f15852" stroked="f" strokeweight="1pt" w14:anchorId="27FE8BF7" o:gfxdata="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"/>
+          </w:pict>
+        </mc:Fallback>
+      </mc:AlternateContent>
+    </w:r>
+    <w:r>
+      <w:rPr>
+        <w:noProof/>
+      </w:rPr>
+      <w:drawing>
+        <wp:anchor distT="0" distB="0" distL="114300" distR="114300" simplePos="0" relativeHeight="251656704" behindDoc="0" locked="0" layoutInCell="1" allowOverlap="1" wp14:anchorId="7ED4925D" wp14:editId="3BFFFE7C">
+          <wp:simplePos x="0" y="0"/>
+          <wp:positionH relativeFrom="margin">
+            <wp:posOffset>2004695</wp:posOffset>
+          </wp:positionH>
+          <wp:positionV relativeFrom="margin">
+            <wp:posOffset>4445</wp:posOffset>
+          </wp:positionV>
+          <wp:extent cx="1835785" cy="1601470"/>
+          <wp:effectExtent l="0" t="0" r="0" b="0"/>
+          <wp:wrapSquare wrapText="bothSides"/>
+          <wp:docPr id="438829090" name="Picture 3" descr="A red and white sign with white fish and plants&#10;&#10;Description automatically generated"/>
+          <wp:cNvGraphicFramePr>
+            <a:graphicFrameLocks xmlns:a="http://schemas.openxmlformats.org/drawingml/2006/main" noChangeAspect="1"/>
+          </wp:cNvGraphicFramePr>
+          <a:graphic xmlns:a="http://schemas.openxmlformats.org/drawingml/2006/main">
+            <a:graphicData uri="http://schemas.openxmlformats.org/drawingml/2006/picture">
+              <pic:pic xmlns:pic="http://schemas.openxmlformats.org/drawingml/2006/picture">
+                <pic:nvPicPr>
+                  <pic:cNvPr id="484239378" name="Picture 3" descr="A red and white sign with white fish and plants&#10;&#10;Description automatically generated"/>
+                  <pic:cNvPicPr/>
+                </pic:nvPicPr>
+                <pic:blipFill>
+                  <a:blip r:embed="rId1" cstate="print">
+                    <a:extLst>
+                      <a:ext uri="{28A0092B-C50C-407E-A947-70E740481C1C}">
+                        <a14:useLocalDpi xmlns:a14="http://schemas.microsoft.com/office/drawing/2010/main" val="0"/>
+                      </a:ext>
+                    </a:extLst>
+                  </a:blip>
+                  <a:stretch>
+                    <a:fillRect/>
+                  </a:stretch>
+                </pic:blipFill>
+                <pic:spPr>
+                  <a:xfrm>
+                    <a:off x="0" y="0"/>
+                    <a:ext cx="1835785" cy="1601470"/>
+                  </a:xfrm>
+                  <a:prstGeom prst="rect">
+                    <a:avLst/>
+                  </a:prstGeom>
+                </pic:spPr>
+              </pic:pic>
+            </a:graphicData>
+          </a:graphic>
+          <wp14:sizeRelH relativeFrom="margin">
+            <wp14:pctWidth>0</wp14:pctWidth>
+          </wp14:sizeRelH>
+          <wp14:sizeRelV relativeFrom="margin">
+            <wp14:pctHeight>0</wp14:pctHeight>
+          </wp14:sizeRelV>
+        </wp:anchor>
+      </w:drawing>
+    </w:r>
+    <w:r>
+      <w:rPr>
+        <w:noProof/>
+      </w:rPr>
+      <mc:AlternateContent>
+        <mc:Choice Requires="wps">
+          <w:drawing>
+            <wp:anchor distT="0" distB="0" distL="114300" distR="114300" simplePos="0" relativeHeight="251655680" behindDoc="1" locked="0" layoutInCell="1" allowOverlap="1" wp14:anchorId="66D2A8E5" wp14:editId="3AA64ED4">
+              <wp:simplePos x="0" y="0"/>
+              <wp:positionH relativeFrom="page">
+                <wp:posOffset>-12065</wp:posOffset>
+              </wp:positionH>
+              <wp:positionV relativeFrom="paragraph">
+                <wp:posOffset>2303145</wp:posOffset>
+              </wp:positionV>
+              <wp:extent cx="7595870" cy="6173470"/>
+              <wp:effectExtent l="0" t="0" r="5080" b="0"/>
+              <wp:wrapNone/>
+              <wp:docPr id="1776010017" name="Rectangle 195"/>
+              <wp:cNvGraphicFramePr/>
+              <a:graphic xmlns:a="http://schemas.openxmlformats.org/drawingml/2006/main">
+                <a:graphicData uri="http://schemas.microsoft.com/office/word/2010/wordprocessingShape">
+                  <wps:wsp>
+                    <wps:cNvSpPr/>
+                    <wps:spPr>
+                      <a:xfrm>
+                        <a:off x="0" y="0"/>
+                        <a:ext cx="7595870" cy="6173470"/>
+                      </a:xfrm>
+                      <a:prstGeom prst="rect">
+                        <a:avLst/>
+                      </a:prstGeom>
+                      <a:solidFill>
+                        <a:schemeClr val="accent1"/>
+                      </a:solidFill>
+                      <a:ln>
+                        <a:noFill/>
+                      </a:ln>
+                    </wps:spPr>
+                    <wps:style>
+                      <a:lnRef idx="2">
+                        <a:schemeClr val="accent1">
+                          <a:shade val="50000"/>
+                        </a:schemeClr>
+                      </a:lnRef>
+                      <a:fillRef idx="1">
+                        <a:schemeClr val="accent1"/>
+                      </a:fillRef>
+                      <a:effectRef idx="0">
+                        <a:schemeClr val="accent1"/>
+                      </a:effectRef>
+                      <a:fontRef idx="minor">
+                        <a:schemeClr val="lt1"/>
+                      </a:fontRef>
+                    </wps:style>
+                    <wps:txbx>
+                      <w:txbxContent>
+                        <w:p>
+                          <w:pPr>
+                            <w:pStyle w:val="NoSpacing"/>
+                            <w:spacing w:before="120"/>
+                            <w:rPr>
+                              <w:color w:val="FFFFFF" w:themeColor="background1"/>
+                            </w:rPr>
+                          </w:pPr>
+                        </w:p>
+                      </w:txbxContent>
+                    </wps:txbx>
+                    <wps:bodyPr rot="0" spcFirstLastPara="0" vertOverflow="overflow" horzOverflow="overflow" vert="horz" wrap="square" lIns="457200" tIns="731520" rIns="457200" bIns="457200" numCol="1" spcCol="0" rtlCol="0" fromWordArt="0" anchor="b" anchorCtr="0" forceAA="0" compatLnSpc="1">
+                      <a:prstTxWarp prst="textNoShape">
+                        <a:avLst/>
+                      </a:prstTxWarp>
+                      <a:noAutofit/>
+                    </wps:bodyPr>
+                  </wps:wsp>
+                </a:graphicData>
+              </a:graphic>
+              <wp14:sizeRelH relativeFrom="margin">
+                <wp14:pctWidth>0</wp14:pctWidth>
+              </wp14:sizeRelH>
+              <wp14:sizeRelV relativeFrom="margin">
+                <wp14:pctHeight>0</wp14:pctHeight>
+              </wp14:sizeRelV>
+            </wp:anchor>
+          </w:drawing>
+        </mc:Choice>
+        <mc:Fallback xmlns:a14="http://schemas.microsoft.com/office/drawing/2010/main" xmlns:pic="http://schemas.openxmlformats.org/drawingml/2006/picture" xmlns:a="http://schemas.openxmlformats.org/drawingml/2006/main">
+          <w:pict>
+            <v:rect id="Rectangle 195" style="position:absolute;left:0;text-align:left;margin-left:-.95pt;margin-top:181.35pt;width:598.1pt;height:486.1pt;z-index:-251714048;visibility:visible;mso-wrap-style:square;mso-width-percent:0;mso-height-percent:0;mso-wrap-distance-left:9pt;mso-wrap-distance-top:0;mso-wrap-distance-right:9pt;mso-wrap-distance-bottom:0;mso-position-horizontal:absolute;mso-position-horizontal-relative:page;mso-position-vertical:absolute;mso-position-vertical-relative:text;mso-width-percent:0;mso-height-percent:0;mso-width-relative:margin;mso-height-relative:margin;v-text-anchor:bottom" o:spid="_x0000_s1026" fillcolor="#c40f14 [3204]" stroked="f" strokeweight="1pt" w14:anchorId="66D2A8E5" o:gfxdata="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">
+              <v:textbox inset="36pt,57.6pt,36pt,36pt">
+                <w:txbxContent>
+                  <w:p>
+                    <w:pPr>
+                      <w:pStyle w:val="NoSpacing"/>
+                      <w:spacing w:before="120"/>
+                      <w:rPr>
+                        <w:color w:val="FFFFFF" w:themeColor="background1"/>
+                      </w:rPr>
+                    </w:pPr>
+                  </w:p>
+                </w:txbxContent>
+              </v:textbox>
+              <w10:wrap anchorx="page"/>
+            </v:rect>
+          </w:pict>
+        </mc:Fallback>
+      </mc:AlternateContent>
+    </w:r>
+  </w:p>
+</w:hdr>
+</file>
+
+<file path=word/header5.xml><?xml version="1.0" encoding="utf-8"?>
+<w:hdr xmlns:wpc="http://schemas.microsoft.com/office/word/2010/wordprocessingCanvas" xmlns:cx="http://schemas.microsoft.com/office/drawing/2014/chartex" xmlns:cx1="http://schemas.microsoft.com/office/drawing/2015/9/8/chartex" xmlns:cx2="http://schemas.microsoft.com/office/drawing/2015/10/21/chartex" xmlns:cx3="http://schemas.microsoft.com/office/drawing/2016/5/9/chartex" xmlns:cx4="http://schemas.microsoft.com/office/drawing/2016/5/10/chartex" xmlns:cx5="http://schemas.microsoft.com/office/drawing/2016/5/11/chartex" xmlns:cx6="http://schemas.microsoft.com/office/drawing/2016/5/12/chartex" xmlns:cx7="http://schemas.microsoft.com/office/drawing/2016/5/13/chartex" xmlns:cx8="http://schemas.microsoft.com/office/drawing/2016/5/14/chartex" xmlns:mc="http://schemas.openxmlformats.org/markup-compatibility/2006" xmlns:aink="http://schemas.microsoft.com/office/drawing/2016/ink" xmlns:am3d="http://schemas.microsoft.com/office/drawing/2017/model3d" xmlns:o="urn:schemas-microsoft-com:office:office" xmlns:oel="http://schemas.microsoft.com/office/2019/extlst" xmlns:r="http://schemas.openxmlformats.org/officeDocument/2006/relationships" xmlns:m="http://schemas.openxmlformats.org/officeDocument/2006/math" xmlns:v="urn:schemas-microsoft-com:vml" xmlns:wp14="http://schemas.microsoft.com/office/word/2010/wordprocessingDrawing" xmlns:wp="http://schemas.openxmlformats.org/drawingml/2006/wordprocessingDrawing" xmlns:w10="urn:schemas-microsoft-com:office:word" xmlns:w="http://schemas.openxmlformats.org/wordprocessingml/2006/main" xmlns:w14="http://schemas.microsoft.com/office/word/2010/wordml" xmlns:w15="http://schemas.microsoft.com/office/word/2012/wordml" xmlns:w16cex="http://schemas.microsoft.com/office/word/2018/wordml/cex" xmlns:w16cid="http://schemas.microsoft.com/office/word/2016/wordml/cid" xmlns:w16="http://schemas.microsoft.com/office/word/2018/wordml" xmlns:w16du="http://schemas.microsoft.com/office/word/2023/wordml/word16du" xmlns:w16sdtdh="http://schemas.microsoft.com/office/word/2020/wordml/sdtdatahash" xmlns:w16sdtfl="http://schemas.microsoft.com/office/word/2024/wordml/sdtformatlock" xmlns:w16se="http://schemas.microsoft.com/office/word/2015/wordml/symex" xmlns:wpg="http://schemas.microsoft.com/office/word/2010/wordprocessingGroup" xmlns:wpi="http://schemas.microsoft.com/office/word/2010/wordprocessingInk" xmlns:wne="http://schemas.microsoft.com/office/word/2006/wordml" xmlns:wps="http://schemas.microsoft.com/office/word/2010/wordprocessingShape" mc:Ignorable="w14 w15 w16se w16cid w16 w16cex w16sdtdh w16sdtfl w16du wp14">
+  <w:p>
+    <w:pPr>
+      <w:pStyle w:val="Header"/>
+      <w:jc w:val="right"/>
+    </w:pPr>
+    <w:r>
+      <w:rPr>
+        <w:noProof/>
+      </w:rPr>
+      <w:drawing>
+        <wp:inline distT="0" distB="0" distL="0" distR="0" wp14:anchorId="0C72A36D" wp14:editId="24F44565">
+          <wp:extent cx="824320" cy="720000"/>
+          <wp:effectExtent l="0" t="0" r="1270" b="4445"/>
+          <wp:docPr id="1792039751" name="Picture 6" descr="A red and white sign with white fish and plants&#10;&#10;Description automatically generated"/>
+          <wp:cNvGraphicFramePr>
+            <a:graphicFrameLocks xmlns:a="http://schemas.openxmlformats.org/drawingml/2006/main" noChangeAspect="1"/>
+          </wp:cNvGraphicFramePr>
+          <a:graphic xmlns:a="http://schemas.openxmlformats.org/drawingml/2006/main">
+            <a:graphicData uri="http://schemas.openxmlformats.org/drawingml/2006/picture">
+              <pic:pic xmlns:pic="http://schemas.openxmlformats.org/drawingml/2006/picture">
+                <pic:nvPicPr>
+                  <pic:cNvPr id="1433175099" name="Picture 5" descr="A red and white sign with white fish and plants&#10;&#10;Description automatically generated"/>
+                  <pic:cNvPicPr/>
+                </pic:nvPicPr>
+                <pic:blipFill>
+                  <a:blip r:embed="rId1">
+                    <a:extLst>
+                      <a:ext uri="{28A0092B-C50C-407E-A947-70E740481C1C}">
+                        <a14:useLocalDpi xmlns:a14="http://schemas.microsoft.com/office/drawing/2010/main" val="0"/>
+                      </a:ext>
+                    </a:extLst>
+                  </a:blip>
+                  <a:stretch>
+                    <a:fillRect/>
+                  </a:stretch>
+                </pic:blipFill>
+                <pic:spPr>
+                  <a:xfrm>
+                    <a:off x="0" y="0"/>
+                    <a:ext cx="824320" cy="720000"/>
+                  </a:xfrm>
+                  <a:prstGeom prst="rect">
+                    <a:avLst/>
+                  </a:prstGeom>
+                </pic:spPr>
+              </pic:pic>
+            </a:graphicData>
+          </a:graphic>
+        </wp:inline>
+      </w:drawing>
+    </w:r>
+  </w:p>
+</w:hdr>
+</file>
+
+<file path=word/header6.xml><?xml version="1.0" encoding="utf-8"?>
+<w:hdr xmlns:wpc="http://schemas.microsoft.com/office/word/2010/wordprocessingCanvas" xmlns:cx="http://schemas.microsoft.com/office/drawing/2014/chartex" xmlns:cx1="http://schemas.microsoft.com/office/drawing/2015/9/8/chartex" xmlns:cx2="http://schemas.microsoft.com/office/drawing/2015/10/21/chartex" xmlns:cx3="http://schemas.microsoft.com/office/drawing/2016/5/9/chartex" xmlns:cx4="http://schemas.microsoft.com/office/drawing/2016/5/10/chartex" xmlns:cx5="http://schemas.microsoft.com/office/drawing/2016/5/11/chartex" xmlns:cx6="http://schemas.microsoft.com/office/drawing/2016/5/12/chartex" xmlns:cx7="http://schemas.microsoft.com/office/drawing/2016/5/13/chartex" xmlns:cx8="http://schemas.microsoft.com/office/drawing/2016/5/14/chartex" xmlns:mc="http://schemas.openxmlformats.org/markup-compatibility/2006" xmlns:aink="http://schemas.microsoft.com/office/drawing/2016/ink" xmlns:am3d="http://schemas.microsoft.com/office/drawing/2017/model3d" xmlns:o="urn:schemas-microsoft-com:office:office" xmlns:oel="http://schemas.microsoft.com/office/2019/extlst" xmlns:r="http://schemas.openxmlformats.org/officeDocument/2006/relationships" xmlns:m="http://schemas.openxmlformats.org/officeDocument/2006/math" xmlns:v="urn:schemas-microsoft-com:vml" xmlns:wp14="http://schemas.microsoft.com/office/word/2010/wordprocessingDrawing" xmlns:wp="http://schemas.openxmlformats.org/drawingml/2006/wordprocessingDrawing" xmlns:w10="urn:schemas-microsoft-com:office:word" xmlns:w="http://schemas.openxmlformats.org/wordprocessingml/2006/main" xmlns:w14="http://schemas.microsoft.com/office/word/2010/wordml" xmlns:w15="http://schemas.microsoft.com/office/word/2012/wordml" xmlns:w16cex="http://schemas.microsoft.com/office/word/2018/wordml/cex" xmlns:w16cid="http://schemas.microsoft.com/office/word/2016/wordml/cid" xmlns:w16="http://schemas.microsoft.com/office/word/2018/wordml" xmlns:w16du="http://schemas.microsoft.com/office/word/2023/wordml/word16du" xmlns:w16sdtdh="http://schemas.microsoft.com/office/word/2020/wordml/sdtdatahash" xmlns:w16sdtfl="http://schemas.microsoft.com/office/word/2024/wordml/sdtformatlock" xmlns:w16se="http://schemas.microsoft.com/office/word/2015/wordml/symex" xmlns:wpg="http://schemas.microsoft.com/office/word/2010/wordprocessingGroup" xmlns:wpi="http://schemas.microsoft.com/office/word/2010/wordprocessingInk" xmlns:wne="http://schemas.microsoft.com/office/word/2006/wordml" xmlns:wps="http://schemas.microsoft.com/office/word/2010/wordprocessingShape" mc:Ignorable="w14 w15 w16se w16cid w16 w16cex w16sdtdh w16sdtfl w16du wp14">
+  <w:p>
+    <w:pPr>
+      <w:pStyle w:val="Header"/>
+      <w:jc w:val="right"/>
+    </w:pPr>
+    <w:r>
+      <w:rPr>
+        <w:noProof/>
+      </w:rPr>
+      <mc:AlternateContent>
+        <mc:Choice Requires="wps">
+          <w:drawing>
+            <wp:anchor distT="0" distB="0" distL="114300" distR="114300" simplePos="0" relativeHeight="251661824" behindDoc="0" locked="0" layoutInCell="1" allowOverlap="1" wp14:anchorId="4A170164" wp14:editId="6F9D4107">
+              <wp:simplePos x="0" y="0"/>
+              <wp:positionH relativeFrom="column">
+                <wp:posOffset>-873125</wp:posOffset>
+              </wp:positionH>
+              <wp:positionV relativeFrom="paragraph">
+                <wp:posOffset>2249170</wp:posOffset>
+              </wp:positionV>
+              <wp:extent cx="7811770" cy="179705"/>
+              <wp:effectExtent l="0" t="0" r="0" b="0"/>
+              <wp:wrapNone/>
+              <wp:docPr id="1904180236" name="Rectangle 5"/>
+              <wp:cNvGraphicFramePr/>
+              <a:graphic xmlns:a="http://schemas.openxmlformats.org/drawingml/2006/main">
+                <a:graphicData uri="http://schemas.microsoft.com/office/word/2010/wordprocessingShape">
+                  <wps:wsp>
+                    <wps:cNvSpPr/>
+                    <wps:spPr>
+                      <a:xfrm>
+                        <a:off x="0" y="0"/>
+                        <a:ext cx="7811770" cy="179705"/>
+                      </a:xfrm>
+                      <a:prstGeom prst="rect">
+                        <a:avLst/>
+                      </a:prstGeom>
+                      <a:solidFill>
+                        <a:srgbClr val="F15852"/>
+                      </a:solidFill>
+                      <a:ln>
+                        <a:noFill/>
+                      </a:ln>
+                    </wps:spPr>
+                    <wps:style>
+                      <a:lnRef idx="2">
+                        <a:schemeClr val="accent1">
+                          <a:shade val="15000"/>
+                        </a:schemeClr>
+                      </a:lnRef>
+                      <a:fillRef idx="1">
+                        <a:schemeClr val="accent1"/>
+                      </a:fillRef>
+                      <a:effectRef idx="0">
+                        <a:schemeClr val="accent1"/>
+                      </a:effectRef>
+                      <a:fontRef idx="minor">
+                        <a:schemeClr val="lt1"/>
+                      </a:fontRef>
+                    </wps:style>
+                    <wps:bodyPr rot="0" spcFirstLastPara="0" vertOverflow="overflow" horzOverflow="overflow" vert="horz" wrap="square" lIns="91440" tIns="45720" rIns="91440" bIns="45720" numCol="1" spcCol="0" rtlCol="0" fromWordArt="0" anchor="ctr" anchorCtr="0" forceAA="0" compatLnSpc="1">
+                      <a:prstTxWarp prst="textNoShape">
+                        <a:avLst/>
+                      </a:prstTxWarp>
+                      <a:noAutofit/>
+                    </wps:bodyPr>
+                  </wps:wsp>
+                </a:graphicData>
+              </a:graphic>
+              <wp14:sizeRelH relativeFrom="margin">
+                <wp14:pctWidth>0</wp14:pctWidth>
+              </wp14:sizeRelH>
+              <wp14:sizeRelV relativeFrom="margin">
+                <wp14:pctHeight>0</wp14:pctHeight>
+              </wp14:sizeRelV>
+            </wp:anchor>
+          </w:drawing>
+        </mc:Choice>
+        <mc:Fallback xmlns:a14="http://schemas.microsoft.com/office/drawing/2010/main" xmlns:pic="http://schemas.openxmlformats.org/drawingml/2006/picture" xmlns:a="http://schemas.openxmlformats.org/drawingml/2006/main">
+          <w:pict>
+            <v:rect id="Rectangle 5" style="position:absolute;margin-left:-68.75pt;margin-top:177.1pt;width:615.1pt;height:14.15pt;z-index:251827712;visibility:visible;mso-wrap-style:square;mso-width-percent:0;mso-height-percent:0;mso-wrap-distance-left:9pt;mso-wrap-distance-top:0;mso-wrap-distance-right:9pt;mso-wrap-distance-bottom:0;mso-position-horizontal:absolute;mso-position-horizontal-relative:text;mso-position-vertical:absolute;mso-position-vertical-relative:text;mso-width-percent:0;mso-height-percent:0;mso-width-relative:margin;mso-height-relative:margin;v-text-anchor:middle" o:spid="_x0000_s1026" fillcolor="#f15852" stroked="f" strokeweight="1pt" w14:anchorId="27FE8BF7" o:gfxdata="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"/>
+          </w:pict>
+        </mc:Fallback>
+      </mc:AlternateContent>
+    </w:r>
+    <w:r>
+      <w:rPr>
+        <w:noProof/>
+      </w:rPr>
+      <w:drawing>
+        <wp:anchor distT="0" distB="0" distL="114300" distR="114300" simplePos="0" relativeHeight="251658752" behindDoc="0" locked="0" layoutInCell="1" allowOverlap="1" wp14:anchorId="7ED4925D" wp14:editId="3BFFFE7C">
+          <wp:simplePos x="0" y="0"/>
+          <wp:positionH relativeFrom="margin">
+            <wp:posOffset>2004695</wp:posOffset>
+          </wp:positionH>
+          <wp:positionV relativeFrom="margin">
+            <wp:posOffset>4445</wp:posOffset>
+          </wp:positionV>
+          <wp:extent cx="1835785" cy="1601470"/>
+          <wp:effectExtent l="0" t="0" r="0" b="0"/>
+          <wp:wrapSquare wrapText="bothSides"/>
+          <wp:docPr id="1933436163" name="Picture 3" descr="A red and white sign with white fish and plants&#10;&#10;Description automatically generated"/>
+          <wp:cNvGraphicFramePr>
+            <a:graphicFrameLocks xmlns:a="http://schemas.openxmlformats.org/drawingml/2006/main" noChangeAspect="1"/>
+          </wp:cNvGraphicFramePr>
+          <a:graphic xmlns:a="http://schemas.openxmlformats.org/drawingml/2006/main">
+            <a:graphicData uri="http://schemas.openxmlformats.org/drawingml/2006/picture">
+              <pic:pic xmlns:pic="http://schemas.openxmlformats.org/drawingml/2006/picture">
+                <pic:nvPicPr>
+                  <pic:cNvPr id="484239378" name="Picture 3" descr="A red and white sign with white fish and plants&#10;&#10;Description automatically generated"/>
+                  <pic:cNvPicPr/>
+                </pic:nvPicPr>
+                <pic:blipFill>
+                  <a:blip r:embed="rId1" cstate="print">
+                    <a:extLst>
+                      <a:ext uri="{28A0092B-C50C-407E-A947-70E740481C1C}">
+                        <a14:useLocalDpi xmlns:a14="http://schemas.microsoft.com/office/drawing/2010/main" val="0"/>
+                      </a:ext>
+                    </a:extLst>
+                  </a:blip>
+                  <a:stretch>
+                    <a:fillRect/>
+                  </a:stretch>
+                </pic:blipFill>
+                <pic:spPr>
+                  <a:xfrm>
+                    <a:off x="0" y="0"/>
+                    <a:ext cx="1835785" cy="1601470"/>
+                  </a:xfrm>
+                  <a:prstGeom prst="rect">
+                    <a:avLst/>
+                  </a:prstGeom>
+                </pic:spPr>
+              </pic:pic>
+            </a:graphicData>
+          </a:graphic>
+          <wp14:sizeRelH relativeFrom="margin">
+            <wp14:pctWidth>0</wp14:pctWidth>
+          </wp14:sizeRelH>
+          <wp14:sizeRelV relativeFrom="margin">
+            <wp14:pctHeight>0</wp14:pctHeight>
+          </wp14:sizeRelV>
+        </wp:anchor>
+      </w:drawing>
+    </w:r>
+    <w:r>
+      <w:rPr>
+        <w:noProof/>
+      </w:rPr>
+      <mc:AlternateContent>
+        <mc:Choice Requires="wps">
+          <w:drawing>
+            <wp:anchor distT="0" distB="0" distL="114300" distR="114300" simplePos="0" relativeHeight="251653632" behindDoc="1" locked="0" layoutInCell="1" allowOverlap="1" wp14:anchorId="66D2A8E5" wp14:editId="3AA64ED4">
+              <wp:simplePos x="0" y="0"/>
+              <wp:positionH relativeFrom="page">
+                <wp:posOffset>-12065</wp:posOffset>
+              </wp:positionH>
+              <wp:positionV relativeFrom="paragraph">
+                <wp:posOffset>2303145</wp:posOffset>
+              </wp:positionV>
+              <wp:extent cx="7595870" cy="6173470"/>
+              <wp:effectExtent l="0" t="0" r="5080" b="0"/>
+              <wp:wrapNone/>
+              <wp:docPr id="233391501" name="Rectangle 195"/>
               <wp:cNvGraphicFramePr/>
               <a:graphic xmlns:a="http://schemas.openxmlformats.org/drawingml/2006/main">
                 <a:graphicData uri="http://schemas.microsoft.com/office/word/2010/wordprocessingShape">
@@ -10782,6 +11534,19 @@
 </file>
 
 <file path=customXml/item1.xml><?xml version="1.0" encoding="utf-8"?>
+<b:Sources xmlns:b="http://schemas.openxmlformats.org/officeDocument/2006/bibliography" xmlns="http://schemas.openxmlformats.org/officeDocument/2006/bibliography" SelectedStyle="\APASixthEditionOfficeOnline.xsl" StyleName="APA" Version="6"/>
+</file>
+
+<file path=customXml/item2.xml><?xml version="1.0" encoding="utf-8"?>
+<?mso-contentType ?>
+<FormTemplates xmlns="http://schemas.microsoft.com/sharepoint/v3/contenttype/forms">
+  <Display>DocumentLibraryForm</Display>
+  <Edit>DocumentLibraryForm</Edit>
+  <New>DocumentLibraryForm</New>
+</FormTemplates>
+</file>
+
+<file path=customXml/item3.xml><?xml version="1.0" encoding="utf-8"?>
 <ct:contentTypeSchema xmlns:ct="http://schemas.microsoft.com/office/2006/metadata/contentType" xmlns:ma="http://schemas.microsoft.com/office/2006/metadata/properties/metaAttributes" ct:_="" ma:_="" ma:contentTypeName="Document" ma:contentTypeID="0x0101008827DE5994703046BF5BAAA9984544DA" ma:contentTypeVersion="13" ma:contentTypeDescription="Create a new document." ma:contentTypeScope="" ma:versionID="c0d8a888f249fa3822f1351c43368e7d">
   <xsd:schema xmlns:xsd="http://www.w3.org/2001/XMLSchema" xmlns:xs="http://www.w3.org/2001/XMLSchema" xmlns:p="http://schemas.microsoft.com/office/2006/metadata/properties" xmlns:ns2="8ec8bf30-ae84-4ee6-8563-ef353822da9f" xmlns:ns3="c00bae5a-3b36-4533-92b3-e4089a8077bd" targetNamespace="http://schemas.microsoft.com/office/2006/metadata/properties" ma:root="true" ma:fieldsID="c9d04544661a3d10c547b7efaca18eb5" ns2:_="" ns3:_="">
     <xsd:import namespace="8ec8bf30-ae84-4ee6-8563-ef353822da9f"/>
@@ -10988,7 +11753,7 @@
 </ct:contentTypeSchema>
 </file>
 
-<file path=customXml/item2.xml><?xml version="1.0" encoding="utf-8"?>
+<file path=customXml/item4.xml><?xml version="1.0" encoding="utf-8"?>
 <p:properties xmlns:p="http://schemas.microsoft.com/office/2006/metadata/properties" xmlns:xsi="http://www.w3.org/2001/XMLSchema-instance" xmlns:pc="http://schemas.microsoft.com/office/infopath/2007/PartnerControls">
   <documentManagement>
     <lcf76f155ced4ddcb4097134ff3c332f xmlns="8ec8bf30-ae84-4ee6-8563-ef353822da9f">
@@ -10999,35 +11764,7 @@
 </p:properties>
 </file>
 
-<file path=customXml/item3.xml><?xml version="1.0" encoding="utf-8"?>
-<b:Sources xmlns:b="http://schemas.openxmlformats.org/officeDocument/2006/bibliography" xmlns="http://schemas.openxmlformats.org/officeDocument/2006/bibliography" SelectedStyle="\APASixthEditionOfficeOnline.xsl" StyleName="APA" Version="6"/>
-</file>
-
-<file path=customXml/item4.xml><?xml version="1.0" encoding="utf-8"?>
-<?mso-contentType ?>
-<FormTemplates xmlns="http://schemas.microsoft.com/sharepoint/v3/contenttype/forms">
-  <Display>DocumentLibraryForm</Display>
-  <Edit>DocumentLibraryForm</Edit>
-  <New>DocumentLibraryForm</New>
-</FormTemplates>
-</file>
-
 <file path=customXml/itemProps1.xml><?xml version="1.0" encoding="utf-8"?>
-<ds:datastoreItem xmlns:ds="http://schemas.openxmlformats.org/officeDocument/2006/customXml" ds:itemID="{DB525317-5CD9-43DE-B26B-391042689E36}"/>
-</file>
-
-<file path=customXml/itemProps2.xml><?xml version="1.0" encoding="utf-8"?>
-<ds:datastoreItem xmlns:ds="http://schemas.openxmlformats.org/officeDocument/2006/customXml" ds:itemID="{C80FDC1E-AEAD-4C53-B551-73D954C1A7C4}">
-  <ds:schemaRefs>
-    <ds:schemaRef ds:uri="http://schemas.microsoft.com/office/2006/metadata/properties"/>
-    <ds:schemaRef ds:uri="http://schemas.microsoft.com/office/infopath/2007/PartnerControls"/>
-    <ds:schemaRef ds:uri="7d572009-9ac3-4271-a620-f3286363ef13"/>
-    <ds:schemaRef ds:uri="627d0715-5fb4-49a7-bc03-6e3cbb81c69b"/>
-  </ds:schemaRefs>
-</ds:datastoreItem>
-</file>
-
-<file path=customXml/itemProps3.xml><?xml version="1.0" encoding="utf-8"?>
 <ds:datastoreItem xmlns:ds="http://schemas.openxmlformats.org/officeDocument/2006/customXml" ds:itemID="{7ADB581E-5879-4DDD-88AD-E94D3DF65575}">
   <ds:schemaRefs>
     <ds:schemaRef ds:uri="http://schemas.openxmlformats.org/officeDocument/2006/bibliography"/>
@@ -11035,10 +11772,40 @@
 </ds:datastoreItem>
 </file>
 
-<file path=customXml/itemProps4.xml><?xml version="1.0" encoding="utf-8"?>
+<file path=customXml/itemProps2.xml><?xml version="1.0" encoding="utf-8"?>
 <ds:datastoreItem xmlns:ds="http://schemas.openxmlformats.org/officeDocument/2006/customXml" ds:itemID="{50F95D34-3D48-4F65-9662-AFE39A45341E}">
   <ds:schemaRefs>
     <ds:schemaRef ds:uri="http://schemas.microsoft.com/sharepoint/v3/contenttype/forms"/>
+  </ds:schemaRefs>
+</ds:datastoreItem>
+</file>
+
+<file path=customXml/itemProps3.xml><?xml version="1.0" encoding="utf-8"?>
+<ds:datastoreItem xmlns:ds="http://schemas.openxmlformats.org/officeDocument/2006/customXml" ds:itemID="{DB525317-5CD9-43DE-B26B-391042689E36}">
+  <ds:schemaRefs>
+    <ds:schemaRef ds:uri="http://schemas.microsoft.com/office/2006/metadata/contentType"/>
+    <ds:schemaRef ds:uri="http://schemas.microsoft.com/office/2006/metadata/properties/metaAttributes"/>
+    <ds:schemaRef ds:uri="http://www.w3.org/2001/XMLSchema"/>
+    <ds:schemaRef ds:uri="http://schemas.microsoft.com/office/2006/metadata/properties"/>
+    <ds:schemaRef ds:uri="8ec8bf30-ae84-4ee6-8563-ef353822da9f"/>
+    <ds:schemaRef ds:uri="c00bae5a-3b36-4533-92b3-e4089a8077bd"/>
+    <ds:schemaRef ds:uri="http://schemas.microsoft.com/office/2006/documentManagement/types"/>
+    <ds:schemaRef ds:uri="http://schemas.microsoft.com/office/infopath/2007/PartnerControls"/>
+    <ds:schemaRef ds:uri="http://schemas.openxmlformats.org/package/2006/metadata/core-properties"/>
+    <ds:schemaRef ds:uri="http://purl.org/dc/elements/1.1/"/>
+    <ds:schemaRef ds:uri="http://purl.org/dc/terms/"/>
+    <ds:schemaRef ds:uri="http://schemas.microsoft.com/internal/obd"/>
+  </ds:schemaRefs>
+</ds:datastoreItem>
+</file>
+
+<file path=customXml/itemProps4.xml><?xml version="1.0" encoding="utf-8"?>
+<ds:datastoreItem xmlns:ds="http://schemas.openxmlformats.org/officeDocument/2006/customXml" ds:itemID="{C80FDC1E-AEAD-4C53-B551-73D954C1A7C4}">
+  <ds:schemaRefs>
+    <ds:schemaRef ds:uri="http://schemas.microsoft.com/office/2006/metadata/properties"/>
+    <ds:schemaRef ds:uri="http://schemas.microsoft.com/office/infopath/2007/PartnerControls"/>
+    <ds:schemaRef ds:uri="8ec8bf30-ae84-4ee6-8563-ef353822da9f"/>
+    <ds:schemaRef ds:uri="c00bae5a-3b36-4533-92b3-e4089a8077bd"/>
   </ds:schemaRefs>
 </ds:datastoreItem>
 </file>

--- a/deliverables/Final Deliverables/SURIMI_D3.8_MSE_final.docx
+++ b/deliverables/Final Deliverables/SURIMI_D3.8_MSE_final.docx
@@ -442,6 +442,15 @@
             <w:pPr>
               <w:cnfStyle w:val="000000100000" w:firstRow="0" w:lastRow="0" w:firstColumn="0" w:lastColumn="0" w:oddVBand="0" w:evenVBand="0" w:oddHBand="1" w:evenHBand="0" w:firstRowFirstColumn="0" w:firstRowLastColumn="0" w:lastRowFirstColumn="0" w:lastRowLastColumn="0"/>
             </w:pPr>
+            <w:r>
+              <w:t>3</w:t>
+            </w:r>
+            <w:r>
+              <w:t>0</w:t>
+            </w:r>
+            <w:r>
+              <w:t xml:space="preserve"> October 2026</w:t>
+            </w:r>
           </w:p>
         </w:tc>
       </w:tr>
@@ -8269,7 +8278,7 @@
             </wp:anchor>
           </w:drawing>
         </mc:Choice>
-        <mc:Fallback xmlns:a14="http://schemas.microsoft.com/office/drawing/2010/main" xmlns:pic="http://schemas.openxmlformats.org/drawingml/2006/picture" xmlns:a="http://schemas.openxmlformats.org/drawingml/2006/main">
+        <mc:Fallback xmlns:a="http://schemas.openxmlformats.org/drawingml/2006/main" xmlns:pic="http://schemas.openxmlformats.org/drawingml/2006/picture" xmlns:a14="http://schemas.microsoft.com/office/drawing/2010/main">
           <w:pict>
             <v:rect id="Rectangle 5" style="position:absolute;margin-left:-68.75pt;margin-top:177.1pt;width:615.1pt;height:14.15pt;z-index:251827712;visibility:visible;mso-wrap-style:square;mso-width-percent:0;mso-height-percent:0;mso-wrap-distance-left:9pt;mso-wrap-distance-top:0;mso-wrap-distance-right:9pt;mso-wrap-distance-bottom:0;mso-position-horizontal:absolute;mso-position-horizontal-relative:text;mso-position-vertical:absolute;mso-position-vertical-relative:text;mso-width-percent:0;mso-height-percent:0;mso-width-relative:margin;mso-height-relative:margin;v-text-anchor:middle" o:spid="_x0000_s1026" fillcolor="#f15852" stroked="f" strokeweight="1pt" w14:anchorId="27FE8BF7" o:gfxdata="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"/>
           </w:pict>
@@ -8422,7 +8431,7 @@
             </wp:anchor>
           </w:drawing>
         </mc:Choice>
-        <mc:Fallback xmlns:a14="http://schemas.microsoft.com/office/drawing/2010/main" xmlns:pic="http://schemas.openxmlformats.org/drawingml/2006/picture" xmlns:a="http://schemas.openxmlformats.org/drawingml/2006/main">
+        <mc:Fallback xmlns:a="http://schemas.openxmlformats.org/drawingml/2006/main" xmlns:pic="http://schemas.openxmlformats.org/drawingml/2006/picture" xmlns:a14="http://schemas.microsoft.com/office/drawing/2010/main">
           <w:pict>
             <v:rect id="Rectangle 195" style="position:absolute;left:0;text-align:left;margin-left:-.95pt;margin-top:181.35pt;width:598.1pt;height:486.1pt;z-index:-251714048;visibility:visible;mso-wrap-style:square;mso-width-percent:0;mso-height-percent:0;mso-wrap-distance-left:9pt;mso-wrap-distance-top:0;mso-wrap-distance-right:9pt;mso-wrap-distance-bottom:0;mso-position-horizontal:absolute;mso-position-horizontal-relative:page;mso-position-vertical:absolute;mso-position-vertical-relative:text;mso-width-percent:0;mso-height-percent:0;mso-width-relative:margin;mso-height-relative:margin;v-text-anchor:bottom" o:spid="_x0000_s1026" fillcolor="#c40f14 [3204]" stroked="f" strokeweight="1pt" w14:anchorId="66D2A8E5" o:gfxdata="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">
               <v:textbox inset="36pt,57.6pt,36pt,36pt">
@@ -8585,7 +8594,7 @@
             </wp:anchor>
           </w:drawing>
         </mc:Choice>
-        <mc:Fallback xmlns:a14="http://schemas.microsoft.com/office/drawing/2010/main" xmlns:pic="http://schemas.openxmlformats.org/drawingml/2006/picture" xmlns:a="http://schemas.openxmlformats.org/drawingml/2006/main">
+        <mc:Fallback xmlns:a="http://schemas.openxmlformats.org/drawingml/2006/main" xmlns:pic="http://schemas.openxmlformats.org/drawingml/2006/picture" xmlns:a14="http://schemas.microsoft.com/office/drawing/2010/main">
           <w:pict>
             <v:rect id="Rectangle 5" style="position:absolute;margin-left:-68.75pt;margin-top:177.1pt;width:615.1pt;height:14.15pt;z-index:251827712;visibility:visible;mso-wrap-style:square;mso-width-percent:0;mso-height-percent:0;mso-wrap-distance-left:9pt;mso-wrap-distance-top:0;mso-wrap-distance-right:9pt;mso-wrap-distance-bottom:0;mso-position-horizontal:absolute;mso-position-horizontal-relative:text;mso-position-vertical:absolute;mso-position-vertical-relative:text;mso-width-percent:0;mso-height-percent:0;mso-width-relative:margin;mso-height-relative:margin;v-text-anchor:middle" o:spid="_x0000_s1026" fillcolor="#f15852" stroked="f" strokeweight="1pt" w14:anchorId="27FE8BF7" o:gfxdata="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"/>
           </w:pict>
@@ -8738,7 +8747,7 @@
             </wp:anchor>
           </w:drawing>
         </mc:Choice>
-        <mc:Fallback xmlns:a14="http://schemas.microsoft.com/office/drawing/2010/main" xmlns:pic="http://schemas.openxmlformats.org/drawingml/2006/picture" xmlns:a="http://schemas.openxmlformats.org/drawingml/2006/main">
+        <mc:Fallback xmlns:a="http://schemas.openxmlformats.org/drawingml/2006/main" xmlns:pic="http://schemas.openxmlformats.org/drawingml/2006/picture" xmlns:a14="http://schemas.microsoft.com/office/drawing/2010/main">
           <w:pict>
             <v:rect id="Rectangle 195" style="position:absolute;left:0;text-align:left;margin-left:-.95pt;margin-top:181.35pt;width:598.1pt;height:486.1pt;z-index:-251714048;visibility:visible;mso-wrap-style:square;mso-width-percent:0;mso-height-percent:0;mso-wrap-distance-left:9pt;mso-wrap-distance-top:0;mso-wrap-distance-right:9pt;mso-wrap-distance-bottom:0;mso-position-horizontal:absolute;mso-position-horizontal-relative:page;mso-position-vertical:absolute;mso-position-vertical-relative:text;mso-width-percent:0;mso-height-percent:0;mso-width-relative:margin;mso-height-relative:margin;v-text-anchor:bottom" o:spid="_x0000_s1026" fillcolor="#c40f14 [3204]" stroked="f" strokeweight="1pt" w14:anchorId="66D2A8E5" o:gfxdata="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">
               <v:textbox inset="36pt,57.6pt,36pt,36pt">
@@ -8901,7 +8910,7 @@
             </wp:anchor>
           </w:drawing>
         </mc:Choice>
-        <mc:Fallback xmlns:a14="http://schemas.microsoft.com/office/drawing/2010/main" xmlns:pic="http://schemas.openxmlformats.org/drawingml/2006/picture" xmlns:a="http://schemas.openxmlformats.org/drawingml/2006/main">
+        <mc:Fallback xmlns:a="http://schemas.openxmlformats.org/drawingml/2006/main" xmlns:pic="http://schemas.openxmlformats.org/drawingml/2006/picture" xmlns:a14="http://schemas.microsoft.com/office/drawing/2010/main">
           <w:pict>
             <v:rect id="Rectangle 5" style="position:absolute;margin-left:-68.75pt;margin-top:177.1pt;width:615.1pt;height:14.15pt;z-index:251827712;visibility:visible;mso-wrap-style:square;mso-width-percent:0;mso-height-percent:0;mso-wrap-distance-left:9pt;mso-wrap-distance-top:0;mso-wrap-distance-right:9pt;mso-wrap-distance-bottom:0;mso-position-horizontal:absolute;mso-position-horizontal-relative:text;mso-position-vertical:absolute;mso-position-vertical-relative:text;mso-width-percent:0;mso-height-percent:0;mso-width-relative:margin;mso-height-relative:margin;v-text-anchor:middle" o:spid="_x0000_s1026" fillcolor="#f15852" stroked="f" strokeweight="1pt" w14:anchorId="27FE8BF7" o:gfxdata="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"/>
           </w:pict>
@@ -9054,7 +9063,7 @@
             </wp:anchor>
           </w:drawing>
         </mc:Choice>
-        <mc:Fallback xmlns:a14="http://schemas.microsoft.com/office/drawing/2010/main" xmlns:pic="http://schemas.openxmlformats.org/drawingml/2006/picture" xmlns:a="http://schemas.openxmlformats.org/drawingml/2006/main">
+        <mc:Fallback xmlns:a="http://schemas.openxmlformats.org/drawingml/2006/main" xmlns:pic="http://schemas.openxmlformats.org/drawingml/2006/picture" xmlns:a14="http://schemas.microsoft.com/office/drawing/2010/main">
           <w:pict>
             <v:rect id="Rectangle 195" style="position:absolute;left:0;text-align:left;margin-left:-.95pt;margin-top:181.35pt;width:598.1pt;height:486.1pt;z-index:-251714048;visibility:visible;mso-wrap-style:square;mso-width-percent:0;mso-height-percent:0;mso-wrap-distance-left:9pt;mso-wrap-distance-top:0;mso-wrap-distance-right:9pt;mso-wrap-distance-bottom:0;mso-position-horizontal:absolute;mso-position-horizontal-relative:page;mso-position-vertical:absolute;mso-position-vertical-relative:text;mso-width-percent:0;mso-height-percent:0;mso-width-relative:margin;mso-height-relative:margin;v-text-anchor:bottom" o:spid="_x0000_s1026" fillcolor="#c40f14 [3204]" stroked="f" strokeweight="1pt" w14:anchorId="66D2A8E5" o:gfxdata="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">
               <v:textbox inset="36pt,57.6pt,36pt,36pt">
@@ -11534,19 +11543,17 @@
 </file>
 
 <file path=customXml/item1.xml><?xml version="1.0" encoding="utf-8"?>
-<b:Sources xmlns:b="http://schemas.openxmlformats.org/officeDocument/2006/bibliography" xmlns="http://schemas.openxmlformats.org/officeDocument/2006/bibliography" SelectedStyle="\APASixthEditionOfficeOnline.xsl" StyleName="APA" Version="6"/>
+<p:properties xmlns:p="http://schemas.microsoft.com/office/2006/metadata/properties" xmlns:xsi="http://www.w3.org/2001/XMLSchema-instance" xmlns:pc="http://schemas.microsoft.com/office/infopath/2007/PartnerControls">
+  <documentManagement>
+    <lcf76f155ced4ddcb4097134ff3c332f xmlns="8ec8bf30-ae84-4ee6-8563-ef353822da9f">
+      <Terms xmlns="http://schemas.microsoft.com/office/infopath/2007/PartnerControls"/>
+    </lcf76f155ced4ddcb4097134ff3c332f>
+    <TaxCatchAll xmlns="c00bae5a-3b36-4533-92b3-e4089a8077bd" xsi:nil="true"/>
+  </documentManagement>
+</p:properties>
 </file>
 
 <file path=customXml/item2.xml><?xml version="1.0" encoding="utf-8"?>
-<?mso-contentType ?>
-<FormTemplates xmlns="http://schemas.microsoft.com/sharepoint/v3/contenttype/forms">
-  <Display>DocumentLibraryForm</Display>
-  <Edit>DocumentLibraryForm</Edit>
-  <New>DocumentLibraryForm</New>
-</FormTemplates>
-</file>
-
-<file path=customXml/item3.xml><?xml version="1.0" encoding="utf-8"?>
 <ct:contentTypeSchema xmlns:ct="http://schemas.microsoft.com/office/2006/metadata/contentType" xmlns:ma="http://schemas.microsoft.com/office/2006/metadata/properties/metaAttributes" ct:_="" ma:_="" ma:contentTypeName="Document" ma:contentTypeID="0x0101008827DE5994703046BF5BAAA9984544DA" ma:contentTypeVersion="13" ma:contentTypeDescription="Create a new document." ma:contentTypeScope="" ma:versionID="c0d8a888f249fa3822f1351c43368e7d">
   <xsd:schema xmlns:xsd="http://www.w3.org/2001/XMLSchema" xmlns:xs="http://www.w3.org/2001/XMLSchema" xmlns:p="http://schemas.microsoft.com/office/2006/metadata/properties" xmlns:ns2="8ec8bf30-ae84-4ee6-8563-ef353822da9f" xmlns:ns3="c00bae5a-3b36-4533-92b3-e4089a8077bd" targetNamespace="http://schemas.microsoft.com/office/2006/metadata/properties" ma:root="true" ma:fieldsID="c9d04544661a3d10c547b7efaca18eb5" ns2:_="" ns3:_="">
     <xsd:import namespace="8ec8bf30-ae84-4ee6-8563-ef353822da9f"/>
@@ -11753,34 +11760,31 @@
 </ct:contentTypeSchema>
 </file>
 
+<file path=customXml/item3.xml><?xml version="1.0" encoding="utf-8"?>
+<?mso-contentType ?>
+<FormTemplates xmlns="http://schemas.microsoft.com/sharepoint/v3/contenttype/forms">
+  <Display>DocumentLibraryForm</Display>
+  <Edit>DocumentLibraryForm</Edit>
+  <New>DocumentLibraryForm</New>
+</FormTemplates>
+</file>
+
 <file path=customXml/item4.xml><?xml version="1.0" encoding="utf-8"?>
-<p:properties xmlns:p="http://schemas.microsoft.com/office/2006/metadata/properties" xmlns:xsi="http://www.w3.org/2001/XMLSchema-instance" xmlns:pc="http://schemas.microsoft.com/office/infopath/2007/PartnerControls">
-  <documentManagement>
-    <lcf76f155ced4ddcb4097134ff3c332f xmlns="8ec8bf30-ae84-4ee6-8563-ef353822da9f">
-      <Terms xmlns="http://schemas.microsoft.com/office/infopath/2007/PartnerControls"/>
-    </lcf76f155ced4ddcb4097134ff3c332f>
-    <TaxCatchAll xmlns="c00bae5a-3b36-4533-92b3-e4089a8077bd" xsi:nil="true"/>
-  </documentManagement>
-</p:properties>
+<b:Sources xmlns:b="http://schemas.openxmlformats.org/officeDocument/2006/bibliography" xmlns="http://schemas.openxmlformats.org/officeDocument/2006/bibliography" SelectedStyle="\APASixthEditionOfficeOnline.xsl" StyleName="APA" Version="6"/>
 </file>
 
 <file path=customXml/itemProps1.xml><?xml version="1.0" encoding="utf-8"?>
-<ds:datastoreItem xmlns:ds="http://schemas.openxmlformats.org/officeDocument/2006/customXml" ds:itemID="{7ADB581E-5879-4DDD-88AD-E94D3DF65575}">
+<ds:datastoreItem xmlns:ds="http://schemas.openxmlformats.org/officeDocument/2006/customXml" ds:itemID="{C80FDC1E-AEAD-4C53-B551-73D954C1A7C4}">
   <ds:schemaRefs>
-    <ds:schemaRef ds:uri="http://schemas.openxmlformats.org/officeDocument/2006/bibliography"/>
+    <ds:schemaRef ds:uri="http://schemas.microsoft.com/office/2006/metadata/properties"/>
+    <ds:schemaRef ds:uri="http://schemas.microsoft.com/office/infopath/2007/PartnerControls"/>
+    <ds:schemaRef ds:uri="8ec8bf30-ae84-4ee6-8563-ef353822da9f"/>
+    <ds:schemaRef ds:uri="c00bae5a-3b36-4533-92b3-e4089a8077bd"/>
   </ds:schemaRefs>
 </ds:datastoreItem>
 </file>
 
 <file path=customXml/itemProps2.xml><?xml version="1.0" encoding="utf-8"?>
-<ds:datastoreItem xmlns:ds="http://schemas.openxmlformats.org/officeDocument/2006/customXml" ds:itemID="{50F95D34-3D48-4F65-9662-AFE39A45341E}">
-  <ds:schemaRefs>
-    <ds:schemaRef ds:uri="http://schemas.microsoft.com/sharepoint/v3/contenttype/forms"/>
-  </ds:schemaRefs>
-</ds:datastoreItem>
-</file>
-
-<file path=customXml/itemProps3.xml><?xml version="1.0" encoding="utf-8"?>
 <ds:datastoreItem xmlns:ds="http://schemas.openxmlformats.org/officeDocument/2006/customXml" ds:itemID="{DB525317-5CD9-43DE-B26B-391042689E36}">
   <ds:schemaRefs>
     <ds:schemaRef ds:uri="http://schemas.microsoft.com/office/2006/metadata/contentType"/>
@@ -11799,13 +11803,18 @@
 </ds:datastoreItem>
 </file>
 
+<file path=customXml/itemProps3.xml><?xml version="1.0" encoding="utf-8"?>
+<ds:datastoreItem xmlns:ds="http://schemas.openxmlformats.org/officeDocument/2006/customXml" ds:itemID="{50F95D34-3D48-4F65-9662-AFE39A45341E}">
+  <ds:schemaRefs>
+    <ds:schemaRef ds:uri="http://schemas.microsoft.com/sharepoint/v3/contenttype/forms"/>
+  </ds:schemaRefs>
+</ds:datastoreItem>
+</file>
+
 <file path=customXml/itemProps4.xml><?xml version="1.0" encoding="utf-8"?>
-<ds:datastoreItem xmlns:ds="http://schemas.openxmlformats.org/officeDocument/2006/customXml" ds:itemID="{C80FDC1E-AEAD-4C53-B551-73D954C1A7C4}">
+<ds:datastoreItem xmlns:ds="http://schemas.openxmlformats.org/officeDocument/2006/customXml" ds:itemID="{7ADB581E-5879-4DDD-88AD-E94D3DF65575}">
   <ds:schemaRefs>
-    <ds:schemaRef ds:uri="http://schemas.microsoft.com/office/2006/metadata/properties"/>
-    <ds:schemaRef ds:uri="http://schemas.microsoft.com/office/infopath/2007/PartnerControls"/>
-    <ds:schemaRef ds:uri="8ec8bf30-ae84-4ee6-8563-ef353822da9f"/>
-    <ds:schemaRef ds:uri="c00bae5a-3b36-4533-92b3-e4089a8077bd"/>
+    <ds:schemaRef ds:uri="http://schemas.openxmlformats.org/officeDocument/2006/bibliography"/>
   </ds:schemaRefs>
 </ds:datastoreItem>
 </file>
